--- a/08-传感器电路/01-温度传感器电路/数字温度传感器电路/数字温度传感器电路.docx
+++ b/08-传感器电路/01-温度传感器电路/数字温度传感器电路/数字温度传感器电路.docx
@@ -2574,6 +2574,20 @@
     </w:p>
     <w:bookmarkEnd w:id="26"/>
     <w:bookmarkEnd w:id="27"/>
+    <w:p>
+      <w:pPr>
+        <w:spacing w:before="360"/>
+        <w:jc w:val="center"/>
+      </w:pPr>
+      <w:r>
+        <w:rPr>
+          <w:rFonts w:ascii="Times New Roman" w:hAnsi="Times New Roman"/>
+          <w:color w:val="555555"/>
+          <w:sz w:val="21"/>
+        </w:rPr>
+        <w:t>材料收集者：杜文杰</w:t>
+      </w:r>
+    </w:p>
     <w:sectPr>
       <w:headerReference r:id="rId9" w:type="default"/>
       <w:footerReference r:id="rId10" w:type="default"/>

--- a/08-传感器电路/01-温度传感器电路/数字温度传感器电路/数字温度传感器电路.docx
+++ b/08-传感器电路/01-温度传感器电路/数字温度传感器电路/数字温度传感器电路.docx
@@ -1,6 +1,6 @@
 
 <file path=word/document.xml><?xml version="1.0" encoding="utf-8"?>
-<w:document xmlns:w="http://schemas.openxmlformats.org/wordprocessingml/2006/main" xmlns:m="http://schemas.openxmlformats.org/officeDocument/2006/math" xmlns:r="http://schemas.openxmlformats.org/officeDocument/2006/relationships" xmlns:o="urn:schemas-microsoft-com:office:office" xmlns:v="urn:schemas-microsoft-com:vml" xmlns:w10="urn:schemas-microsoft-com:office:word" xmlns:a="http://schemas.openxmlformats.org/drawingml/2006/main" xmlns:pic="http://schemas.openxmlformats.org/drawingml/2006/picture" xmlns:wp="http://schemas.openxmlformats.org/drawingml/2006/wordprocessingDrawing">
+<w:document xmlns:m="http://schemas.openxmlformats.org/officeDocument/2006/math" xmlns:r="http://schemas.openxmlformats.org/officeDocument/2006/relationships" xmlns:w="http://schemas.openxmlformats.org/wordprocessingml/2006/main" xmlns:o="urn:schemas-microsoft-com:office:office" xmlns:v="urn:schemas-microsoft-com:vml" xmlns:w10="urn:schemas-microsoft-com:office:word" xmlns:a="http://schemas.openxmlformats.org/drawingml/2006/main" xmlns:pic="http://schemas.openxmlformats.org/drawingml/2006/picture" xmlns:wp="http://schemas.openxmlformats.org/drawingml/2006/wordprocessingDrawing">
   <w:body>
     <w:bookmarkStart w:id="27" w:name="数字温度传感器电路"/>
     <w:p>
@@ -9,7 +9,7 @@
       </w:pPr>
       <w:r>
         <w:rPr>
-          <w:rFonts w:hint="eastAsia"/>
+          <w:rFonts w:hint="eastAsia" w:eastAsia="黑体"/>
         </w:rPr>
         <w:t xml:space="preserve">数字温度传感器电路</w:t>
       </w:r>
@@ -21,7 +21,7 @@
       </w:pPr>
       <w:r>
         <w:rPr>
-          <w:rFonts w:hint="eastAsia"/>
+          <w:rFonts w:hint="eastAsia" w:eastAsia="黑体"/>
         </w:rPr>
         <w:t xml:space="preserve">拓扑描述</w:t>
       </w:r>
@@ -32,16 +32,19 @@
       </w:pPr>
       <w:r>
         <w:rPr>
-          <w:rFonts w:hint="eastAsia"/>
+          <w:rFonts w:hint="eastAsia" w:eastAsia="黑体"/>
         </w:rPr>
         <w:t xml:space="preserve">由</w:t>
       </w:r>
       <w:r>
+        <w:rPr>
+          <w:rFonts w:eastAsia="黑体"/>
+        </w:rPr>
         <w:t xml:space="preserve"> </w:t>
       </w:r>
       <w:r>
         <w:rPr>
-          <w:rFonts w:hint="eastAsia"/>
+          <w:rFonts w:hint="eastAsia" w:eastAsia="黑体"/>
           <w:b/>
           <w:bCs/>
         </w:rPr>
@@ -49,22 +52,25 @@
       </w:r>
       <w:r>
         <w:rPr>
-          <w:rFonts w:hint="eastAsia"/>
+          <w:rFonts w:hint="eastAsia" w:eastAsia="黑体"/>
         </w:rPr>
         <w:t xml:space="preserve">（内部集成温度敏感元件、ADC</w:t>
       </w:r>
       <w:r>
+        <w:rPr>
+          <w:rFonts w:eastAsia="黑体"/>
+        </w:rPr>
         <w:t xml:space="preserve"> </w:t>
       </w:r>
       <w:r>
         <w:rPr>
-          <w:rFonts w:hint="eastAsia"/>
+          <w:rFonts w:hint="eastAsia" w:eastAsia="黑体"/>
         </w:rPr>
         <w:t xml:space="preserve">与数字接口）、</w:t>
       </w:r>
       <w:r>
         <w:rPr>
-          <w:rFonts w:hint="eastAsia"/>
+          <w:rFonts w:hint="eastAsia" w:eastAsia="黑体"/>
           <w:b/>
           <w:bCs/>
         </w:rPr>
@@ -72,6 +78,7 @@
       </w:r>
       <w:r>
         <w:rPr>
+          <w:rFonts w:eastAsia="黑体"/>
           <w:b/>
           <w:bCs/>
         </w:rPr>
@@ -93,16 +100,19 @@
       </m:oMath>
       <w:r>
         <w:rPr>
-          <w:rFonts w:hint="eastAsia"/>
+          <w:rFonts w:hint="eastAsia" w:eastAsia="黑体"/>
         </w:rPr>
         <w:t xml:space="preserve">（数据/时钟各一只）与</w:t>
       </w:r>
       <w:r>
+        <w:rPr>
+          <w:rFonts w:eastAsia="黑体"/>
+        </w:rPr>
         <w:t xml:space="preserve"> </w:t>
       </w:r>
       <w:r>
         <w:rPr>
-          <w:rFonts w:hint="eastAsia"/>
+          <w:rFonts w:hint="eastAsia" w:eastAsia="黑体"/>
           <w:b/>
           <w:bCs/>
         </w:rPr>
@@ -110,6 +120,7 @@
       </w:r>
       <w:r>
         <w:rPr>
+          <w:rFonts w:eastAsia="黑体"/>
           <w:b/>
           <w:bCs/>
         </w:rPr>
@@ -121,26 +132,32 @@
         </m:r>
       </m:oMath>
       <w:r>
+        <w:rPr>
+          <w:rFonts w:eastAsia="黑体"/>
+        </w:rPr>
         <w:t xml:space="preserve"> </w:t>
       </w:r>
       <w:r>
         <w:rPr>
-          <w:rFonts w:hint="eastAsia"/>
+          <w:rFonts w:hint="eastAsia" w:eastAsia="黑体"/>
         </w:rPr>
         <w:t xml:space="preserve">组成。电路共有</w:t>
       </w:r>
       <w:r>
+        <w:rPr>
+          <w:rFonts w:eastAsia="黑体"/>
+        </w:rPr>
         <w:t xml:space="preserve"> 4 </w:t>
       </w:r>
       <w:r>
         <w:rPr>
-          <w:rFonts w:hint="eastAsia"/>
+          <w:rFonts w:hint="eastAsia" w:eastAsia="黑体"/>
         </w:rPr>
         <w:t xml:space="preserve">个关键节点：</w:t>
       </w:r>
       <w:r>
         <w:rPr>
-          <w:rFonts w:hint="eastAsia"/>
+          <w:rFonts w:hint="eastAsia" w:eastAsia="黑体"/>
           <w:b/>
           <w:bCs/>
         </w:rPr>
@@ -148,6 +165,7 @@
       </w:r>
       <w:r>
         <w:rPr>
+          <w:rFonts w:eastAsia="黑体"/>
           <w:b/>
           <w:bCs/>
         </w:rPr>
@@ -155,7 +173,7 @@
       </w:r>
       <w:r>
         <w:rPr>
-          <w:rFonts w:hint="eastAsia"/>
+          <w:rFonts w:hint="eastAsia" w:eastAsia="黑体"/>
           <w:b/>
           <w:bCs/>
         </w:rPr>
@@ -163,6 +181,7 @@
       </w:r>
       <w:r>
         <w:rPr>
+          <w:rFonts w:eastAsia="黑体"/>
           <w:b/>
           <w:bCs/>
         </w:rPr>
@@ -170,20 +189,26 @@
       </w:r>
       <w:r>
         <w:rPr>
-          <w:rFonts w:hint="eastAsia"/>
+          <w:rFonts w:hint="eastAsia" w:eastAsia="黑体"/>
         </w:rPr>
         <w:t xml:space="preserve">（芯片</w:t>
       </w:r>
       <w:r>
+        <w:rPr>
+          <w:rFonts w:eastAsia="黑体"/>
+        </w:rPr>
         <w:t xml:space="preserve"> VDD </w:t>
       </w:r>
       <w:r>
         <w:rPr>
-          <w:rFonts w:hint="eastAsia"/>
+          <w:rFonts w:hint="eastAsia" w:eastAsia="黑体"/>
         </w:rPr>
         <w:t xml:space="preserve">脚、各上拉电阻上端与</w:t>
       </w:r>
       <w:r>
+        <w:rPr>
+          <w:rFonts w:eastAsia="黑体"/>
+        </w:rPr>
         <w:t xml:space="preserve"> </w:t>
       </w:r>
       <m:oMath>
@@ -192,26 +217,32 @@
         </m:r>
       </m:oMath>
       <w:r>
+        <w:rPr>
+          <w:rFonts w:eastAsia="黑体"/>
+        </w:rPr>
         <w:t xml:space="preserve"> </w:t>
       </w:r>
       <w:r>
         <w:rPr>
-          <w:rFonts w:hint="eastAsia"/>
+          <w:rFonts w:hint="eastAsia" w:eastAsia="黑体"/>
         </w:rPr>
         <w:t xml:space="preserve">一端接</w:t>
       </w:r>
       <w:r>
+        <w:rPr>
+          <w:rFonts w:eastAsia="黑体"/>
+        </w:rPr>
         <w:t xml:space="preserve"> </w:t>
       </w:r>
       <w:r>
         <w:rPr>
-          <w:rFonts w:hint="eastAsia"/>
+          <w:rFonts w:hint="eastAsia" w:eastAsia="黑体"/>
         </w:rPr>
         <w:t xml:space="preserve">+VDD）；</w:t>
       </w:r>
       <w:r>
         <w:rPr>
-          <w:rFonts w:hint="eastAsia"/>
+          <w:rFonts w:hint="eastAsia" w:eastAsia="黑体"/>
           <w:b/>
           <w:bCs/>
         </w:rPr>
@@ -219,6 +250,7 @@
       </w:r>
       <w:r>
         <w:rPr>
+          <w:rFonts w:eastAsia="黑体"/>
           <w:b/>
           <w:bCs/>
         </w:rPr>
@@ -226,7 +258,7 @@
       </w:r>
       <w:r>
         <w:rPr>
-          <w:rFonts w:hint="eastAsia"/>
+          <w:rFonts w:hint="eastAsia" w:eastAsia="黑体"/>
           <w:b/>
           <w:bCs/>
         </w:rPr>
@@ -234,6 +266,7 @@
       </w:r>
       <w:r>
         <w:rPr>
+          <w:rFonts w:eastAsia="黑体"/>
           <w:b/>
           <w:bCs/>
         </w:rPr>
@@ -241,20 +274,26 @@
       </w:r>
       <w:r>
         <w:rPr>
-          <w:rFonts w:hint="eastAsia"/>
+          <w:rFonts w:hint="eastAsia" w:eastAsia="黑体"/>
         </w:rPr>
         <w:t xml:space="preserve">（芯片</w:t>
       </w:r>
       <w:r>
+        <w:rPr>
+          <w:rFonts w:eastAsia="黑体"/>
+        </w:rPr>
         <w:t xml:space="preserve"> GND </w:t>
       </w:r>
       <w:r>
         <w:rPr>
-          <w:rFonts w:hint="eastAsia"/>
+          <w:rFonts w:hint="eastAsia" w:eastAsia="黑体"/>
         </w:rPr>
         <w:t xml:space="preserve">脚与</w:t>
       </w:r>
       <w:r>
+        <w:rPr>
+          <w:rFonts w:eastAsia="黑体"/>
+        </w:rPr>
         <w:t xml:space="preserve"> </w:t>
       </w:r>
       <m:oMath>
@@ -263,17 +302,20 @@
         </m:r>
       </m:oMath>
       <w:r>
+        <w:rPr>
+          <w:rFonts w:eastAsia="黑体"/>
+        </w:rPr>
         <w:t xml:space="preserve"> </w:t>
       </w:r>
       <w:r>
         <w:rPr>
-          <w:rFonts w:hint="eastAsia"/>
+          <w:rFonts w:hint="eastAsia" w:eastAsia="黑体"/>
         </w:rPr>
         <w:t xml:space="preserve">另一端接地）；</w:t>
       </w:r>
       <w:r>
         <w:rPr>
-          <w:rFonts w:hint="eastAsia"/>
+          <w:rFonts w:hint="eastAsia" w:eastAsia="黑体"/>
           <w:b/>
           <w:bCs/>
         </w:rPr>
@@ -281,6 +323,7 @@
       </w:r>
       <w:r>
         <w:rPr>
+          <w:rFonts w:eastAsia="黑体"/>
           <w:b/>
           <w:bCs/>
         </w:rPr>
@@ -288,7 +331,7 @@
       </w:r>
       <w:r>
         <w:rPr>
-          <w:rFonts w:hint="eastAsia"/>
+          <w:rFonts w:hint="eastAsia" w:eastAsia="黑体"/>
           <w:b/>
           <w:bCs/>
         </w:rPr>
@@ -296,6 +339,7 @@
       </w:r>
       <w:r>
         <w:rPr>
+          <w:rFonts w:eastAsia="黑体"/>
           <w:b/>
           <w:bCs/>
         </w:rPr>
@@ -303,22 +347,25 @@
       </w:r>
       <w:r>
         <w:rPr>
-          <w:rFonts w:hint="eastAsia"/>
+          <w:rFonts w:hint="eastAsia" w:eastAsia="黑体"/>
         </w:rPr>
         <w:t xml:space="preserve">（芯片数据脚、SDA</w:t>
       </w:r>
       <w:r>
+        <w:rPr>
+          <w:rFonts w:eastAsia="黑体"/>
+        </w:rPr>
         <w:t xml:space="preserve"> </w:t>
       </w:r>
       <w:r>
         <w:rPr>
-          <w:rFonts w:hint="eastAsia"/>
+          <w:rFonts w:hint="eastAsia" w:eastAsia="黑体"/>
         </w:rPr>
         <w:t xml:space="preserve">上拉电阻下端与主控数据端相连）；</w:t>
       </w:r>
       <w:r>
         <w:rPr>
-          <w:rFonts w:hint="eastAsia"/>
+          <w:rFonts w:hint="eastAsia" w:eastAsia="黑体"/>
           <w:b/>
           <w:bCs/>
         </w:rPr>
@@ -326,6 +373,7 @@
       </w:r>
       <w:r>
         <w:rPr>
+          <w:rFonts w:eastAsia="黑体"/>
           <w:b/>
           <w:bCs/>
         </w:rPr>
@@ -333,7 +381,7 @@
       </w:r>
       <w:r>
         <w:rPr>
-          <w:rFonts w:hint="eastAsia"/>
+          <w:rFonts w:hint="eastAsia" w:eastAsia="黑体"/>
           <w:b/>
           <w:bCs/>
         </w:rPr>
@@ -341,6 +389,7 @@
       </w:r>
       <w:r>
         <w:rPr>
+          <w:rFonts w:eastAsia="黑体"/>
           <w:b/>
           <w:bCs/>
         </w:rPr>
@@ -348,25 +397,31 @@
       </w:r>
       <w:r>
         <w:rPr>
-          <w:rFonts w:hint="eastAsia"/>
+          <w:rFonts w:hint="eastAsia" w:eastAsia="黑体"/>
         </w:rPr>
         <w:t xml:space="preserve">（芯片时钟脚、SCL</w:t>
       </w:r>
       <w:r>
+        <w:rPr>
+          <w:rFonts w:eastAsia="黑体"/>
+        </w:rPr>
         <w:t xml:space="preserve"> </w:t>
       </w:r>
       <w:r>
         <w:rPr>
-          <w:rFonts w:hint="eastAsia"/>
+          <w:rFonts w:hint="eastAsia" w:eastAsia="黑体"/>
         </w:rPr>
         <w:t xml:space="preserve">上拉电阻下端与主控时钟端相连；若为</w:t>
       </w:r>
       <w:r>
+        <w:rPr>
+          <w:rFonts w:eastAsia="黑体"/>
+        </w:rPr>
         <w:t xml:space="preserve"> 1-Wire </w:t>
       </w:r>
       <w:r>
         <w:rPr>
-          <w:rFonts w:hint="eastAsia"/>
+          <w:rFonts w:hint="eastAsia" w:eastAsia="黑体"/>
         </w:rPr>
         <w:t xml:space="preserve">单总线则数据与时钟共用一根并配一只强上拉）。</w:t>
       </w:r>
@@ -375,13 +430,13 @@
       <w:pPr/>
       <w:r>
         <w:rPr>
-          <w:rFonts w:hint="eastAsia"/>
+          <w:rFonts w:hint="eastAsia" w:eastAsia="黑体"/>
         </w:rPr>
         <w:t xml:space="preserve">各元件管脚连接：</w:t>
       </w:r>
       <w:r>
         <w:rPr>
-          <w:rFonts w:hint="eastAsia"/>
+          <w:rFonts w:hint="eastAsia" w:eastAsia="黑体"/>
           <w:b/>
           <w:bCs/>
         </w:rPr>
@@ -389,43 +444,55 @@
       </w:r>
       <w:r>
         <w:rPr>
-          <w:rFonts w:hint="eastAsia"/>
+          <w:rFonts w:hint="eastAsia" w:eastAsia="黑体"/>
         </w:rPr>
         <w:t xml:space="preserve">的</w:t>
       </w:r>
       <w:r>
+        <w:rPr>
+          <w:rFonts w:eastAsia="黑体"/>
+        </w:rPr>
         <w:t xml:space="preserve"> VDD </w:t>
       </w:r>
       <w:r>
         <w:rPr>
-          <w:rFonts w:hint="eastAsia"/>
+          <w:rFonts w:hint="eastAsia" w:eastAsia="黑体"/>
         </w:rPr>
         <w:t xml:space="preserve">接节点①、GND</w:t>
       </w:r>
       <w:r>
+        <w:rPr>
+          <w:rFonts w:eastAsia="黑体"/>
+        </w:rPr>
         <w:t xml:space="preserve"> </w:t>
       </w:r>
       <w:r>
         <w:rPr>
-          <w:rFonts w:hint="eastAsia"/>
+          <w:rFonts w:hint="eastAsia" w:eastAsia="黑体"/>
         </w:rPr>
         <w:t xml:space="preserve">接节点②、SCL</w:t>
       </w:r>
       <w:r>
+        <w:rPr>
+          <w:rFonts w:eastAsia="黑体"/>
+        </w:rPr>
         <w:t xml:space="preserve"> </w:t>
       </w:r>
       <w:r>
         <w:rPr>
-          <w:rFonts w:hint="eastAsia"/>
+          <w:rFonts w:hint="eastAsia" w:eastAsia="黑体"/>
         </w:rPr>
         <w:t xml:space="preserve">接节点④、SDA</w:t>
       </w:r>
       <w:r>
+        <w:rPr>
+          <w:rFonts w:eastAsia="黑体"/>
+        </w:rPr>
         <w:t xml:space="preserve"> </w:t>
       </w:r>
       <w:r>
         <w:rPr>
-          <w:rFonts w:hint="eastAsia"/>
+          <w:rFonts w:hint="eastAsia" w:eastAsia="黑体"/>
         </w:rPr>
         <w:t xml:space="preserve">接节点③；</w:t>
       </w:r>
@@ -445,18 +512,21 @@
       </m:oMath>
       <w:r>
         <w:rPr>
-          <w:rFonts w:hint="eastAsia"/>
+          <w:rFonts w:hint="eastAsia" w:eastAsia="黑体"/>
           <w:b/>
           <w:bCs/>
         </w:rPr>
         <w:t xml:space="preserve">（SDA）</w:t>
       </w:r>
       <w:r>
+        <w:rPr>
+          <w:rFonts w:eastAsia="黑体"/>
+        </w:rPr>
         <w:t xml:space="preserve"> </w:t>
       </w:r>
       <w:r>
         <w:rPr>
-          <w:rFonts w:hint="eastAsia"/>
+          <w:rFonts w:hint="eastAsia" w:eastAsia="黑体"/>
         </w:rPr>
         <w:t xml:space="preserve">一端接节点①、另一端接节点③；</w:t>
       </w:r>
@@ -476,24 +546,27 @@
       </m:oMath>
       <w:r>
         <w:rPr>
-          <w:rFonts w:hint="eastAsia"/>
+          <w:rFonts w:hint="eastAsia" w:eastAsia="黑体"/>
           <w:b/>
           <w:bCs/>
         </w:rPr>
         <w:t xml:space="preserve">（SCL）</w:t>
       </w:r>
       <w:r>
+        <w:rPr>
+          <w:rFonts w:eastAsia="黑体"/>
+        </w:rPr>
         <w:t xml:space="preserve"> </w:t>
       </w:r>
       <w:r>
         <w:rPr>
-          <w:rFonts w:hint="eastAsia"/>
+          <w:rFonts w:hint="eastAsia" w:eastAsia="黑体"/>
         </w:rPr>
         <w:t xml:space="preserve">一端接节点①、另一端接节点④；</w:t>
       </w:r>
       <w:r>
         <w:rPr>
-          <w:rFonts w:hint="eastAsia"/>
+          <w:rFonts w:hint="eastAsia" w:eastAsia="黑体"/>
           <w:b/>
           <w:bCs/>
         </w:rPr>
@@ -501,6 +574,7 @@
       </w:r>
       <w:r>
         <w:rPr>
+          <w:rFonts w:eastAsia="黑体"/>
           <w:b/>
           <w:bCs/>
         </w:rPr>
@@ -512,11 +586,14 @@
         </m:r>
       </m:oMath>
       <w:r>
+        <w:rPr>
+          <w:rFonts w:eastAsia="黑体"/>
+        </w:rPr>
         <w:t xml:space="preserve"> </w:t>
       </w:r>
       <w:r>
         <w:rPr>
-          <w:rFonts w:hint="eastAsia"/>
+          <w:rFonts w:hint="eastAsia" w:eastAsia="黑体"/>
         </w:rPr>
         <w:t xml:space="preserve">一端接节点①、另一端接节点②。</w:t>
       </w:r>
@@ -525,34 +602,43 @@
       <w:pPr/>
       <w:r>
         <w:rPr>
-          <w:rFonts w:hint="eastAsia"/>
+          <w:rFonts w:hint="eastAsia" w:eastAsia="黑体"/>
         </w:rPr>
         <w:t xml:space="preserve">由此构成单芯片数字测温组态，感温、ADC</w:t>
       </w:r>
       <w:r>
+        <w:rPr>
+          <w:rFonts w:eastAsia="黑体"/>
+        </w:rPr>
         <w:t xml:space="preserve"> </w:t>
       </w:r>
       <w:r>
         <w:rPr>
-          <w:rFonts w:hint="eastAsia"/>
+          <w:rFonts w:hint="eastAsia" w:eastAsia="黑体"/>
         </w:rPr>
         <w:t xml:space="preserve">量化与校准全部在片内完成，通过</w:t>
       </w:r>
       <w:r>
+        <w:rPr>
+          <w:rFonts w:eastAsia="黑体"/>
+        </w:rPr>
         <w:t xml:space="preserve"> </w:t>
       </w:r>
       <w:r>
         <w:rPr>
-          <w:rFonts w:hint="eastAsia"/>
+          <w:rFonts w:hint="eastAsia" w:eastAsia="黑体"/>
         </w:rPr>
         <w:t xml:space="preserve">I²C（或</w:t>
       </w:r>
       <w:r>
+        <w:rPr>
+          <w:rFonts w:eastAsia="黑体"/>
+        </w:rPr>
         <w:t xml:space="preserve"> </w:t>
       </w:r>
       <w:r>
         <w:rPr>
-          <w:rFonts w:hint="eastAsia"/>
+          <w:rFonts w:hint="eastAsia" w:eastAsia="黑体"/>
         </w:rPr>
         <w:t xml:space="preserve">SPI/1-Wire）串行总线直接输出温度数字码，外部只需供电、上拉与去耦，无需运放调理。</w:t>
       </w:r>
@@ -565,7 +651,7 @@
       </w:pPr>
       <w:r>
         <w:rPr>
-          <w:rFonts w:hint="eastAsia"/>
+          <w:rFonts w:hint="eastAsia" w:eastAsia="黑体"/>
         </w:rPr>
         <w:t xml:space="preserve">工作原理</w:t>
       </w:r>
@@ -576,25 +662,31 @@
       </w:pPr>
       <w:r>
         <w:rPr>
-          <w:rFonts w:hint="eastAsia"/>
+          <w:rFonts w:hint="eastAsia" w:eastAsia="黑体"/>
         </w:rPr>
         <w:t xml:space="preserve">芯片内部的温度敏感单元（如基于</w:t>
       </w:r>
       <w:r>
+        <w:rPr>
+          <w:rFonts w:eastAsia="黑体"/>
+        </w:rPr>
         <w:t xml:space="preserve"> PN </w:t>
       </w:r>
       <w:r>
         <w:rPr>
-          <w:rFonts w:hint="eastAsia"/>
+          <w:rFonts w:hint="eastAsia" w:eastAsia="黑体"/>
         </w:rPr>
         <w:t xml:space="preserve">结或迟延线）把温度量转为模拟电压/频率，再经片内</w:t>
       </w:r>
       <w:r>
+        <w:rPr>
+          <w:rFonts w:eastAsia="黑体"/>
+        </w:rPr>
         <w:t xml:space="preserve"> ADC </w:t>
       </w:r>
       <w:r>
         <w:rPr>
-          <w:rFonts w:hint="eastAsia"/>
+          <w:rFonts w:hint="eastAsia" w:eastAsia="黑体"/>
         </w:rPr>
         <w:t xml:space="preserve">量化为二进制数字，最后按协议时钟由串行总线读回主控。信号链路全程在片内完成，抗干扰好、精度由芯片决定。</w:t>
       </w:r>
@@ -607,7 +699,7 @@
       </w:pPr>
       <w:r>
         <w:rPr>
-          <w:rFonts w:hint="eastAsia"/>
+          <w:rFonts w:hint="eastAsia" w:eastAsia="黑体"/>
         </w:rPr>
         <w:t xml:space="preserve">关键计算公式</w:t>
       </w:r>
@@ -621,25 +713,31 @@
       </w:pPr>
       <w:r>
         <w:rPr>
-          <w:rFonts w:hint="eastAsia"/>
+          <w:rFonts w:hint="eastAsia" w:eastAsia="黑体"/>
         </w:rPr>
         <w:t xml:space="preserve">数字量转换为摄氏温度（以</w:t>
       </w:r>
       <w:r>
+        <w:rPr>
+          <w:rFonts w:eastAsia="黑体"/>
+        </w:rPr>
         <w:t xml:space="preserve"> 12 </w:t>
       </w:r>
       <w:r>
         <w:rPr>
-          <w:rFonts w:hint="eastAsia"/>
+          <w:rFonts w:hint="eastAsia" w:eastAsia="黑体"/>
         </w:rPr>
         <w:t xml:space="preserve">位、0.0625</w:t>
       </w:r>
       <w:r>
+        <w:rPr>
+          <w:rFonts w:eastAsia="黑体"/>
+        </w:rPr>
         <w:t xml:space="preserve"> °C/LSB </w:t>
       </w:r>
       <w:r>
         <w:rPr>
-          <w:rFonts w:hint="eastAsia"/>
+          <w:rFonts w:hint="eastAsia" w:eastAsia="黑体"/>
         </w:rPr>
         <w:t xml:space="preserve">为例）：</w:t>
       </w:r>
@@ -699,16 +797,19 @@
       </w:pPr>
       <w:r>
         <w:rPr>
-          <w:rFonts w:hint="eastAsia"/>
+          <w:rFonts w:hint="eastAsia" w:eastAsia="黑体"/>
         </w:rPr>
         <w:t xml:space="preserve">分辨率（LSB</w:t>
       </w:r>
       <w:r>
+        <w:rPr>
+          <w:rFonts w:eastAsia="黑体"/>
+        </w:rPr>
         <w:t xml:space="preserve"> </w:t>
       </w:r>
       <w:r>
         <w:rPr>
-          <w:rFonts w:hint="eastAsia"/>
+          <w:rFonts w:hint="eastAsia" w:eastAsia="黑体"/>
         </w:rPr>
         <w:t xml:space="preserve">对应的温度步长）：</w:t>
       </w:r>
@@ -777,7 +878,7 @@
       </w:pPr>
       <w:r>
         <w:rPr>
-          <w:rFonts w:hint="eastAsia"/>
+          <w:rFonts w:hint="eastAsia" w:eastAsia="黑体"/>
         </w:rPr>
         <w:t xml:space="preserve">传感器供电去耦电容转折频率（估算）：</w:t>
       </w:r>
@@ -845,11 +946,14 @@
         </w:numPr>
       </w:pPr>
       <w:r>
+        <w:rPr>
+          <w:rFonts w:eastAsia="黑体"/>
+        </w:rPr>
         <w:t xml:space="preserve">I²C </w:t>
       </w:r>
       <w:r>
         <w:rPr>
-          <w:rFonts w:hint="eastAsia"/>
+          <w:rFonts w:hint="eastAsia" w:eastAsia="黑体"/>
         </w:rPr>
         <w:t xml:space="preserve">上拉电阻取值范围（兼顾速率与功耗）：</w:t>
       </w:r>
@@ -979,7 +1083,7 @@
             </w:pPr>
             <w:r>
               <w:rPr>
-                <w:rFonts w:hint="eastAsia"/>
+                <w:rFonts w:hint="eastAsia" w:eastAsia="黑体"/>
               </w:rPr>
               <w:t xml:space="preserve">符号</w:t>
             </w:r>
@@ -993,7 +1097,7 @@
             </w:pPr>
             <w:r>
               <w:rPr>
-                <w:rFonts w:hint="eastAsia"/>
+                <w:rFonts w:hint="eastAsia" w:eastAsia="黑体"/>
               </w:rPr>
               <w:t xml:space="preserve">含义</w:t>
             </w:r>
@@ -1007,7 +1111,7 @@
             </w:pPr>
             <w:r>
               <w:rPr>
-                <w:rFonts w:hint="eastAsia"/>
+                <w:rFonts w:hint="eastAsia" w:eastAsia="黑体"/>
               </w:rPr>
               <w:t xml:space="preserve">单位</w:t>
             </w:r>
@@ -1027,6 +1131,9 @@
               </m:r>
             </m:oMath>
             <w:r>
+              <w:rPr>
+                <w:rFonts w:eastAsia="黑体"/>
+              </w:rPr>
               <w:t xml:space="preserve">​</w:t>
             </w:r>
           </w:p>
@@ -1039,7 +1146,7 @@
             </w:pPr>
             <w:r>
               <w:rPr>
-                <w:rFonts w:hint="eastAsia"/>
+                <w:rFonts w:hint="eastAsia" w:eastAsia="黑体"/>
               </w:rPr>
               <w:t xml:space="preserve">摄氏温度</w:t>
             </w:r>
@@ -1052,6 +1159,9 @@
               <w:pStyle w:val="Compact"/>
             </w:pPr>
             <w:r>
+              <w:rPr>
+                <w:rFonts w:eastAsia="黑体"/>
+              </w:rPr>
               <w:t xml:space="preserve">°C</w:t>
             </w:r>
           </w:p>
@@ -1079,6 +1189,9 @@
               </m:r>
             </m:oMath>
             <w:r>
+              <w:rPr>
+                <w:rFonts w:eastAsia="黑体"/>
+              </w:rPr>
               <w:t xml:space="preserve">​</w:t>
             </w:r>
           </w:p>
@@ -1091,7 +1204,7 @@
             </w:pPr>
             <w:r>
               <w:rPr>
-                <w:rFonts w:hint="eastAsia"/>
+                <w:rFonts w:hint="eastAsia" w:eastAsia="黑体"/>
               </w:rPr>
               <w:t xml:space="preserve">传感器输出的二进制温度码</w:t>
             </w:r>
@@ -1104,6 +1217,9 @@
               <w:pStyle w:val="Compact"/>
             </w:pPr>
             <w:r>
+              <w:rPr>
+                <w:rFonts w:eastAsia="黑体"/>
+              </w:rPr>
               <w:t xml:space="preserve">—</w:t>
             </w:r>
           </w:p>
@@ -1128,6 +1244,9 @@
               </m:r>
             </m:oMath>
             <w:r>
+              <w:rPr>
+                <w:rFonts w:eastAsia="黑体"/>
+              </w:rPr>
               <w:t xml:space="preserve">​</w:t>
             </w:r>
           </w:p>
@@ -1140,7 +1259,7 @@
             </w:pPr>
             <w:r>
               <w:rPr>
-                <w:rFonts w:hint="eastAsia"/>
+                <w:rFonts w:hint="eastAsia" w:eastAsia="黑体"/>
               </w:rPr>
               <w:t xml:space="preserve">最小分辨的温度步长</w:t>
             </w:r>
@@ -1153,6 +1272,9 @@
               <w:pStyle w:val="Compact"/>
             </w:pPr>
             <w:r>
+              <w:rPr>
+                <w:rFonts w:eastAsia="黑体"/>
+              </w:rPr>
               <w:t xml:space="preserve">°C</w:t>
             </w:r>
           </w:p>
@@ -1174,6 +1296,9 @@
               </m:r>
             </m:oMath>
             <w:r>
+              <w:rPr>
+                <w:rFonts w:eastAsia="黑体"/>
+              </w:rPr>
               <w:t xml:space="preserve">​</w:t>
             </w:r>
           </w:p>
@@ -1186,7 +1311,7 @@
             </w:pPr>
             <w:r>
               <w:rPr>
-                <w:rFonts w:hint="eastAsia"/>
+                <w:rFonts w:hint="eastAsia" w:eastAsia="黑体"/>
               </w:rPr>
               <w:t xml:space="preserve">传感器满量程温度范围</w:t>
             </w:r>
@@ -1199,6 +1324,9 @@
               <w:pStyle w:val="Compact"/>
             </w:pPr>
             <w:r>
+              <w:rPr>
+                <w:rFonts w:eastAsia="黑体"/>
+              </w:rPr>
               <w:t xml:space="preserve">°C</w:t>
             </w:r>
           </w:p>
@@ -1217,6 +1345,9 @@
               </m:r>
             </m:oMath>
             <w:r>
+              <w:rPr>
+                <w:rFonts w:eastAsia="黑体"/>
+              </w:rPr>
               <w:t xml:space="preserve">​</w:t>
             </w:r>
           </w:p>
@@ -1228,11 +1359,14 @@
               <w:pStyle w:val="Compact"/>
             </w:pPr>
             <w:r>
+              <w:rPr>
+                <w:rFonts w:eastAsia="黑体"/>
+              </w:rPr>
               <w:t xml:space="preserve">ADC </w:t>
             </w:r>
             <w:r>
               <w:rPr>
-                <w:rFonts w:hint="eastAsia"/>
+                <w:rFonts w:hint="eastAsia" w:eastAsia="黑体"/>
               </w:rPr>
               <w:t xml:space="preserve">位数</w:t>
             </w:r>
@@ -1245,6 +1379,9 @@
               <w:pStyle w:val="Compact"/>
             </w:pPr>
             <w:r>
+              <w:rPr>
+                <w:rFonts w:eastAsia="黑体"/>
+              </w:rPr>
               <w:t xml:space="preserve">bit</w:t>
             </w:r>
           </w:p>
@@ -1275,6 +1412,9 @@
               </m:sSub>
             </m:oMath>
             <w:r>
+              <w:rPr>
+                <w:rFonts w:eastAsia="黑体"/>
+              </w:rPr>
               <w:t xml:space="preserve">​</w:t>
             </w:r>
           </w:p>
@@ -1286,11 +1426,14 @@
               <w:pStyle w:val="Compact"/>
             </w:pPr>
             <w:r>
+              <w:rPr>
+                <w:rFonts w:eastAsia="黑体"/>
+              </w:rPr>
               <w:t xml:space="preserve">I²C </w:t>
             </w:r>
             <w:r>
               <w:rPr>
-                <w:rFonts w:hint="eastAsia"/>
+                <w:rFonts w:hint="eastAsia" w:eastAsia="黑体"/>
               </w:rPr>
               <w:t xml:space="preserve">上拉电阻</w:t>
             </w:r>
@@ -1303,6 +1446,9 @@
               <w:pStyle w:val="Compact"/>
             </w:pPr>
             <w:r>
+              <w:rPr>
+                <w:rFonts w:eastAsia="黑体"/>
+              </w:rPr>
               <w:t xml:space="preserve">Ω</w:t>
             </w:r>
           </w:p>
@@ -1333,6 +1479,9 @@
               </m:sSub>
             </m:oMath>
             <w:r>
+              <w:rPr>
+                <w:rFonts w:eastAsia="黑体"/>
+              </w:rPr>
               <w:t xml:space="preserve">​</w:t>
             </w:r>
           </w:p>
@@ -1345,7 +1494,7 @@
             </w:pPr>
             <w:r>
               <w:rPr>
-                <w:rFonts w:hint="eastAsia"/>
+                <w:rFonts w:hint="eastAsia" w:eastAsia="黑体"/>
               </w:rPr>
               <w:t xml:space="preserve">漏极开路灌电流</w:t>
             </w:r>
@@ -1358,6 +1507,9 @@
               <w:pStyle w:val="Compact"/>
             </w:pPr>
             <w:r>
+              <w:rPr>
+                <w:rFonts w:eastAsia="黑体"/>
+              </w:rPr>
               <w:t xml:space="preserve">A</w:t>
             </w:r>
           </w:p>
@@ -1372,7 +1524,7 @@
       </w:pPr>
       <w:r>
         <w:rPr>
-          <w:rFonts w:hint="eastAsia"/>
+          <w:rFonts w:hint="eastAsia" w:eastAsia="黑体"/>
         </w:rPr>
         <w:t xml:space="preserve">元件调整影响</w:t>
       </w:r>
@@ -1387,7 +1539,7 @@
       </w:pPr>
       <w:r>
         <w:rPr>
-          <w:rFonts w:hint="eastAsia"/>
+          <w:rFonts w:hint="eastAsia" w:eastAsia="黑体"/>
           <w:b/>
           <w:bCs/>
         </w:rPr>
@@ -1395,6 +1547,7 @@
       </w:r>
       <w:r>
         <w:rPr>
+          <w:rFonts w:eastAsia="黑体"/>
           <w:b/>
           <w:bCs/>
         </w:rPr>
@@ -1402,19 +1555,28 @@
       </w:r>
       <w:r>
         <w:rPr>
-          <w:rFonts w:hint="eastAsia"/>
+          <w:rFonts w:hint="eastAsia" w:eastAsia="黑体"/>
           <w:b/>
           <w:bCs/>
         </w:rPr>
         <w:t xml:space="preserve">增大</w:t>
       </w:r>
       <w:r>
+        <w:rPr>
+          <w:rFonts w:eastAsia="黑体"/>
+        </w:rPr>
         <w:t xml:space="preserve"> </w:t>
       </w:r>
       <w:r>
+        <w:rPr>
+          <w:rFonts w:eastAsia="黑体"/>
+        </w:rPr>
         <w:t xml:space="preserve">→</w:t>
       </w:r>
       <w:r>
+        <w:rPr>
+          <w:rFonts w:eastAsia="黑体"/>
+        </w:rPr>
         <w:t xml:space="preserve"> </w:t>
       </w:r>
       <m:oMath>
@@ -1429,11 +1591,14 @@
         </m:r>
       </m:oMath>
       <w:r>
+        <w:rPr>
+          <w:rFonts w:eastAsia="黑体"/>
+        </w:rPr>
         <w:t xml:space="preserve"> </w:t>
       </w:r>
       <w:r>
         <w:rPr>
-          <w:rFonts w:hint="eastAsia"/>
+          <w:rFonts w:hint="eastAsia" w:eastAsia="黑体"/>
         </w:rPr>
         <w:t xml:space="preserve">变小，测温更精细，但单次转换时间变长、</w:t>
       </w:r>
@@ -1452,11 +1617,14 @@
         </m:r>
       </m:oMath>
       <w:r>
+        <w:rPr>
+          <w:rFonts w:eastAsia="黑体"/>
+        </w:rPr>
         <w:t xml:space="preserve"> </w:t>
       </w:r>
       <w:r>
         <w:rPr>
-          <w:rFonts w:hint="eastAsia"/>
+          <w:rFonts w:hint="eastAsia" w:eastAsia="黑体"/>
         </w:rPr>
         <w:t xml:space="preserve">数值范围变大。</w:t>
       </w:r>
@@ -1471,7 +1639,7 @@
       </w:pPr>
       <w:r>
         <w:rPr>
-          <w:rFonts w:hint="eastAsia"/>
+          <w:rFonts w:hint="eastAsia" w:eastAsia="黑体"/>
           <w:b/>
           <w:bCs/>
         </w:rPr>
@@ -1479,6 +1647,7 @@
       </w:r>
       <w:r>
         <w:rPr>
+          <w:rFonts w:eastAsia="黑体"/>
           <w:b/>
           <w:bCs/>
         </w:rPr>
@@ -1494,6 +1663,7 @@
       </m:oMath>
       <w:r>
         <w:rPr>
+          <w:rFonts w:eastAsia="黑体"/>
           <w:b/>
           <w:bCs/>
         </w:rPr>
@@ -1501,7 +1671,7 @@
       </w:r>
       <w:r>
         <w:rPr>
-          <w:rFonts w:hint="eastAsia"/>
+          <w:rFonts w:hint="eastAsia" w:eastAsia="黑体"/>
           <w:b/>
           <w:bCs/>
         </w:rPr>
@@ -1509,6 +1679,7 @@
       </w:r>
       <w:r>
         <w:rPr>
+          <w:rFonts w:eastAsia="黑体"/>
           <w:b/>
           <w:bCs/>
         </w:rPr>
@@ -1516,25 +1687,34 @@
       </w:r>
       <w:r>
         <w:rPr>
-          <w:rFonts w:hint="eastAsia"/>
+          <w:rFonts w:hint="eastAsia" w:eastAsia="黑体"/>
           <w:b/>
           <w:bCs/>
         </w:rPr>
         <w:t xml:space="preserve">增大</w:t>
       </w:r>
       <w:r>
+        <w:rPr>
+          <w:rFonts w:eastAsia="黑体"/>
+        </w:rPr>
         <w:t xml:space="preserve"> </w:t>
       </w:r>
       <w:r>
+        <w:rPr>
+          <w:rFonts w:eastAsia="黑体"/>
+        </w:rPr>
         <w:t xml:space="preserve">→ </w:t>
       </w:r>
       <w:r>
         <w:rPr>
-          <w:rFonts w:hint="eastAsia"/>
+          <w:rFonts w:hint="eastAsia" w:eastAsia="黑体"/>
         </w:rPr>
         <w:t xml:space="preserve">由</w:t>
       </w:r>
       <w:r>
+        <w:rPr>
+          <w:rFonts w:eastAsia="黑体"/>
+        </w:rPr>
         <w:t xml:space="preserve"> </w:t>
       </w:r>
       <m:oMath>
@@ -1580,11 +1760,14 @@
       </m:oMath>
       <w:r>
         <w:rPr>
-          <w:rFonts w:hint="eastAsia"/>
+          <w:rFonts w:hint="eastAsia" w:eastAsia="黑体"/>
         </w:rPr>
         <w:t xml:space="preserve">，最小温步按</w:t>
       </w:r>
       <w:r>
+        <w:rPr>
+          <w:rFonts w:eastAsia="黑体"/>
+        </w:rPr>
         <w:t xml:space="preserve"> </w:t>
       </w:r>
       <m:oMath>
@@ -1602,11 +1785,14 @@
         </m:sSup>
       </m:oMath>
       <w:r>
+        <w:rPr>
+          <w:rFonts w:eastAsia="黑体"/>
+        </w:rPr>
         <w:t xml:space="preserve"> </w:t>
       </w:r>
       <w:r>
         <w:rPr>
-          <w:rFonts w:hint="eastAsia"/>
+          <w:rFonts w:hint="eastAsia" w:eastAsia="黑体"/>
         </w:rPr>
         <w:t xml:space="preserve">反比缩小。</w:t>
       </w:r>
@@ -1621,7 +1807,7 @@
       </w:pPr>
       <w:r>
         <w:rPr>
-          <w:rFonts w:hint="eastAsia"/>
+          <w:rFonts w:hint="eastAsia" w:eastAsia="黑体"/>
           <w:b/>
           <w:bCs/>
         </w:rPr>
@@ -1629,6 +1815,7 @@
       </w:r>
       <w:r>
         <w:rPr>
+          <w:rFonts w:eastAsia="黑体"/>
           <w:b/>
           <w:bCs/>
         </w:rPr>
@@ -1653,6 +1840,7 @@
       </m:oMath>
       <w:r>
         <w:rPr>
+          <w:rFonts w:eastAsia="黑体"/>
           <w:b/>
           <w:bCs/>
         </w:rPr>
@@ -1660,21 +1848,27 @@
       </w:r>
       <w:r>
         <w:rPr>
-          <w:rFonts w:hint="eastAsia"/>
+          <w:rFonts w:hint="eastAsia" w:eastAsia="黑体"/>
           <w:b/>
           <w:bCs/>
         </w:rPr>
         <w:t xml:space="preserve">增大</w:t>
       </w:r>
       <w:r>
+        <w:rPr>
+          <w:rFonts w:eastAsia="黑体"/>
+        </w:rPr>
         <w:t xml:space="preserve"> </w:t>
       </w:r>
       <w:r>
+        <w:rPr>
+          <w:rFonts w:eastAsia="黑体"/>
+        </w:rPr>
         <w:t xml:space="preserve">→ </w:t>
       </w:r>
       <w:r>
         <w:rPr>
-          <w:rFonts w:hint="eastAsia"/>
+          <w:rFonts w:hint="eastAsia" w:eastAsia="黑体"/>
         </w:rPr>
         <w:t xml:space="preserve">总线上升沿变慢、最高通信速率下降、动态功耗下降；</w:t>
       </w:r>
@@ -1697,6 +1891,7 @@
       </m:oMath>
       <w:r>
         <w:rPr>
+          <w:rFonts w:eastAsia="黑体"/>
           <w:b/>
           <w:bCs/>
         </w:rPr>
@@ -1704,21 +1899,27 @@
       </w:r>
       <w:r>
         <w:rPr>
-          <w:rFonts w:hint="eastAsia"/>
+          <w:rFonts w:hint="eastAsia" w:eastAsia="黑体"/>
           <w:b/>
           <w:bCs/>
         </w:rPr>
         <w:t xml:space="preserve">减小</w:t>
       </w:r>
       <w:r>
+        <w:rPr>
+          <w:rFonts w:eastAsia="黑体"/>
+        </w:rPr>
         <w:t xml:space="preserve"> </w:t>
       </w:r>
       <w:r>
+        <w:rPr>
+          <w:rFonts w:eastAsia="黑体"/>
+        </w:rPr>
         <w:t xml:space="preserve">→ </w:t>
       </w:r>
       <w:r>
         <w:rPr>
-          <w:rFonts w:hint="eastAsia"/>
+          <w:rFonts w:hint="eastAsia" w:eastAsia="黑体"/>
         </w:rPr>
         <w:t xml:space="preserve">速率与抗干扰提高，但灌电流增加、功耗上升。</w:t>
       </w:r>
@@ -1733,7 +1934,7 @@
       </w:pPr>
       <w:r>
         <w:rPr>
-          <w:rFonts w:hint="eastAsia"/>
+          <w:rFonts w:hint="eastAsia" w:eastAsia="黑体"/>
           <w:b/>
           <w:bCs/>
         </w:rPr>
@@ -1741,6 +1942,7 @@
       </w:r>
       <w:r>
         <w:rPr>
+          <w:rFonts w:eastAsia="黑体"/>
           <w:b/>
           <w:bCs/>
         </w:rPr>
@@ -1748,21 +1950,27 @@
       </w:r>
       <w:r>
         <w:rPr>
-          <w:rFonts w:hint="eastAsia"/>
+          <w:rFonts w:hint="eastAsia" w:eastAsia="黑体"/>
           <w:b/>
           <w:bCs/>
         </w:rPr>
         <w:t xml:space="preserve">增大</w:t>
       </w:r>
       <w:r>
+        <w:rPr>
+          <w:rFonts w:eastAsia="黑体"/>
+        </w:rPr>
         <w:t xml:space="preserve"> </w:t>
       </w:r>
       <w:r>
+        <w:rPr>
+          <w:rFonts w:eastAsia="黑体"/>
+        </w:rPr>
         <w:t xml:space="preserve">→ </w:t>
       </w:r>
       <w:r>
         <w:rPr>
-          <w:rFonts w:hint="eastAsia"/>
+          <w:rFonts w:hint="eastAsia" w:eastAsia="黑体"/>
         </w:rPr>
         <w:t xml:space="preserve">高频噪声对地旁路更好，但上电建立时间变长。</w:t>
       </w:r>
@@ -1777,11 +1985,14 @@
       </w:pPr>
       <w:r>
         <w:rPr>
-          <w:rFonts w:hint="eastAsia"/>
+          <w:rFonts w:hint="eastAsia" w:eastAsia="黑体"/>
         </w:rPr>
         <w:t xml:space="preserve">供电去耦转折频率</w:t>
       </w:r>
       <w:r>
+        <w:rPr>
+          <w:rFonts w:eastAsia="黑体"/>
+        </w:rPr>
         <w:t xml:space="preserve"> </w:t>
       </w:r>
       <m:oMath>
@@ -1838,11 +2049,14 @@
         </m:r>
       </m:oMath>
       <w:r>
+        <w:rPr>
+          <w:rFonts w:eastAsia="黑体"/>
+        </w:rPr>
         <w:t xml:space="preserve"> </w:t>
       </w:r>
       <w:r>
         <w:rPr>
-          <w:rFonts w:hint="eastAsia"/>
+          <w:rFonts w:hint="eastAsia" w:eastAsia="黑体"/>
         </w:rPr>
         <w:t xml:space="preserve">由电源内阻与旁路电容共同决定，增大电容可压低转折点、滤除更多电源纹波。</w:t>
       </w:r>
@@ -1855,7 +2069,7 @@
       </w:pPr>
       <w:r>
         <w:rPr>
-          <w:rFonts w:hint="eastAsia"/>
+          <w:rFonts w:hint="eastAsia" w:eastAsia="黑体"/>
         </w:rPr>
         <w:t xml:space="preserve">典型参数示例</w:t>
       </w:r>
@@ -1870,11 +2084,14 @@
       </w:pPr>
       <w:r>
         <w:rPr>
-          <w:rFonts w:hint="eastAsia"/>
+          <w:rFonts w:hint="eastAsia" w:eastAsia="黑体"/>
         </w:rPr>
         <w:t xml:space="preserve">取</w:t>
       </w:r>
       <w:r>
+        <w:rPr>
+          <w:rFonts w:eastAsia="黑体"/>
+        </w:rPr>
         <w:t xml:space="preserve"> </w:t>
       </w:r>
       <m:oMath>
@@ -1892,6 +2109,9 @@
         </m:r>
       </m:oMath>
       <w:r>
+        <w:rPr>
+          <w:rFonts w:eastAsia="黑体"/>
+        </w:rPr>
         <w:t xml:space="preserve">、</w:t>
       </w:r>
       <m:oMath>
@@ -1923,16 +2143,19 @@
       </m:oMath>
       <w:r>
         <w:rPr>
-          <w:rFonts w:hint="eastAsia"/>
+          <w:rFonts w:hint="eastAsia" w:eastAsia="黑体"/>
         </w:rPr>
         <w:t xml:space="preserve">（−55</w:t>
       </w:r>
       <w:r>
+        <w:rPr>
+          <w:rFonts w:eastAsia="黑体"/>
+        </w:rPr>
         <w:t xml:space="preserve"> ~ +125 °C </w:t>
       </w:r>
       <w:r>
         <w:rPr>
-          <w:rFonts w:hint="eastAsia"/>
+          <w:rFonts w:hint="eastAsia" w:eastAsia="黑体"/>
         </w:rPr>
         <w:t xml:space="preserve">量程）：</w:t>
       </w:r>
@@ -1995,25 +2218,31 @@
       </m:oMath>
       <w:r>
         <w:rPr>
-          <w:rFonts w:hint="eastAsia"/>
+          <w:rFonts w:hint="eastAsia" w:eastAsia="黑体"/>
         </w:rPr>
         <w:t xml:space="preserve">，即常用的</w:t>
       </w:r>
       <w:r>
+        <w:rPr>
+          <w:rFonts w:eastAsia="黑体"/>
+        </w:rPr>
         <w:t xml:space="preserve"> 0.0625 °C/LSB </w:t>
       </w:r>
       <w:r>
         <w:rPr>
-          <w:rFonts w:hint="eastAsia"/>
+          <w:rFonts w:hint="eastAsia" w:eastAsia="黑体"/>
         </w:rPr>
         <w:t xml:space="preserve">的</w:t>
       </w:r>
       <w:r>
+        <w:rPr>
+          <w:rFonts w:eastAsia="黑体"/>
+        </w:rPr>
         <w:t xml:space="preserve"> 11 </w:t>
       </w:r>
       <w:r>
         <w:rPr>
-          <w:rFonts w:hint="eastAsia"/>
+          <w:rFonts w:hint="eastAsia" w:eastAsia="黑体"/>
         </w:rPr>
         <w:t xml:space="preserve">位分级。</w:t>
       </w:r>
@@ -2028,20 +2257,26 @@
       </w:pPr>
       <w:r>
         <w:rPr>
-          <w:rFonts w:hint="eastAsia"/>
+          <w:rFonts w:hint="eastAsia" w:eastAsia="黑体"/>
         </w:rPr>
         <w:t xml:space="preserve">典型</w:t>
       </w:r>
       <w:r>
+        <w:rPr>
+          <w:rFonts w:eastAsia="黑体"/>
+        </w:rPr>
         <w:t xml:space="preserve"> 12 </w:t>
       </w:r>
       <w:r>
         <w:rPr>
-          <w:rFonts w:hint="eastAsia"/>
+          <w:rFonts w:hint="eastAsia" w:eastAsia="黑体"/>
         </w:rPr>
         <w:t xml:space="preserve">位输出</w:t>
       </w:r>
       <w:r>
+        <w:rPr>
+          <w:rFonts w:eastAsia="黑体"/>
+        </w:rPr>
         <w:t xml:space="preserve"> </w:t>
       </w:r>
       <m:oMath>
@@ -2069,7 +2304,7 @@
       </m:oMath>
       <w:r>
         <w:rPr>
-          <w:rFonts w:hint="eastAsia"/>
+          <w:rFonts w:hint="eastAsia" w:eastAsia="黑体"/>
         </w:rPr>
         <w:t xml:space="preserve">：</w:t>
       </w:r>
@@ -2116,6 +2351,9 @@
         </m:r>
       </m:oMath>
       <w:r>
+        <w:rPr>
+          <w:rFonts w:eastAsia="黑体"/>
+        </w:rPr>
         <w:t xml:space="preserve">。</w:t>
       </w:r>
     </w:p>
@@ -2129,11 +2367,14 @@
       </w:pPr>
       <w:r>
         <w:rPr>
-          <w:rFonts w:hint="eastAsia"/>
+          <w:rFonts w:hint="eastAsia" w:eastAsia="黑体"/>
         </w:rPr>
         <w:t xml:space="preserve">取</w:t>
       </w:r>
       <w:r>
+        <w:rPr>
+          <w:rFonts w:eastAsia="黑体"/>
+        </w:rPr>
         <w:t xml:space="preserve"> </w:t>
       </w:r>
       <m:oMath>
@@ -2173,6 +2414,9 @@
         </m:r>
       </m:oMath>
       <w:r>
+        <w:rPr>
+          <w:rFonts w:eastAsia="黑体"/>
+        </w:rPr>
         <w:t xml:space="preserve">、</w:t>
       </w:r>
       <m:oMath>
@@ -2212,6 +2456,9 @@
         </m:r>
       </m:oMath>
       <w:r>
+        <w:rPr>
+          <w:rFonts w:eastAsia="黑体"/>
+        </w:rPr>
         <w:t xml:space="preserve">、</w:t>
       </w:r>
       <m:oMath>
@@ -2252,7 +2499,7 @@
       </m:oMath>
       <w:r>
         <w:rPr>
-          <w:rFonts w:hint="eastAsia"/>
+          <w:rFonts w:hint="eastAsia" w:eastAsia="黑体"/>
         </w:rPr>
         <w:t xml:space="preserve">：</w:t>
       </w:r>
@@ -2333,11 +2580,14 @@
       </m:oMath>
       <w:r>
         <w:rPr>
-          <w:rFonts w:hint="eastAsia"/>
+          <w:rFonts w:hint="eastAsia" w:eastAsia="黑体"/>
         </w:rPr>
         <w:t xml:space="preserve">，常取</w:t>
       </w:r>
       <w:r>
+        <w:rPr>
+          <w:rFonts w:eastAsia="黑体"/>
+        </w:rPr>
         <w:t xml:space="preserve"> 1 ~ 4.7 kΩ。</w:t>
       </w:r>
     </w:p>
@@ -2349,7 +2599,7 @@
       </w:pPr>
       <w:r>
         <w:rPr>
-          <w:rFonts w:hint="eastAsia"/>
+          <w:rFonts w:hint="eastAsia" w:eastAsia="黑体"/>
         </w:rPr>
         <w:t xml:space="preserve">常见器件型号</w:t>
       </w:r>
@@ -2364,7 +2614,7 @@
       </w:pPr>
       <w:r>
         <w:rPr>
-          <w:rFonts w:hint="eastAsia"/>
+          <w:rFonts w:hint="eastAsia" w:eastAsia="黑体"/>
         </w:rPr>
         <w:t xml:space="preserve">数字温度传感器（I²C）：TMP102、TMP112、ADT7420、SHT3x（温湿度）。</w:t>
       </w:r>
@@ -2379,7 +2629,7 @@
       </w:pPr>
       <w:r>
         <w:rPr>
-          <w:rFonts w:hint="eastAsia"/>
+          <w:rFonts w:hint="eastAsia" w:eastAsia="黑体"/>
         </w:rPr>
         <w:t xml:space="preserve">数字温度传感器（1-Wire）：DS18B20。</w:t>
       </w:r>
@@ -2394,7 +2644,7 @@
       </w:pPr>
       <w:r>
         <w:rPr>
-          <w:rFonts w:hint="eastAsia"/>
+          <w:rFonts w:hint="eastAsia" w:eastAsia="黑体"/>
         </w:rPr>
         <w:t xml:space="preserve">数字温度传感器（SPI）：LMT01、MAX31855（热电偶数字接口）。</w:t>
       </w:r>
@@ -2409,20 +2659,26 @@
       </w:pPr>
       <w:r>
         <w:rPr>
-          <w:rFonts w:hint="eastAsia"/>
+          <w:rFonts w:hint="eastAsia" w:eastAsia="黑体"/>
         </w:rPr>
         <w:t xml:space="preserve">上拉电阻：1%</w:t>
       </w:r>
       <w:r>
+        <w:rPr>
+          <w:rFonts w:eastAsia="黑体"/>
+        </w:rPr>
         <w:t xml:space="preserve"> 0603/0402 </w:t>
       </w:r>
       <w:r>
         <w:rPr>
-          <w:rFonts w:hint="eastAsia"/>
+          <w:rFonts w:hint="eastAsia" w:eastAsia="黑体"/>
         </w:rPr>
         <w:t xml:space="preserve">贴片电阻；去耦电容：100</w:t>
       </w:r>
       <w:r>
+        <w:rPr>
+          <w:rFonts w:eastAsia="黑体"/>
+        </w:rPr>
         <w:t xml:space="preserve"> nF X7R。</w:t>
       </w:r>
     </w:p>
@@ -2434,7 +2690,7 @@
       </w:pPr>
       <w:r>
         <w:rPr>
-          <w:rFonts w:hint="eastAsia"/>
+          <w:rFonts w:hint="eastAsia" w:eastAsia="黑体"/>
         </w:rPr>
         <w:t xml:space="preserve">注意事项</w:t>
       </w:r>
@@ -2449,7 +2705,7 @@
       </w:pPr>
       <w:r>
         <w:rPr>
-          <w:rFonts w:hint="eastAsia"/>
+          <w:rFonts w:hint="eastAsia" w:eastAsia="黑体"/>
         </w:rPr>
         <w:t xml:space="preserve">数字接口总线（I²C/SPI/1-Wire）需按协议接上拉电阻，多个器件时注意地址冲突。</w:t>
       </w:r>
@@ -2464,7 +2720,7 @@
       </w:pPr>
       <w:r>
         <w:rPr>
-          <w:rFonts w:hint="eastAsia"/>
+          <w:rFonts w:hint="eastAsia" w:eastAsia="黑体"/>
         </w:rPr>
         <w:t xml:space="preserve">传感器远离大功率发热源并保证良好热接触，芯片自带发热会导致自热误差。</w:t>
       </w:r>
@@ -2479,7 +2735,7 @@
       </w:pPr>
       <w:r>
         <w:rPr>
-          <w:rFonts w:hint="eastAsia"/>
+          <w:rFonts w:hint="eastAsia" w:eastAsia="黑体"/>
         </w:rPr>
         <w:t xml:space="preserve">电源去耦电容应尽量靠近芯片电源引脚，减小供电纹波引起的转换噪声。</w:t>
       </w:r>
@@ -2493,20 +2749,26 @@
         </w:numPr>
       </w:pPr>
       <w:r>
+        <w:rPr>
+          <w:rFonts w:eastAsia="黑体"/>
+        </w:rPr>
         <w:t xml:space="preserve">1-Wire </w:t>
       </w:r>
       <w:r>
         <w:rPr>
-          <w:rFonts w:hint="eastAsia"/>
+          <w:rFonts w:hint="eastAsia" w:eastAsia="黑体"/>
         </w:rPr>
         <w:t xml:space="preserve">器件总线上拉要强（常</w:t>
       </w:r>
       <w:r>
+        <w:rPr>
+          <w:rFonts w:eastAsia="黑体"/>
+        </w:rPr>
         <w:t xml:space="preserve"> 4.7 </w:t>
       </w:r>
       <w:r>
         <w:rPr>
-          <w:rFonts w:hint="eastAsia"/>
+          <w:rFonts w:hint="eastAsia" w:eastAsia="黑体"/>
         </w:rPr>
         <w:t xml:space="preserve">kΩ）以保证寄生供电时的驱动能力。</w:t>
       </w:r>
@@ -2519,7 +2781,7 @@
       </w:pPr>
       <w:r>
         <w:rPr>
-          <w:rFonts w:hint="eastAsia"/>
+          <w:rFonts w:hint="eastAsia" w:eastAsia="黑体"/>
         </w:rPr>
         <w:t xml:space="preserve">参考资料</w:t>
       </w:r>
@@ -2533,15 +2795,21 @@
         </w:numPr>
       </w:pPr>
       <w:r>
+        <w:rPr>
+          <w:rFonts w:eastAsia="黑体"/>
+        </w:rPr>
         <w:t xml:space="preserve">TI </w:t>
       </w:r>
       <w:r>
         <w:rPr>
-          <w:rFonts w:hint="eastAsia"/>
+          <w:rFonts w:hint="eastAsia" w:eastAsia="黑体"/>
         </w:rPr>
         <w:t xml:space="preserve">数据手册：TMP112</w:t>
       </w:r>
       <w:r>
+        <w:rPr>
+          <w:rFonts w:eastAsia="黑体"/>
+        </w:rPr>
         <w:t xml:space="preserve"> / TMP102 Digital Temperature Sensor。</w:t>
       </w:r>
     </w:p>
@@ -2554,6 +2822,9 @@
         </w:numPr>
       </w:pPr>
       <w:r>
+        <w:rPr>
+          <w:rFonts w:eastAsia="黑体"/>
+        </w:rPr>
         <w:t xml:space="preserve">Wikipedia: Digital temperature sensor / 1-Wire。</w:t>
       </w:r>
     </w:p>
@@ -2567,7 +2838,7 @@
       </w:pPr>
       <w:r>
         <w:rPr>
-          <w:rFonts w:hint="eastAsia"/>
+          <w:rFonts w:hint="eastAsia" w:eastAsia="黑体"/>
         </w:rPr>
         <w:t xml:space="preserve">《传感器技术基础》。</w:t>
       </w:r>
@@ -2581,11 +2852,11 @@
       </w:pPr>
       <w:r>
         <w:rPr>
-          <w:rFonts w:ascii="Times New Roman" w:hAnsi="Times New Roman"/>
+          <w:rFonts w:ascii="Times New Roman" w:hAnsi="Times New Roman" w:eastAsia="黑体"/>
           <w:color w:val="555555"/>
           <w:sz w:val="21"/>
         </w:rPr>
-        <w:t>材料收集者：杜文杰</w:t>
+        <w:t>材料收集者：杜文杰，WX手机：19519196569，QQ:3478827729</w:t>
       </w:r>
     </w:p>
     <w:sectPr>
@@ -2605,7 +2876,7 @@
 </file>
 
 <file path=word/footer1.xml><?xml version="1.0" encoding="utf-8"?>
-<w:ftr xmlns:m="http://schemas.openxmlformats.org/officeDocument/2006/math" xmlns:mc="http://schemas.openxmlformats.org/markup-compatibility/2006" xmlns:mo="http://schemas.microsoft.com/office/mac/office/2008/main" xmlns:mv="urn:schemas-microsoft-com:mac:vml" xmlns:o="urn:schemas-microsoft-com:office:office" xmlns:r="http://schemas.openxmlformats.org/officeDocument/2006/relationships" xmlns:v="urn:schemas-microsoft-com:vml" xmlns:w10="urn:schemas-microsoft-com:office:word" xmlns:w14="http://schemas.microsoft.com/office/word/2010/wordml" xmlns:w="http://schemas.openxmlformats.org/wordprocessingml/2006/main" xmlns:wne="http://schemas.microsoft.com/office/word/2006/wordml" xmlns:wp14="http://schemas.microsoft.com/office/word/2010/wordprocessingDrawing" xmlns:wp="http://schemas.openxmlformats.org/drawingml/2006/wordprocessingDrawing" xmlns:wpc="http://schemas.microsoft.com/office/word/2010/wordprocessingCanvas" xmlns:wpg="http://schemas.microsoft.com/office/word/2010/wordprocessingGroup" xmlns:wpi="http://schemas.microsoft.com/office/word/2010/wordprocessingInk" xmlns:wps="http://schemas.microsoft.com/office/word/2010/wordprocessingShape" mc:Ignorable="w14 wp14">
+<w:ftr xmlns:mc="http://schemas.openxmlformats.org/markup-compatibility/2006" xmlns:w="http://schemas.openxmlformats.org/wordprocessingml/2006/main" xmlns:m="http://schemas.openxmlformats.org/officeDocument/2006/math" xmlns:mo="http://schemas.microsoft.com/office/mac/office/2008/main" xmlns:mv="urn:schemas-microsoft-com:mac:vml" xmlns:o="urn:schemas-microsoft-com:office:office" xmlns:r="http://schemas.openxmlformats.org/officeDocument/2006/relationships" xmlns:v="urn:schemas-microsoft-com:vml" xmlns:w10="urn:schemas-microsoft-com:office:word" xmlns:w14="http://schemas.microsoft.com/office/word/2010/wordml" xmlns:wne="http://schemas.microsoft.com/office/word/2006/wordml" xmlns:wp14="http://schemas.microsoft.com/office/word/2010/wordprocessingDrawing" xmlns:wp="http://schemas.openxmlformats.org/drawingml/2006/wordprocessingDrawing" xmlns:wpc="http://schemas.microsoft.com/office/word/2010/wordprocessingCanvas" xmlns:wpg="http://schemas.microsoft.com/office/word/2010/wordprocessingGroup" xmlns:wpi="http://schemas.microsoft.com/office/word/2010/wordprocessingInk" xmlns:wps="http://schemas.microsoft.com/office/word/2010/wordprocessingShape" mc:Ignorable="w14 wp14">
   <w:p>
     <w:pPr>
       <w:pStyle w:val="Footer"/>
@@ -2613,12 +2884,14 @@
     </w:pPr>
     <w:r>
       <w:rPr>
+        <w:rFonts w:eastAsia="黑体"/>
         <w:sz w:val="18"/>
       </w:rPr>
       <w:t xml:space="preserve">第 </w:t>
     </w:r>
     <w:r>
       <w:rPr>
+        <w:rFonts w:eastAsia="黑体"/>
         <w:sz w:val="18"/>
       </w:rPr>
       <w:fldChar w:fldCharType="begin"/>
@@ -2627,6 +2900,7 @@
     </w:r>
     <w:r>
       <w:rPr>
+        <w:rFonts w:eastAsia="黑体"/>
         <w:sz w:val="18"/>
       </w:rPr>
       <w:t xml:space="preserve"> 页</w:t>
@@ -2640,6 +2914,9 @@
   <w:footnote w:type="continuationSeparator" w:id="0">
     <w:p>
       <w:r>
+        <w:rPr>
+          <w:rFonts w:eastAsia="黑体"/>
+        </w:rPr>
         <w:continuationSeparator/>
       </w:r>
     </w:p>
@@ -2647,6 +2924,9 @@
   <w:footnote w:type="separator" w:id="-1">
     <w:p>
       <w:r>
+        <w:rPr>
+          <w:rFonts w:eastAsia="黑体"/>
+        </w:rPr>
         <w:separator/>
       </w:r>
     </w:p>
@@ -2655,7 +2935,7 @@
 </file>
 
 <file path=word/header1.xml><?xml version="1.0" encoding="utf-8"?>
-<w:hdr xmlns:m="http://schemas.openxmlformats.org/officeDocument/2006/math" xmlns:mc="http://schemas.openxmlformats.org/markup-compatibility/2006" xmlns:mo="http://schemas.microsoft.com/office/mac/office/2008/main" xmlns:mv="urn:schemas-microsoft-com:mac:vml" xmlns:o="urn:schemas-microsoft-com:office:office" xmlns:r="http://schemas.openxmlformats.org/officeDocument/2006/relationships" xmlns:v="urn:schemas-microsoft-com:vml" xmlns:w10="urn:schemas-microsoft-com:office:word" xmlns:w14="http://schemas.microsoft.com/office/word/2010/wordml" xmlns:w="http://schemas.openxmlformats.org/wordprocessingml/2006/main" xmlns:wne="http://schemas.microsoft.com/office/word/2006/wordml" xmlns:wp14="http://schemas.microsoft.com/office/word/2010/wordprocessingDrawing" xmlns:wp="http://schemas.openxmlformats.org/drawingml/2006/wordprocessingDrawing" xmlns:wpc="http://schemas.microsoft.com/office/word/2010/wordprocessingCanvas" xmlns:wpg="http://schemas.microsoft.com/office/word/2010/wordprocessingGroup" xmlns:wpi="http://schemas.microsoft.com/office/word/2010/wordprocessingInk" xmlns:wps="http://schemas.microsoft.com/office/word/2010/wordprocessingShape" mc:Ignorable="w14 wp14">
+<w:hdr xmlns:mc="http://schemas.openxmlformats.org/markup-compatibility/2006" xmlns:w="http://schemas.openxmlformats.org/wordprocessingml/2006/main" xmlns:m="http://schemas.openxmlformats.org/officeDocument/2006/math" xmlns:mo="http://schemas.microsoft.com/office/mac/office/2008/main" xmlns:mv="urn:schemas-microsoft-com:mac:vml" xmlns:o="urn:schemas-microsoft-com:office:office" xmlns:r="http://schemas.openxmlformats.org/officeDocument/2006/relationships" xmlns:v="urn:schemas-microsoft-com:vml" xmlns:w10="urn:schemas-microsoft-com:office:word" xmlns:w14="http://schemas.microsoft.com/office/word/2010/wordml" xmlns:wne="http://schemas.microsoft.com/office/word/2006/wordml" xmlns:wp14="http://schemas.microsoft.com/office/word/2010/wordprocessingDrawing" xmlns:wp="http://schemas.openxmlformats.org/drawingml/2006/wordprocessingDrawing" xmlns:wpc="http://schemas.microsoft.com/office/word/2010/wordprocessingCanvas" xmlns:wpg="http://schemas.microsoft.com/office/word/2010/wordprocessingGroup" xmlns:wpi="http://schemas.microsoft.com/office/word/2010/wordprocessingInk" xmlns:wps="http://schemas.microsoft.com/office/word/2010/wordprocessingShape" mc:Ignorable="w14 wp14">
   <w:p>
     <w:pPr>
       <w:pStyle w:val="Header"/>
@@ -2663,7 +2943,7 @@
     </w:pPr>
     <w:r>
       <w:rPr>
-        <w:rFonts w:ascii="Times New Roman" w:hAnsi="Times New Roman"/>
+        <w:rFonts w:ascii="Times New Roman" w:hAnsi="Times New Roman" w:eastAsia="黑体"/>
         <w:sz w:val="18"/>
         <w:rFonts w:eastAsia="黑体"/>
         <w:rFonts w:eastAsia="黑体"/>
@@ -2675,7 +2955,7 @@
 </file>
 
 <file path=word/numbering.xml><?xml version="1.0" encoding="utf-8"?>
-<w:numbering xmlns:m="http://schemas.openxmlformats.org/officeDocument/2006/math" xmlns:mc="http://schemas.openxmlformats.org/markup-compatibility/2006" xmlns:mo="http://schemas.microsoft.com/office/mac/office/2008/main" xmlns:mv="urn:schemas-microsoft-com:mac:vml" xmlns:o="urn:schemas-microsoft-com:office:office" xmlns:r="http://schemas.openxmlformats.org/officeDocument/2006/relationships" xmlns:v="urn:schemas-microsoft-com:vml" xmlns:w="http://schemas.openxmlformats.org/wordprocessingml/2006/main" xmlns:w10="urn:schemas-microsoft-com:office:word" xmlns:w14="http://schemas.microsoft.com/office/word/2010/wordml" xmlns:wne="http://schemas.microsoft.com/office/word/2006/wordml" xmlns:wp="http://schemas.openxmlformats.org/drawingml/2006/wordprocessingDrawing" xmlns:wp14="http://schemas.microsoft.com/office/word/2010/wordprocessingDrawing" xmlns:wpc="http://schemas.microsoft.com/office/word/2010/wordprocessingCanvas" xmlns:wpg="http://schemas.microsoft.com/office/word/2010/wordprocessingGroup" xmlns:wpi="http://schemas.microsoft.com/office/word/2010/wordprocessingInk" xmlns:wps="http://schemas.microsoft.com/office/word/2010/wordprocessingShape" mc:Ignorable="w14 wp14">
+<w:numbering xmlns:mc="http://schemas.openxmlformats.org/markup-compatibility/2006" xmlns:w="http://schemas.openxmlformats.org/wordprocessingml/2006/main" xmlns:m="http://schemas.openxmlformats.org/officeDocument/2006/math" xmlns:mo="http://schemas.microsoft.com/office/mac/office/2008/main" xmlns:mv="urn:schemas-microsoft-com:mac:vml" xmlns:o="urn:schemas-microsoft-com:office:office" xmlns:r="http://schemas.openxmlformats.org/officeDocument/2006/relationships" xmlns:v="urn:schemas-microsoft-com:vml" xmlns:w10="urn:schemas-microsoft-com:office:word" xmlns:w14="http://schemas.microsoft.com/office/word/2010/wordml" xmlns:wne="http://schemas.microsoft.com/office/word/2006/wordml" xmlns:wp="http://schemas.openxmlformats.org/drawingml/2006/wordprocessingDrawing" xmlns:wp14="http://schemas.microsoft.com/office/word/2010/wordprocessingDrawing" xmlns:wpc="http://schemas.microsoft.com/office/word/2010/wordprocessingCanvas" xmlns:wpg="http://schemas.microsoft.com/office/word/2010/wordprocessingGroup" xmlns:wpi="http://schemas.microsoft.com/office/word/2010/wordprocessingInk" xmlns:wps="http://schemas.microsoft.com/office/word/2010/wordprocessingShape" mc:Ignorable="w14 wp14">
   <w:abstractNum w:abstractNumId="0">
     <w:nsid w:val="FFFFFF7C"/>
     <w:multiLevelType w:val="singleLevel"/>
@@ -2762,7 +3042,7 @@
         <w:ind w:hanging="360" w:left="1440"/>
       </w:pPr>
       <w:rPr>
-        <w:rFonts w:ascii="Symbol" w:hAnsi="Symbol" w:hint="default"/>
+        <w:rFonts w:ascii="Symbol" w:hAnsi="Symbol" w:hint="default" w:eastAsia="黑体"/>
       </w:rPr>
     </w:lvl>
   </w:abstractNum>
@@ -2783,7 +3063,7 @@
         <w:ind w:hanging="360" w:left="1080"/>
       </w:pPr>
       <w:rPr>
-        <w:rFonts w:ascii="Symbol" w:hAnsi="Symbol" w:hint="default"/>
+        <w:rFonts w:ascii="Symbol" w:hAnsi="Symbol" w:hint="default" w:eastAsia="黑体"/>
       </w:rPr>
     </w:lvl>
   </w:abstractNum>
@@ -2804,7 +3084,7 @@
         <w:ind w:hanging="360" w:left="720"/>
       </w:pPr>
       <w:rPr>
-        <w:rFonts w:ascii="Symbol" w:hAnsi="Symbol" w:hint="default"/>
+        <w:rFonts w:ascii="Symbol" w:hAnsi="Symbol" w:hint="default" w:eastAsia="黑体"/>
       </w:rPr>
     </w:lvl>
   </w:abstractNum>
@@ -2843,7 +3123,7 @@
         <w:ind w:hanging="360" w:left="360"/>
       </w:pPr>
       <w:rPr>
-        <w:rFonts w:ascii="Symbol" w:hAnsi="Symbol" w:hint="default"/>
+        <w:rFonts w:ascii="Symbol" w:hAnsi="Symbol" w:hint="default" w:eastAsia="黑体"/>
       </w:rPr>
     </w:lvl>
   </w:abstractNum>
@@ -2934,7 +3214,7 @@
         <w:ind w:left="720" w:hanging="360"/>
       </w:pPr>
       <w:rPr>
-        <w:rFonts w:ascii="Symbol" w:hAnsi="Symbol" w:cs="Symbol" w:hint="default"/>
+        <w:rFonts w:ascii="Symbol" w:hAnsi="Symbol" w:cs="Symbol" w:hint="default" w:eastAsia="黑体"/>
       </w:rPr>
     </w:lvl>
     <w:lvl w:ilvl="1">
@@ -2945,7 +3225,7 @@
         <w:ind w:left="1440" w:hanging="360"/>
       </w:pPr>
       <w:rPr>
-        <w:rFonts w:ascii="Courier New" w:hAnsi="Courier New" w:cs="Courier New" w:hint="default"/>
+        <w:rFonts w:ascii="Courier New" w:hAnsi="Courier New" w:cs="Courier New" w:hint="default" w:eastAsia="黑体"/>
       </w:rPr>
     </w:lvl>
     <w:lvl w:ilvl="2">
@@ -2956,7 +3236,7 @@
         <w:ind w:left="2160" w:hanging="360"/>
       </w:pPr>
       <w:rPr>
-        <w:rFonts w:ascii="Wingdings" w:hAnsi="Wingdings" w:cs="Wingdings" w:hint="default"/>
+        <w:rFonts w:ascii="Wingdings" w:hAnsi="Wingdings" w:cs="Wingdings" w:hint="default" w:eastAsia="黑体"/>
       </w:rPr>
     </w:lvl>
     <w:lvl w:ilvl="3">
@@ -2967,7 +3247,7 @@
         <w:ind w:left="2880" w:hanging="360"/>
       </w:pPr>
       <w:rPr>
-        <w:rFonts w:ascii="Symbol" w:hAnsi="Symbol" w:cs="Symbol" w:hint="default"/>
+        <w:rFonts w:ascii="Symbol" w:hAnsi="Symbol" w:cs="Symbol" w:hint="default" w:eastAsia="黑体"/>
       </w:rPr>
     </w:lvl>
     <w:lvl w:ilvl="4">
@@ -2978,7 +3258,7 @@
         <w:ind w:left="3600" w:hanging="360"/>
       </w:pPr>
       <w:rPr>
-        <w:rFonts w:ascii="Courier New" w:hAnsi="Courier New" w:cs="Courier New" w:hint="default"/>
+        <w:rFonts w:ascii="Courier New" w:hAnsi="Courier New" w:cs="Courier New" w:hint="default" w:eastAsia="黑体"/>
       </w:rPr>
     </w:lvl>
     <w:lvl w:ilvl="5">
@@ -2989,7 +3269,7 @@
         <w:ind w:left="4320" w:hanging="360"/>
       </w:pPr>
       <w:rPr>
-        <w:rFonts w:ascii="Wingdings" w:hAnsi="Wingdings" w:cs="Wingdings" w:hint="default"/>
+        <w:rFonts w:ascii="Wingdings" w:hAnsi="Wingdings" w:cs="Wingdings" w:hint="default" w:eastAsia="黑体"/>
       </w:rPr>
     </w:lvl>
     <w:lvl w:ilvl="6">
@@ -3000,7 +3280,7 @@
         <w:ind w:left="5040" w:hanging="360"/>
       </w:pPr>
       <w:rPr>
-        <w:rFonts w:ascii="Symbol" w:hAnsi="Symbol" w:cs="Symbol" w:hint="default"/>
+        <w:rFonts w:ascii="Symbol" w:hAnsi="Symbol" w:cs="Symbol" w:hint="default" w:eastAsia="黑体"/>
       </w:rPr>
     </w:lvl>
     <w:lvl w:ilvl="7">
@@ -3011,7 +3291,7 @@
         <w:ind w:left="5760" w:hanging="360"/>
       </w:pPr>
       <w:rPr>
-        <w:rFonts w:ascii="Courier New" w:hAnsi="Courier New" w:cs="Courier New" w:hint="default"/>
+        <w:rFonts w:ascii="Courier New" w:hAnsi="Courier New" w:cs="Courier New" w:hint="default" w:eastAsia="黑体"/>
       </w:rPr>
     </w:lvl>
     <w:lvl w:ilvl="8">
@@ -3022,7 +3302,7 @@
         <w:ind w:left="6480" w:hanging="360"/>
       </w:pPr>
       <w:rPr>
-        <w:rFonts w:ascii="Wingdings" w:hAnsi="Wingdings" w:cs="Wingdings" w:hint="default"/>
+        <w:rFonts w:ascii="Wingdings" w:hAnsi="Wingdings" w:cs="Wingdings" w:hint="default" w:eastAsia="黑体"/>
       </w:rPr>
     </w:lvl>
   </w:abstractNum>
@@ -3078,11 +3358,11 @@
 </file>
 
 <file path=word/styles.xml><?xml version="1.0" encoding="utf-8"?>
-<w:styles xmlns:mc="http://schemas.openxmlformats.org/markup-compatibility/2006" xmlns:r="http://schemas.openxmlformats.org/officeDocument/2006/relationships" xmlns:w="http://schemas.openxmlformats.org/wordprocessingml/2006/main" xmlns:w14="http://schemas.microsoft.com/office/word/2010/wordml" mc:Ignorable="w14">
+<w:styles xmlns:mc="http://schemas.openxmlformats.org/markup-compatibility/2006" xmlns:w="http://schemas.openxmlformats.org/wordprocessingml/2006/main" xmlns:r="http://schemas.openxmlformats.org/officeDocument/2006/relationships" xmlns:w14="http://schemas.microsoft.com/office/word/2010/wordml" mc:Ignorable="w14">
   <w:docDefaults>
     <w:rPrDefault>
       <w:rPr>
-        <w:rFonts w:asciiTheme="minorHAnsi" w:cstheme="minorBidi" w:eastAsiaTheme="minorEastAsia" w:hAnsiTheme="minorHAnsi"/>
+        <w:rFonts w:asciiTheme="minorHAnsi" w:cstheme="minorBidi" w:hAnsiTheme="minorHAnsi" w:eastAsia="黑体"/>
         <w:sz w:val="22"/>
         <w:szCs w:val="22"/>
         <w:lang w:bidi="ar-SA" w:eastAsia="en-US" w:val="en-US"/>
@@ -3304,7 +3584,7 @@
       <w:outlineLvl w:val="0"/>
     </w:pPr>
     <w:rPr>
-      <w:rFonts w:ascii="Times New Roman" w:asciiTheme="majorHAnsi" w:cstheme="majorBidi" w:eastAsia="黑体" w:eastAsiaTheme="majorEastAsia" w:hAnsi="Times New Roman" w:hAnsiTheme="majorHAnsi"/>
+      <w:rFonts w:ascii="Times New Roman" w:asciiTheme="majorHAnsi" w:cstheme="majorBidi" w:eastAsia="黑体" w:hAnsi="Times New Roman" w:hAnsiTheme="majorHAnsi"/>
       <w:b/>
       <w:bCs/>
       <w:color w:val="1F3864"/>
@@ -3328,7 +3608,7 @@
       <w:outlineLvl w:val="1"/>
     </w:pPr>
     <w:rPr>
-      <w:rFonts w:ascii="Times New Roman" w:asciiTheme="majorHAnsi" w:cstheme="majorBidi" w:eastAsia="黑体" w:eastAsiaTheme="majorEastAsia" w:hAnsi="Times New Roman" w:hAnsiTheme="majorHAnsi"/>
+      <w:rFonts w:ascii="Times New Roman" w:asciiTheme="majorHAnsi" w:cstheme="majorBidi" w:eastAsia="黑体" w:hAnsi="Times New Roman" w:hAnsiTheme="majorHAnsi"/>
       <w:b/>
       <w:bCs/>
       <w:color w:val="2E4E7E"/>
@@ -3352,7 +3632,7 @@
       <w:outlineLvl w:val="2"/>
     </w:pPr>
     <w:rPr>
-      <w:rFonts w:ascii="Times New Roman" w:asciiTheme="majorHAnsi" w:cstheme="majorBidi" w:eastAsia="黑体" w:eastAsiaTheme="majorEastAsia" w:hAnsi="Times New Roman" w:hAnsiTheme="majorHAnsi"/>
+      <w:rFonts w:ascii="Times New Roman" w:asciiTheme="majorHAnsi" w:cstheme="majorBidi" w:eastAsia="黑体" w:hAnsi="Times New Roman" w:hAnsiTheme="majorHAnsi"/>
       <w:b/>
       <w:bCs/>
       <w:color w:val="2E4E7E"/>
@@ -3376,7 +3656,7 @@
       <w:outlineLvl w:val="3"/>
     </w:pPr>
     <w:rPr>
-      <w:rFonts w:ascii="Times New Roman" w:asciiTheme="majorHAnsi" w:cstheme="majorBidi" w:eastAsia="黑体" w:eastAsiaTheme="majorEastAsia" w:hAnsi="Times New Roman" w:hAnsiTheme="majorHAnsi"/>
+      <w:rFonts w:ascii="Times New Roman" w:asciiTheme="majorHAnsi" w:cstheme="majorBidi" w:eastAsia="黑体" w:hAnsi="Times New Roman" w:hAnsiTheme="majorHAnsi"/>
       <w:b/>
       <w:bCs/>
       <w:i/>
@@ -3402,7 +3682,7 @@
       <w:outlineLvl w:val="4"/>
     </w:pPr>
     <w:rPr>
-      <w:rFonts w:ascii="Times New Roman" w:asciiTheme="majorHAnsi" w:cstheme="majorBidi" w:eastAsia="黑体" w:eastAsiaTheme="majorEastAsia" w:hAnsi="Times New Roman" w:hAnsiTheme="majorHAnsi"/>
+      <w:rFonts w:ascii="Times New Roman" w:asciiTheme="majorHAnsi" w:cstheme="majorBidi" w:eastAsia="黑体" w:hAnsi="Times New Roman" w:hAnsiTheme="majorHAnsi"/>
       <w:b/>
       <w:color w:val="333333"/>
       <w:sz w:val="22"/>
@@ -3425,7 +3705,7 @@
       <w:outlineLvl w:val="5"/>
     </w:pPr>
     <w:rPr>
-      <w:rFonts w:asciiTheme="majorHAnsi" w:cstheme="majorBidi" w:eastAsiaTheme="majorEastAsia" w:hAnsiTheme="majorHAnsi"/>
+      <w:rFonts w:asciiTheme="majorHAnsi" w:cstheme="majorBidi" w:hAnsiTheme="majorHAnsi" w:eastAsia="黑体"/>
       <w:i/>
       <w:iCs/>
       <w:color w:themeColor="accent1" w:themeShade="7F" w:val="243F60"/>
@@ -3448,7 +3728,7 @@
       <w:outlineLvl w:val="6"/>
     </w:pPr>
     <w:rPr>
-      <w:rFonts w:asciiTheme="majorHAnsi" w:cstheme="majorBidi" w:eastAsiaTheme="majorEastAsia" w:hAnsiTheme="majorHAnsi"/>
+      <w:rFonts w:asciiTheme="majorHAnsi" w:cstheme="majorBidi" w:hAnsiTheme="majorHAnsi" w:eastAsia="黑体"/>
       <w:i/>
       <w:iCs/>
       <w:color w:themeColor="text1" w:themeTint="BF" w:val="404040"/>
@@ -3471,7 +3751,7 @@
       <w:outlineLvl w:val="7"/>
     </w:pPr>
     <w:rPr>
-      <w:rFonts w:asciiTheme="majorHAnsi" w:cstheme="majorBidi" w:eastAsiaTheme="majorEastAsia" w:hAnsiTheme="majorHAnsi"/>
+      <w:rFonts w:asciiTheme="majorHAnsi" w:cstheme="majorBidi" w:hAnsiTheme="majorHAnsi" w:eastAsia="黑体"/>
       <w:color w:themeColor="accent1" w:val="4F81BD"/>
       <w:sz w:val="20"/>
       <w:szCs w:val="20"/>
@@ -3494,7 +3774,7 @@
       <w:outlineLvl w:val="8"/>
     </w:pPr>
     <w:rPr>
-      <w:rFonts w:asciiTheme="majorHAnsi" w:cstheme="majorBidi" w:eastAsiaTheme="majorEastAsia" w:hAnsiTheme="majorHAnsi"/>
+      <w:rFonts w:asciiTheme="majorHAnsi" w:cstheme="majorBidi" w:hAnsiTheme="majorHAnsi" w:eastAsia="黑体"/>
       <w:i/>
       <w:iCs/>
       <w:color w:themeColor="text1" w:themeTint="BF" w:val="404040"/>
@@ -3545,7 +3825,7 @@
     <w:uiPriority w:val="9"/>
     <w:rsid w:val="00FC693F"/>
     <w:rPr>
-      <w:rFonts w:asciiTheme="majorHAnsi" w:cstheme="majorBidi" w:eastAsiaTheme="majorEastAsia" w:hAnsiTheme="majorHAnsi"/>
+      <w:rFonts w:asciiTheme="majorHAnsi" w:cstheme="majorBidi" w:hAnsiTheme="majorHAnsi" w:eastAsia="黑体"/>
       <w:b/>
       <w:bCs/>
       <w:color w:themeColor="accent1" w:themeShade="BF" w:val="365F91"/>
@@ -3560,7 +3840,7 @@
     <w:uiPriority w:val="9"/>
     <w:rsid w:val="00FC693F"/>
     <w:rPr>
-      <w:rFonts w:asciiTheme="majorHAnsi" w:cstheme="majorBidi" w:eastAsiaTheme="majorEastAsia" w:hAnsiTheme="majorHAnsi"/>
+      <w:rFonts w:asciiTheme="majorHAnsi" w:cstheme="majorBidi" w:hAnsiTheme="majorHAnsi" w:eastAsia="黑体"/>
       <w:b/>
       <w:bCs/>
       <w:color w:themeColor="accent1" w:val="4F81BD"/>
@@ -3575,7 +3855,7 @@
     <w:uiPriority w:val="9"/>
     <w:rsid w:val="00FC693F"/>
     <w:rPr>
-      <w:rFonts w:asciiTheme="majorHAnsi" w:cstheme="majorBidi" w:eastAsiaTheme="majorEastAsia" w:hAnsiTheme="majorHAnsi"/>
+      <w:rFonts w:asciiTheme="majorHAnsi" w:cstheme="majorBidi" w:hAnsiTheme="majorHAnsi" w:eastAsia="黑体"/>
       <w:b/>
       <w:bCs/>
       <w:color w:themeColor="accent1" w:val="4F81BD"/>
@@ -3598,7 +3878,7 @@
       <w:contextualSpacing/>
     </w:pPr>
     <w:rPr>
-      <w:rFonts w:ascii="Times New Roman" w:asciiTheme="majorHAnsi" w:cstheme="majorBidi" w:eastAsia="黑体" w:eastAsiaTheme="majorEastAsia" w:hAnsi="Times New Roman" w:hAnsiTheme="majorHAnsi"/>
+      <w:rFonts w:ascii="Times New Roman" w:asciiTheme="majorHAnsi" w:cstheme="majorBidi" w:eastAsia="黑体" w:hAnsi="Times New Roman" w:hAnsiTheme="majorHAnsi"/>
       <w:b/>
       <w:color w:val="1F3864"/>
       <w:spacing w:val="5"/>
@@ -3614,7 +3894,7 @@
     <w:uiPriority w:val="10"/>
     <w:rsid w:val="00FC693F"/>
     <w:rPr>
-      <w:rFonts w:asciiTheme="majorHAnsi" w:cstheme="majorBidi" w:eastAsiaTheme="majorEastAsia" w:hAnsiTheme="majorHAnsi"/>
+      <w:rFonts w:asciiTheme="majorHAnsi" w:cstheme="majorBidi" w:hAnsiTheme="majorHAnsi" w:eastAsia="黑体"/>
       <w:color w:themeColor="text2" w:themeShade="BF" w:val="17365D"/>
       <w:spacing w:val="5"/>
       <w:kern w:val="28"/>
@@ -3636,7 +3916,7 @@
       </w:numPr>
     </w:pPr>
     <w:rPr>
-      <w:rFonts w:asciiTheme="majorHAnsi" w:cstheme="majorBidi" w:eastAsiaTheme="majorEastAsia" w:hAnsiTheme="majorHAnsi"/>
+      <w:rFonts w:asciiTheme="majorHAnsi" w:cstheme="majorBidi" w:hAnsiTheme="majorHAnsi" w:eastAsia="黑体"/>
       <w:i/>
       <w:iCs/>
       <w:color w:themeColor="accent1" w:val="4F81BD"/>
@@ -3652,7 +3932,7 @@
     <w:uiPriority w:val="11"/>
     <w:rsid w:val="00FC693F"/>
     <w:rPr>
-      <w:rFonts w:asciiTheme="majorHAnsi" w:cstheme="majorBidi" w:eastAsiaTheme="majorEastAsia" w:hAnsiTheme="majorHAnsi"/>
+      <w:rFonts w:asciiTheme="majorHAnsi" w:cstheme="majorBidi" w:hAnsiTheme="majorHAnsi" w:eastAsia="黑体"/>
       <w:i/>
       <w:iCs/>
       <w:color w:themeColor="accent1" w:val="4F81BD"/>
@@ -3719,6 +3999,7 @@
       <w:spacing w:after="120"/>
     </w:pPr>
     <w:rPr>
+      <w:rFonts w:eastAsia="黑体"/>
       <w:sz w:val="16"/>
       <w:szCs w:val="16"/>
     </w:rPr>
@@ -3730,6 +4011,7 @@
     <w:uiPriority w:val="99"/>
     <w:rsid w:val="00AA1D8D"/>
     <w:rPr>
+      <w:rFonts w:eastAsia="黑体"/>
       <w:sz w:val="16"/>
       <w:szCs w:val="16"/>
     </w:rPr>
@@ -3899,7 +4181,7 @@
       </w:tabs>
     </w:pPr>
     <w:rPr>
-      <w:rFonts w:ascii="Courier" w:hAnsi="Courier"/>
+      <w:rFonts w:ascii="Courier" w:hAnsi="Courier" w:eastAsia="黑体"/>
       <w:sz w:val="20"/>
       <w:szCs w:val="20"/>
     </w:rPr>
@@ -3911,7 +4193,7 @@
     <w:uiPriority w:val="99"/>
     <w:rsid w:val="0029639D"/>
     <w:rPr>
-      <w:rFonts w:ascii="Courier" w:hAnsi="Courier"/>
+      <w:rFonts w:ascii="Courier" w:hAnsi="Courier" w:eastAsia="黑体"/>
       <w:sz w:val="20"/>
       <w:szCs w:val="20"/>
     </w:rPr>
@@ -3947,6 +4229,7 @@
     <w:uiPriority w:val="29"/>
     <w:rsid w:val="00FC693F"/>
     <w:rPr>
+      <w:rFonts w:eastAsia="黑体"/>
       <w:i/>
       <w:iCs/>
       <w:color w:themeColor="text1" w:val="000000"/>
@@ -3960,7 +4243,7 @@
     <w:semiHidden/>
     <w:rsid w:val="00FC693F"/>
     <w:rPr>
-      <w:rFonts w:asciiTheme="majorHAnsi" w:cstheme="majorBidi" w:eastAsiaTheme="majorEastAsia" w:hAnsiTheme="majorHAnsi"/>
+      <w:rFonts w:asciiTheme="majorHAnsi" w:cstheme="majorBidi" w:hAnsiTheme="majorHAnsi" w:eastAsia="黑体"/>
       <w:b/>
       <w:bCs/>
       <w:i/>
@@ -3976,7 +4259,7 @@
     <w:semiHidden/>
     <w:rsid w:val="00FC693F"/>
     <w:rPr>
-      <w:rFonts w:asciiTheme="majorHAnsi" w:cstheme="majorBidi" w:eastAsiaTheme="majorEastAsia" w:hAnsiTheme="majorHAnsi"/>
+      <w:rFonts w:asciiTheme="majorHAnsi" w:cstheme="majorBidi" w:hAnsiTheme="majorHAnsi" w:eastAsia="黑体"/>
       <w:color w:themeColor="accent1" w:themeShade="7F" w:val="243F60"/>
     </w:rPr>
   </w:style>
@@ -3988,7 +4271,7 @@
     <w:semiHidden/>
     <w:rsid w:val="00FC693F"/>
     <w:rPr>
-      <w:rFonts w:asciiTheme="majorHAnsi" w:cstheme="majorBidi" w:eastAsiaTheme="majorEastAsia" w:hAnsiTheme="majorHAnsi"/>
+      <w:rFonts w:asciiTheme="majorHAnsi" w:cstheme="majorBidi" w:hAnsiTheme="majorHAnsi" w:eastAsia="黑体"/>
       <w:i/>
       <w:iCs/>
       <w:color w:themeColor="accent1" w:themeShade="7F" w:val="243F60"/>
@@ -4002,7 +4285,7 @@
     <w:semiHidden/>
     <w:rsid w:val="00FC693F"/>
     <w:rPr>
-      <w:rFonts w:asciiTheme="majorHAnsi" w:cstheme="majorBidi" w:eastAsiaTheme="majorEastAsia" w:hAnsiTheme="majorHAnsi"/>
+      <w:rFonts w:asciiTheme="majorHAnsi" w:cstheme="majorBidi" w:hAnsiTheme="majorHAnsi" w:eastAsia="黑体"/>
       <w:i/>
       <w:iCs/>
       <w:color w:themeColor="text1" w:themeTint="BF" w:val="404040"/>
@@ -4016,7 +4299,7 @@
     <w:semiHidden/>
     <w:rsid w:val="00FC693F"/>
     <w:rPr>
-      <w:rFonts w:asciiTheme="majorHAnsi" w:cstheme="majorBidi" w:eastAsiaTheme="majorEastAsia" w:hAnsiTheme="majorHAnsi"/>
+      <w:rFonts w:asciiTheme="majorHAnsi" w:cstheme="majorBidi" w:hAnsiTheme="majorHAnsi" w:eastAsia="黑体"/>
       <w:color w:themeColor="accent1" w:val="4F81BD"/>
       <w:sz w:val="20"/>
       <w:szCs w:val="20"/>
@@ -4030,7 +4313,7 @@
     <w:semiHidden/>
     <w:rsid w:val="00FC693F"/>
     <w:rPr>
-      <w:rFonts w:asciiTheme="majorHAnsi" w:cstheme="majorBidi" w:eastAsiaTheme="majorEastAsia" w:hAnsiTheme="majorHAnsi"/>
+      <w:rFonts w:asciiTheme="majorHAnsi" w:cstheme="majorBidi" w:hAnsiTheme="majorHAnsi" w:eastAsia="黑体"/>
       <w:i/>
       <w:iCs/>
       <w:color w:themeColor="text1" w:themeTint="BF" w:val="404040"/>
@@ -4051,6 +4334,7 @@
       <w:spacing w:line="240" w:lineRule="auto"/>
     </w:pPr>
     <w:rPr>
+      <w:rFonts w:eastAsia="黑体"/>
       <w:b/>
       <w:bCs/>
       <w:color w:themeColor="accent1" w:val="4F81BD"/>
@@ -4065,6 +4349,7 @@
     <w:qFormat/>
     <w:rsid w:val="00FC693F"/>
     <w:rPr>
+      <w:rFonts w:eastAsia="黑体"/>
       <w:b/>
       <w:bCs/>
     </w:rPr>
@@ -4076,6 +4361,7 @@
     <w:qFormat/>
     <w:rsid w:val="00FC693F"/>
     <w:rPr>
+      <w:rFonts w:eastAsia="黑体"/>
       <w:i/>
       <w:iCs/>
     </w:rPr>
@@ -4096,6 +4382,7 @@
       <w:ind w:left="936" w:right="936"/>
     </w:pPr>
     <w:rPr>
+      <w:rFonts w:eastAsia="黑体"/>
       <w:b/>
       <w:bCs/>
       <w:i/>
@@ -4110,6 +4397,7 @@
     <w:uiPriority w:val="30"/>
     <w:rsid w:val="00FC693F"/>
     <w:rPr>
+      <w:rFonts w:eastAsia="黑体"/>
       <w:b/>
       <w:bCs/>
       <w:i/>
@@ -4124,6 +4412,7 @@
     <w:qFormat/>
     <w:rsid w:val="00FC693F"/>
     <w:rPr>
+      <w:rFonts w:eastAsia="黑体"/>
       <w:i/>
       <w:iCs/>
       <w:color w:themeColor="text1" w:themeTint="7F" w:val="808080"/>
@@ -4136,6 +4425,7 @@
     <w:qFormat/>
     <w:rsid w:val="00FC693F"/>
     <w:rPr>
+      <w:rFonts w:eastAsia="黑体"/>
       <w:b/>
       <w:bCs/>
       <w:i/>
@@ -4150,6 +4440,7 @@
     <w:qFormat/>
     <w:rsid w:val="00FC693F"/>
     <w:rPr>
+      <w:rFonts w:eastAsia="黑体"/>
       <w:smallCaps/>
       <w:color w:themeColor="accent2" w:val="C0504D"/>
       <w:u w:val="single"/>
@@ -4162,6 +4453,7 @@
     <w:qFormat/>
     <w:rsid w:val="00FC693F"/>
     <w:rPr>
+      <w:rFonts w:eastAsia="黑体"/>
       <w:b/>
       <w:bCs/>
       <w:smallCaps/>
@@ -4177,6 +4469,7 @@
     <w:qFormat/>
     <w:rsid w:val="00FC693F"/>
     <w:rPr>
+      <w:rFonts w:eastAsia="黑体"/>
       <w:b/>
       <w:bCs/>
       <w:smallCaps/>
@@ -4231,6 +4524,7 @@
       <w:spacing w:after="0" w:line="240" w:lineRule="auto"/>
     </w:pPr>
     <w:rPr>
+      <w:rFonts w:eastAsia="黑体"/>
       <w:color w:themeColor="text1" w:themeShade="BF" w:val="000000"/>
     </w:rPr>
     <w:tblPr>
@@ -4253,6 +4547,7 @@
         <w:spacing w:after="0" w:before="0" w:line="240" w:lineRule="auto"/>
       </w:pPr>
       <w:rPr>
+        <w:rFonts w:eastAsia="黑体"/>
         <w:b/>
         <w:bCs/>
       </w:rPr>
@@ -4273,6 +4568,7 @@
         <w:spacing w:after="0" w:before="0" w:line="240" w:lineRule="auto"/>
       </w:pPr>
       <w:rPr>
+        <w:rFonts w:eastAsia="黑体"/>
         <w:b/>
         <w:bCs/>
       </w:rPr>
@@ -4290,12 +4586,14 @@
     </w:tblStylePr>
     <w:tblStylePr w:type="firstCol">
       <w:rPr>
+        <w:rFonts w:eastAsia="黑体"/>
         <w:b/>
         <w:bCs/>
       </w:rPr>
     </w:tblStylePr>
     <w:tblStylePr w:type="lastCol">
       <w:rPr>
+        <w:rFonts w:eastAsia="黑体"/>
         <w:b/>
         <w:bCs/>
       </w:rPr>
@@ -4334,6 +4632,7 @@
       <w:spacing w:after="0" w:line="240" w:lineRule="auto"/>
     </w:pPr>
     <w:rPr>
+      <w:rFonts w:eastAsia="黑体"/>
       <w:color w:themeColor="accent1" w:themeShade="BF" w:val="365F91"/>
     </w:rPr>
     <w:tblPr>
@@ -4356,6 +4655,7 @@
         <w:spacing w:after="0" w:before="0" w:line="240" w:lineRule="auto"/>
       </w:pPr>
       <w:rPr>
+        <w:rFonts w:eastAsia="黑体"/>
         <w:b/>
         <w:bCs/>
       </w:rPr>
@@ -4376,6 +4676,7 @@
         <w:spacing w:after="0" w:before="0" w:line="240" w:lineRule="auto"/>
       </w:pPr>
       <w:rPr>
+        <w:rFonts w:eastAsia="黑体"/>
         <w:b/>
         <w:bCs/>
       </w:rPr>
@@ -4393,12 +4694,14 @@
     </w:tblStylePr>
     <w:tblStylePr w:type="firstCol">
       <w:rPr>
+        <w:rFonts w:eastAsia="黑体"/>
         <w:b/>
         <w:bCs/>
       </w:rPr>
     </w:tblStylePr>
     <w:tblStylePr w:type="lastCol">
       <w:rPr>
+        <w:rFonts w:eastAsia="黑体"/>
         <w:b/>
         <w:bCs/>
       </w:rPr>
@@ -4437,6 +4740,7 @@
       <w:spacing w:after="0" w:line="240" w:lineRule="auto"/>
     </w:pPr>
     <w:rPr>
+      <w:rFonts w:eastAsia="黑体"/>
       <w:color w:themeColor="accent2" w:themeShade="BF" w:val="943634"/>
     </w:rPr>
     <w:tblPr>
@@ -4459,6 +4763,7 @@
         <w:spacing w:after="0" w:before="0" w:line="240" w:lineRule="auto"/>
       </w:pPr>
       <w:rPr>
+        <w:rFonts w:eastAsia="黑体"/>
         <w:b/>
         <w:bCs/>
       </w:rPr>
@@ -4479,6 +4784,7 @@
         <w:spacing w:after="0" w:before="0" w:line="240" w:lineRule="auto"/>
       </w:pPr>
       <w:rPr>
+        <w:rFonts w:eastAsia="黑体"/>
         <w:b/>
         <w:bCs/>
       </w:rPr>
@@ -4496,12 +4802,14 @@
     </w:tblStylePr>
     <w:tblStylePr w:type="firstCol">
       <w:rPr>
+        <w:rFonts w:eastAsia="黑体"/>
         <w:b/>
         <w:bCs/>
       </w:rPr>
     </w:tblStylePr>
     <w:tblStylePr w:type="lastCol">
       <w:rPr>
+        <w:rFonts w:eastAsia="黑体"/>
         <w:b/>
         <w:bCs/>
       </w:rPr>
@@ -4540,6 +4848,7 @@
       <w:spacing w:after="0" w:line="240" w:lineRule="auto"/>
     </w:pPr>
     <w:rPr>
+      <w:rFonts w:eastAsia="黑体"/>
       <w:color w:themeColor="accent3" w:themeShade="BF" w:val="76923C"/>
     </w:rPr>
     <w:tblPr>
@@ -4562,6 +4871,7 @@
         <w:spacing w:after="0" w:before="0" w:line="240" w:lineRule="auto"/>
       </w:pPr>
       <w:rPr>
+        <w:rFonts w:eastAsia="黑体"/>
         <w:b/>
         <w:bCs/>
       </w:rPr>
@@ -4582,6 +4892,7 @@
         <w:spacing w:after="0" w:before="0" w:line="240" w:lineRule="auto"/>
       </w:pPr>
       <w:rPr>
+        <w:rFonts w:eastAsia="黑体"/>
         <w:b/>
         <w:bCs/>
       </w:rPr>
@@ -4599,12 +4910,14 @@
     </w:tblStylePr>
     <w:tblStylePr w:type="firstCol">
       <w:rPr>
+        <w:rFonts w:eastAsia="黑体"/>
         <w:b/>
         <w:bCs/>
       </w:rPr>
     </w:tblStylePr>
     <w:tblStylePr w:type="lastCol">
       <w:rPr>
+        <w:rFonts w:eastAsia="黑体"/>
         <w:b/>
         <w:bCs/>
       </w:rPr>
@@ -4643,6 +4956,7 @@
       <w:spacing w:after="0" w:line="240" w:lineRule="auto"/>
     </w:pPr>
     <w:rPr>
+      <w:rFonts w:eastAsia="黑体"/>
       <w:color w:themeColor="accent4" w:themeShade="BF" w:val="5F497A"/>
     </w:rPr>
     <w:tblPr>
@@ -4665,6 +4979,7 @@
         <w:spacing w:after="0" w:before="0" w:line="240" w:lineRule="auto"/>
       </w:pPr>
       <w:rPr>
+        <w:rFonts w:eastAsia="黑体"/>
         <w:b/>
         <w:bCs/>
       </w:rPr>
@@ -4685,6 +5000,7 @@
         <w:spacing w:after="0" w:before="0" w:line="240" w:lineRule="auto"/>
       </w:pPr>
       <w:rPr>
+        <w:rFonts w:eastAsia="黑体"/>
         <w:b/>
         <w:bCs/>
       </w:rPr>
@@ -4702,12 +5018,14 @@
     </w:tblStylePr>
     <w:tblStylePr w:type="firstCol">
       <w:rPr>
+        <w:rFonts w:eastAsia="黑体"/>
         <w:b/>
         <w:bCs/>
       </w:rPr>
     </w:tblStylePr>
     <w:tblStylePr w:type="lastCol">
       <w:rPr>
+        <w:rFonts w:eastAsia="黑体"/>
         <w:b/>
         <w:bCs/>
       </w:rPr>
@@ -4746,6 +5064,7 @@
       <w:spacing w:after="0" w:line="240" w:lineRule="auto"/>
     </w:pPr>
     <w:rPr>
+      <w:rFonts w:eastAsia="黑体"/>
       <w:color w:themeColor="accent5" w:themeShade="BF" w:val="31849B"/>
     </w:rPr>
     <w:tblPr>
@@ -4768,6 +5087,7 @@
         <w:spacing w:after="0" w:before="0" w:line="240" w:lineRule="auto"/>
       </w:pPr>
       <w:rPr>
+        <w:rFonts w:eastAsia="黑体"/>
         <w:b/>
         <w:bCs/>
       </w:rPr>
@@ -4788,6 +5108,7 @@
         <w:spacing w:after="0" w:before="0" w:line="240" w:lineRule="auto"/>
       </w:pPr>
       <w:rPr>
+        <w:rFonts w:eastAsia="黑体"/>
         <w:b/>
         <w:bCs/>
       </w:rPr>
@@ -4805,12 +5126,14 @@
     </w:tblStylePr>
     <w:tblStylePr w:type="firstCol">
       <w:rPr>
+        <w:rFonts w:eastAsia="黑体"/>
         <w:b/>
         <w:bCs/>
       </w:rPr>
     </w:tblStylePr>
     <w:tblStylePr w:type="lastCol">
       <w:rPr>
+        <w:rFonts w:eastAsia="黑体"/>
         <w:b/>
         <w:bCs/>
       </w:rPr>
@@ -4849,6 +5172,7 @@
       <w:spacing w:after="0" w:line="240" w:lineRule="auto"/>
     </w:pPr>
     <w:rPr>
+      <w:rFonts w:eastAsia="黑体"/>
       <w:color w:themeColor="accent6" w:themeShade="BF" w:val="E36C0A"/>
     </w:rPr>
     <w:tblPr>
@@ -4871,6 +5195,7 @@
         <w:spacing w:after="0" w:before="0" w:line="240" w:lineRule="auto"/>
       </w:pPr>
       <w:rPr>
+        <w:rFonts w:eastAsia="黑体"/>
         <w:b/>
         <w:bCs/>
       </w:rPr>
@@ -4891,6 +5216,7 @@
         <w:spacing w:after="0" w:before="0" w:line="240" w:lineRule="auto"/>
       </w:pPr>
       <w:rPr>
+        <w:rFonts w:eastAsia="黑体"/>
         <w:b/>
         <w:bCs/>
       </w:rPr>
@@ -4908,12 +5234,14 @@
     </w:tblStylePr>
     <w:tblStylePr w:type="firstCol">
       <w:rPr>
+        <w:rFonts w:eastAsia="黑体"/>
         <w:b/>
         <w:bCs/>
       </w:rPr>
     </w:tblStylePr>
     <w:tblStylePr w:type="lastCol">
       <w:rPr>
+        <w:rFonts w:eastAsia="黑体"/>
         <w:b/>
         <w:bCs/>
       </w:rPr>
@@ -4973,6 +5301,7 @@
         <w:spacing w:after="0" w:before="0" w:line="240" w:lineRule="auto"/>
       </w:pPr>
       <w:rPr>
+        <w:rFonts w:eastAsia="黑体"/>
         <w:b/>
         <w:bCs/>
         <w:color w:themeColor="background1" w:val="FFFFFF"/>
@@ -4987,6 +5316,7 @@
         <w:spacing w:after="0" w:before="0" w:line="240" w:lineRule="auto"/>
       </w:pPr>
       <w:rPr>
+        <w:rFonts w:eastAsia="黑体"/>
         <w:b/>
         <w:bCs/>
       </w:rPr>
@@ -5002,12 +5332,14 @@
     </w:tblStylePr>
     <w:tblStylePr w:type="firstCol">
       <w:rPr>
+        <w:rFonts w:eastAsia="黑体"/>
         <w:b/>
         <w:bCs/>
       </w:rPr>
     </w:tblStylePr>
     <w:tblStylePr w:type="lastCol">
       <w:rPr>
+        <w:rFonts w:eastAsia="黑体"/>
         <w:b/>
         <w:bCs/>
       </w:rPr>
@@ -5065,6 +5397,7 @@
         <w:spacing w:after="0" w:before="0" w:line="240" w:lineRule="auto"/>
       </w:pPr>
       <w:rPr>
+        <w:rFonts w:eastAsia="黑体"/>
         <w:b/>
         <w:bCs/>
         <w:color w:themeColor="background1" w:val="FFFFFF"/>
@@ -5079,6 +5412,7 @@
         <w:spacing w:after="0" w:before="0" w:line="240" w:lineRule="auto"/>
       </w:pPr>
       <w:rPr>
+        <w:rFonts w:eastAsia="黑体"/>
         <w:b/>
         <w:bCs/>
       </w:rPr>
@@ -5094,12 +5428,14 @@
     </w:tblStylePr>
     <w:tblStylePr w:type="firstCol">
       <w:rPr>
+        <w:rFonts w:eastAsia="黑体"/>
         <w:b/>
         <w:bCs/>
       </w:rPr>
     </w:tblStylePr>
     <w:tblStylePr w:type="lastCol">
       <w:rPr>
+        <w:rFonts w:eastAsia="黑体"/>
         <w:b/>
         <w:bCs/>
       </w:rPr>
@@ -5157,6 +5493,7 @@
         <w:spacing w:after="0" w:before="0" w:line="240" w:lineRule="auto"/>
       </w:pPr>
       <w:rPr>
+        <w:rFonts w:eastAsia="黑体"/>
         <w:b/>
         <w:bCs/>
         <w:color w:themeColor="background1" w:val="FFFFFF"/>
@@ -5171,6 +5508,7 @@
         <w:spacing w:after="0" w:before="0" w:line="240" w:lineRule="auto"/>
       </w:pPr>
       <w:rPr>
+        <w:rFonts w:eastAsia="黑体"/>
         <w:b/>
         <w:bCs/>
       </w:rPr>
@@ -5186,12 +5524,14 @@
     </w:tblStylePr>
     <w:tblStylePr w:type="firstCol">
       <w:rPr>
+        <w:rFonts w:eastAsia="黑体"/>
         <w:b/>
         <w:bCs/>
       </w:rPr>
     </w:tblStylePr>
     <w:tblStylePr w:type="lastCol">
       <w:rPr>
+        <w:rFonts w:eastAsia="黑体"/>
         <w:b/>
         <w:bCs/>
       </w:rPr>
@@ -5249,6 +5589,7 @@
         <w:spacing w:after="0" w:before="0" w:line="240" w:lineRule="auto"/>
       </w:pPr>
       <w:rPr>
+        <w:rFonts w:eastAsia="黑体"/>
         <w:b/>
         <w:bCs/>
         <w:color w:themeColor="background1" w:val="FFFFFF"/>
@@ -5263,6 +5604,7 @@
         <w:spacing w:after="0" w:before="0" w:line="240" w:lineRule="auto"/>
       </w:pPr>
       <w:rPr>
+        <w:rFonts w:eastAsia="黑体"/>
         <w:b/>
         <w:bCs/>
       </w:rPr>
@@ -5278,12 +5620,14 @@
     </w:tblStylePr>
     <w:tblStylePr w:type="firstCol">
       <w:rPr>
+        <w:rFonts w:eastAsia="黑体"/>
         <w:b/>
         <w:bCs/>
       </w:rPr>
     </w:tblStylePr>
     <w:tblStylePr w:type="lastCol">
       <w:rPr>
+        <w:rFonts w:eastAsia="黑体"/>
         <w:b/>
         <w:bCs/>
       </w:rPr>
@@ -5341,6 +5685,7 @@
         <w:spacing w:after="0" w:before="0" w:line="240" w:lineRule="auto"/>
       </w:pPr>
       <w:rPr>
+        <w:rFonts w:eastAsia="黑体"/>
         <w:b/>
         <w:bCs/>
         <w:color w:themeColor="background1" w:val="FFFFFF"/>
@@ -5355,6 +5700,7 @@
         <w:spacing w:after="0" w:before="0" w:line="240" w:lineRule="auto"/>
       </w:pPr>
       <w:rPr>
+        <w:rFonts w:eastAsia="黑体"/>
         <w:b/>
         <w:bCs/>
       </w:rPr>
@@ -5370,12 +5716,14 @@
     </w:tblStylePr>
     <w:tblStylePr w:type="firstCol">
       <w:rPr>
+        <w:rFonts w:eastAsia="黑体"/>
         <w:b/>
         <w:bCs/>
       </w:rPr>
     </w:tblStylePr>
     <w:tblStylePr w:type="lastCol">
       <w:rPr>
+        <w:rFonts w:eastAsia="黑体"/>
         <w:b/>
         <w:bCs/>
       </w:rPr>
@@ -5433,6 +5781,7 @@
         <w:spacing w:after="0" w:before="0" w:line="240" w:lineRule="auto"/>
       </w:pPr>
       <w:rPr>
+        <w:rFonts w:eastAsia="黑体"/>
         <w:b/>
         <w:bCs/>
         <w:color w:themeColor="background1" w:val="FFFFFF"/>
@@ -5447,6 +5796,7 @@
         <w:spacing w:after="0" w:before="0" w:line="240" w:lineRule="auto"/>
       </w:pPr>
       <w:rPr>
+        <w:rFonts w:eastAsia="黑体"/>
         <w:b/>
         <w:bCs/>
       </w:rPr>
@@ -5462,12 +5812,14 @@
     </w:tblStylePr>
     <w:tblStylePr w:type="firstCol">
       <w:rPr>
+        <w:rFonts w:eastAsia="黑体"/>
         <w:b/>
         <w:bCs/>
       </w:rPr>
     </w:tblStylePr>
     <w:tblStylePr w:type="lastCol">
       <w:rPr>
+        <w:rFonts w:eastAsia="黑体"/>
         <w:b/>
         <w:bCs/>
       </w:rPr>
@@ -5525,6 +5877,7 @@
         <w:spacing w:after="0" w:before="0" w:line="240" w:lineRule="auto"/>
       </w:pPr>
       <w:rPr>
+        <w:rFonts w:eastAsia="黑体"/>
         <w:b/>
         <w:bCs/>
         <w:color w:themeColor="background1" w:val="FFFFFF"/>
@@ -5539,6 +5892,7 @@
         <w:spacing w:after="0" w:before="0" w:line="240" w:lineRule="auto"/>
       </w:pPr>
       <w:rPr>
+        <w:rFonts w:eastAsia="黑体"/>
         <w:b/>
         <w:bCs/>
       </w:rPr>
@@ -5554,12 +5908,14 @@
     </w:tblStylePr>
     <w:tblStylePr w:type="firstCol">
       <w:rPr>
+        <w:rFonts w:eastAsia="黑体"/>
         <w:b/>
         <w:bCs/>
       </w:rPr>
     </w:tblStylePr>
     <w:tblStylePr w:type="lastCol">
       <w:rPr>
+        <w:rFonts w:eastAsia="黑体"/>
         <w:b/>
         <w:bCs/>
       </w:rPr>
@@ -5619,7 +5975,7 @@
         <w:spacing w:after="0" w:before="0" w:line="240" w:lineRule="auto"/>
       </w:pPr>
       <w:rPr>
-        <w:rFonts w:asciiTheme="majorHAnsi" w:cstheme="majorBidi" w:eastAsiaTheme="majorEastAsia" w:hAnsiTheme="majorHAnsi"/>
+        <w:rFonts w:asciiTheme="majorHAnsi" w:cstheme="majorBidi" w:hAnsiTheme="majorHAnsi" w:eastAsia="黑体"/>
         <w:b/>
         <w:bCs/>
       </w:rPr>
@@ -5640,7 +5996,7 @@
         <w:spacing w:after="0" w:before="0" w:line="240" w:lineRule="auto"/>
       </w:pPr>
       <w:rPr>
-        <w:rFonts w:asciiTheme="majorHAnsi" w:cstheme="majorBidi" w:eastAsiaTheme="majorEastAsia" w:hAnsiTheme="majorHAnsi"/>
+        <w:rFonts w:asciiTheme="majorHAnsi" w:cstheme="majorBidi" w:hAnsiTheme="majorHAnsi" w:eastAsia="黑体"/>
         <w:b/>
         <w:bCs/>
       </w:rPr>
@@ -5658,14 +6014,14 @@
     </w:tblStylePr>
     <w:tblStylePr w:type="firstCol">
       <w:rPr>
-        <w:rFonts w:asciiTheme="majorHAnsi" w:cstheme="majorBidi" w:eastAsiaTheme="majorEastAsia" w:hAnsiTheme="majorHAnsi"/>
+        <w:rFonts w:asciiTheme="majorHAnsi" w:cstheme="majorBidi" w:hAnsiTheme="majorHAnsi" w:eastAsia="黑体"/>
         <w:b/>
         <w:bCs/>
       </w:rPr>
     </w:tblStylePr>
     <w:tblStylePr w:type="lastCol">
       <w:rPr>
-        <w:rFonts w:asciiTheme="majorHAnsi" w:cstheme="majorBidi" w:eastAsiaTheme="majorEastAsia" w:hAnsiTheme="majorHAnsi"/>
+        <w:rFonts w:asciiTheme="majorHAnsi" w:cstheme="majorBidi" w:hAnsiTheme="majorHAnsi" w:eastAsia="黑体"/>
         <w:b/>
         <w:bCs/>
       </w:rPr>
@@ -5749,7 +6105,7 @@
         <w:spacing w:after="0" w:before="0" w:line="240" w:lineRule="auto"/>
       </w:pPr>
       <w:rPr>
-        <w:rFonts w:asciiTheme="majorHAnsi" w:cstheme="majorBidi" w:eastAsiaTheme="majorEastAsia" w:hAnsiTheme="majorHAnsi"/>
+        <w:rFonts w:asciiTheme="majorHAnsi" w:cstheme="majorBidi" w:hAnsiTheme="majorHAnsi" w:eastAsia="黑体"/>
         <w:b/>
         <w:bCs/>
       </w:rPr>
@@ -5770,7 +6126,7 @@
         <w:spacing w:after="0" w:before="0" w:line="240" w:lineRule="auto"/>
       </w:pPr>
       <w:rPr>
-        <w:rFonts w:asciiTheme="majorHAnsi" w:cstheme="majorBidi" w:eastAsiaTheme="majorEastAsia" w:hAnsiTheme="majorHAnsi"/>
+        <w:rFonts w:asciiTheme="majorHAnsi" w:cstheme="majorBidi" w:hAnsiTheme="majorHAnsi" w:eastAsia="黑体"/>
         <w:b/>
         <w:bCs/>
       </w:rPr>
@@ -5788,14 +6144,14 @@
     </w:tblStylePr>
     <w:tblStylePr w:type="firstCol">
       <w:rPr>
-        <w:rFonts w:asciiTheme="majorHAnsi" w:cstheme="majorBidi" w:eastAsiaTheme="majorEastAsia" w:hAnsiTheme="majorHAnsi"/>
+        <w:rFonts w:asciiTheme="majorHAnsi" w:cstheme="majorBidi" w:hAnsiTheme="majorHAnsi" w:eastAsia="黑体"/>
         <w:b/>
         <w:bCs/>
       </w:rPr>
     </w:tblStylePr>
     <w:tblStylePr w:type="lastCol">
       <w:rPr>
-        <w:rFonts w:asciiTheme="majorHAnsi" w:cstheme="majorBidi" w:eastAsiaTheme="majorEastAsia" w:hAnsiTheme="majorHAnsi"/>
+        <w:rFonts w:asciiTheme="majorHAnsi" w:cstheme="majorBidi" w:hAnsiTheme="majorHAnsi" w:eastAsia="黑体"/>
         <w:b/>
         <w:bCs/>
       </w:rPr>
@@ -5879,7 +6235,7 @@
         <w:spacing w:after="0" w:before="0" w:line="240" w:lineRule="auto"/>
       </w:pPr>
       <w:rPr>
-        <w:rFonts w:asciiTheme="majorHAnsi" w:cstheme="majorBidi" w:eastAsiaTheme="majorEastAsia" w:hAnsiTheme="majorHAnsi"/>
+        <w:rFonts w:asciiTheme="majorHAnsi" w:cstheme="majorBidi" w:hAnsiTheme="majorHAnsi" w:eastAsia="黑体"/>
         <w:b/>
         <w:bCs/>
       </w:rPr>
@@ -5900,7 +6256,7 @@
         <w:spacing w:after="0" w:before="0" w:line="240" w:lineRule="auto"/>
       </w:pPr>
       <w:rPr>
-        <w:rFonts w:asciiTheme="majorHAnsi" w:cstheme="majorBidi" w:eastAsiaTheme="majorEastAsia" w:hAnsiTheme="majorHAnsi"/>
+        <w:rFonts w:asciiTheme="majorHAnsi" w:cstheme="majorBidi" w:hAnsiTheme="majorHAnsi" w:eastAsia="黑体"/>
         <w:b/>
         <w:bCs/>
       </w:rPr>
@@ -5918,14 +6274,14 @@
     </w:tblStylePr>
     <w:tblStylePr w:type="firstCol">
       <w:rPr>
-        <w:rFonts w:asciiTheme="majorHAnsi" w:cstheme="majorBidi" w:eastAsiaTheme="majorEastAsia" w:hAnsiTheme="majorHAnsi"/>
+        <w:rFonts w:asciiTheme="majorHAnsi" w:cstheme="majorBidi" w:hAnsiTheme="majorHAnsi" w:eastAsia="黑体"/>
         <w:b/>
         <w:bCs/>
       </w:rPr>
     </w:tblStylePr>
     <w:tblStylePr w:type="lastCol">
       <w:rPr>
-        <w:rFonts w:asciiTheme="majorHAnsi" w:cstheme="majorBidi" w:eastAsiaTheme="majorEastAsia" w:hAnsiTheme="majorHAnsi"/>
+        <w:rFonts w:asciiTheme="majorHAnsi" w:cstheme="majorBidi" w:hAnsiTheme="majorHAnsi" w:eastAsia="黑体"/>
         <w:b/>
         <w:bCs/>
       </w:rPr>
@@ -6009,7 +6365,7 @@
         <w:spacing w:after="0" w:before="0" w:line="240" w:lineRule="auto"/>
       </w:pPr>
       <w:rPr>
-        <w:rFonts w:asciiTheme="majorHAnsi" w:cstheme="majorBidi" w:eastAsiaTheme="majorEastAsia" w:hAnsiTheme="majorHAnsi"/>
+        <w:rFonts w:asciiTheme="majorHAnsi" w:cstheme="majorBidi" w:hAnsiTheme="majorHAnsi" w:eastAsia="黑体"/>
         <w:b/>
         <w:bCs/>
       </w:rPr>
@@ -6030,7 +6386,7 @@
         <w:spacing w:after="0" w:before="0" w:line="240" w:lineRule="auto"/>
       </w:pPr>
       <w:rPr>
-        <w:rFonts w:asciiTheme="majorHAnsi" w:cstheme="majorBidi" w:eastAsiaTheme="majorEastAsia" w:hAnsiTheme="majorHAnsi"/>
+        <w:rFonts w:asciiTheme="majorHAnsi" w:cstheme="majorBidi" w:hAnsiTheme="majorHAnsi" w:eastAsia="黑体"/>
         <w:b/>
         <w:bCs/>
       </w:rPr>
@@ -6048,14 +6404,14 @@
     </w:tblStylePr>
     <w:tblStylePr w:type="firstCol">
       <w:rPr>
-        <w:rFonts w:asciiTheme="majorHAnsi" w:cstheme="majorBidi" w:eastAsiaTheme="majorEastAsia" w:hAnsiTheme="majorHAnsi"/>
+        <w:rFonts w:asciiTheme="majorHAnsi" w:cstheme="majorBidi" w:hAnsiTheme="majorHAnsi" w:eastAsia="黑体"/>
         <w:b/>
         <w:bCs/>
       </w:rPr>
     </w:tblStylePr>
     <w:tblStylePr w:type="lastCol">
       <w:rPr>
-        <w:rFonts w:asciiTheme="majorHAnsi" w:cstheme="majorBidi" w:eastAsiaTheme="majorEastAsia" w:hAnsiTheme="majorHAnsi"/>
+        <w:rFonts w:asciiTheme="majorHAnsi" w:cstheme="majorBidi" w:hAnsiTheme="majorHAnsi" w:eastAsia="黑体"/>
         <w:b/>
         <w:bCs/>
       </w:rPr>
@@ -6139,7 +6495,7 @@
         <w:spacing w:after="0" w:before="0" w:line="240" w:lineRule="auto"/>
       </w:pPr>
       <w:rPr>
-        <w:rFonts w:asciiTheme="majorHAnsi" w:cstheme="majorBidi" w:eastAsiaTheme="majorEastAsia" w:hAnsiTheme="majorHAnsi"/>
+        <w:rFonts w:asciiTheme="majorHAnsi" w:cstheme="majorBidi" w:hAnsiTheme="majorHAnsi" w:eastAsia="黑体"/>
         <w:b/>
         <w:bCs/>
       </w:rPr>
@@ -6160,7 +6516,7 @@
         <w:spacing w:after="0" w:before="0" w:line="240" w:lineRule="auto"/>
       </w:pPr>
       <w:rPr>
-        <w:rFonts w:asciiTheme="majorHAnsi" w:cstheme="majorBidi" w:eastAsiaTheme="majorEastAsia" w:hAnsiTheme="majorHAnsi"/>
+        <w:rFonts w:asciiTheme="majorHAnsi" w:cstheme="majorBidi" w:hAnsiTheme="majorHAnsi" w:eastAsia="黑体"/>
         <w:b/>
         <w:bCs/>
       </w:rPr>
@@ -6178,14 +6534,14 @@
     </w:tblStylePr>
     <w:tblStylePr w:type="firstCol">
       <w:rPr>
-        <w:rFonts w:asciiTheme="majorHAnsi" w:cstheme="majorBidi" w:eastAsiaTheme="majorEastAsia" w:hAnsiTheme="majorHAnsi"/>
+        <w:rFonts w:asciiTheme="majorHAnsi" w:cstheme="majorBidi" w:hAnsiTheme="majorHAnsi" w:eastAsia="黑体"/>
         <w:b/>
         <w:bCs/>
       </w:rPr>
     </w:tblStylePr>
     <w:tblStylePr w:type="lastCol">
       <w:rPr>
-        <w:rFonts w:asciiTheme="majorHAnsi" w:cstheme="majorBidi" w:eastAsiaTheme="majorEastAsia" w:hAnsiTheme="majorHAnsi"/>
+        <w:rFonts w:asciiTheme="majorHAnsi" w:cstheme="majorBidi" w:hAnsiTheme="majorHAnsi" w:eastAsia="黑体"/>
         <w:b/>
         <w:bCs/>
       </w:rPr>
@@ -6269,7 +6625,7 @@
         <w:spacing w:after="0" w:before="0" w:line="240" w:lineRule="auto"/>
       </w:pPr>
       <w:rPr>
-        <w:rFonts w:asciiTheme="majorHAnsi" w:cstheme="majorBidi" w:eastAsiaTheme="majorEastAsia" w:hAnsiTheme="majorHAnsi"/>
+        <w:rFonts w:asciiTheme="majorHAnsi" w:cstheme="majorBidi" w:hAnsiTheme="majorHAnsi" w:eastAsia="黑体"/>
         <w:b/>
         <w:bCs/>
       </w:rPr>
@@ -6290,7 +6646,7 @@
         <w:spacing w:after="0" w:before="0" w:line="240" w:lineRule="auto"/>
       </w:pPr>
       <w:rPr>
-        <w:rFonts w:asciiTheme="majorHAnsi" w:cstheme="majorBidi" w:eastAsiaTheme="majorEastAsia" w:hAnsiTheme="majorHAnsi"/>
+        <w:rFonts w:asciiTheme="majorHAnsi" w:cstheme="majorBidi" w:hAnsiTheme="majorHAnsi" w:eastAsia="黑体"/>
         <w:b/>
         <w:bCs/>
       </w:rPr>
@@ -6308,14 +6664,14 @@
     </w:tblStylePr>
     <w:tblStylePr w:type="firstCol">
       <w:rPr>
-        <w:rFonts w:asciiTheme="majorHAnsi" w:cstheme="majorBidi" w:eastAsiaTheme="majorEastAsia" w:hAnsiTheme="majorHAnsi"/>
+        <w:rFonts w:asciiTheme="majorHAnsi" w:cstheme="majorBidi" w:hAnsiTheme="majorHAnsi" w:eastAsia="黑体"/>
         <w:b/>
         <w:bCs/>
       </w:rPr>
     </w:tblStylePr>
     <w:tblStylePr w:type="lastCol">
       <w:rPr>
-        <w:rFonts w:asciiTheme="majorHAnsi" w:cstheme="majorBidi" w:eastAsiaTheme="majorEastAsia" w:hAnsiTheme="majorHAnsi"/>
+        <w:rFonts w:asciiTheme="majorHAnsi" w:cstheme="majorBidi" w:hAnsiTheme="majorHAnsi" w:eastAsia="黑体"/>
         <w:b/>
         <w:bCs/>
       </w:rPr>
@@ -6399,7 +6755,7 @@
         <w:spacing w:after="0" w:before="0" w:line="240" w:lineRule="auto"/>
       </w:pPr>
       <w:rPr>
-        <w:rFonts w:asciiTheme="majorHAnsi" w:cstheme="majorBidi" w:eastAsiaTheme="majorEastAsia" w:hAnsiTheme="majorHAnsi"/>
+        <w:rFonts w:asciiTheme="majorHAnsi" w:cstheme="majorBidi" w:hAnsiTheme="majorHAnsi" w:eastAsia="黑体"/>
         <w:b/>
         <w:bCs/>
       </w:rPr>
@@ -6420,7 +6776,7 @@
         <w:spacing w:after="0" w:before="0" w:line="240" w:lineRule="auto"/>
       </w:pPr>
       <w:rPr>
-        <w:rFonts w:asciiTheme="majorHAnsi" w:cstheme="majorBidi" w:eastAsiaTheme="majorEastAsia" w:hAnsiTheme="majorHAnsi"/>
+        <w:rFonts w:asciiTheme="majorHAnsi" w:cstheme="majorBidi" w:hAnsiTheme="majorHAnsi" w:eastAsia="黑体"/>
         <w:b/>
         <w:bCs/>
       </w:rPr>
@@ -6438,14 +6794,14 @@
     </w:tblStylePr>
     <w:tblStylePr w:type="firstCol">
       <w:rPr>
-        <w:rFonts w:asciiTheme="majorHAnsi" w:cstheme="majorBidi" w:eastAsiaTheme="majorEastAsia" w:hAnsiTheme="majorHAnsi"/>
+        <w:rFonts w:asciiTheme="majorHAnsi" w:cstheme="majorBidi" w:hAnsiTheme="majorHAnsi" w:eastAsia="黑体"/>
         <w:b/>
         <w:bCs/>
       </w:rPr>
     </w:tblStylePr>
     <w:tblStylePr w:type="lastCol">
       <w:rPr>
-        <w:rFonts w:asciiTheme="majorHAnsi" w:cstheme="majorBidi" w:eastAsiaTheme="majorEastAsia" w:hAnsiTheme="majorHAnsi"/>
+        <w:rFonts w:asciiTheme="majorHAnsi" w:cstheme="majorBidi" w:hAnsiTheme="majorHAnsi" w:eastAsia="黑体"/>
         <w:b/>
         <w:bCs/>
       </w:rPr>
@@ -6528,6 +6884,7 @@
         <w:spacing w:after="0" w:before="0" w:line="240" w:lineRule="auto"/>
       </w:pPr>
       <w:rPr>
+        <w:rFonts w:eastAsia="黑体"/>
         <w:b/>
         <w:bCs/>
         <w:color w:themeColor="background1" w:val="FFFFFF"/>
@@ -6550,6 +6907,7 @@
         <w:spacing w:after="0" w:before="0" w:line="240" w:lineRule="auto"/>
       </w:pPr>
       <w:rPr>
+        <w:rFonts w:eastAsia="黑体"/>
         <w:b/>
         <w:bCs/>
       </w:rPr>
@@ -6567,12 +6925,14 @@
     </w:tblStylePr>
     <w:tblStylePr w:type="firstCol">
       <w:rPr>
+        <w:rFonts w:eastAsia="黑体"/>
         <w:b/>
         <w:bCs/>
       </w:rPr>
     </w:tblStylePr>
     <w:tblStylePr w:type="lastCol">
       <w:rPr>
+        <w:rFonts w:eastAsia="黑体"/>
         <w:b/>
         <w:bCs/>
       </w:rPr>
@@ -6634,6 +6994,7 @@
         <w:spacing w:after="0" w:before="0" w:line="240" w:lineRule="auto"/>
       </w:pPr>
       <w:rPr>
+        <w:rFonts w:eastAsia="黑体"/>
         <w:b/>
         <w:bCs/>
         <w:color w:themeColor="background1" w:val="FFFFFF"/>
@@ -6656,6 +7017,7 @@
         <w:spacing w:after="0" w:before="0" w:line="240" w:lineRule="auto"/>
       </w:pPr>
       <w:rPr>
+        <w:rFonts w:eastAsia="黑体"/>
         <w:b/>
         <w:bCs/>
       </w:rPr>
@@ -6673,12 +7035,14 @@
     </w:tblStylePr>
     <w:tblStylePr w:type="firstCol">
       <w:rPr>
+        <w:rFonts w:eastAsia="黑体"/>
         <w:b/>
         <w:bCs/>
       </w:rPr>
     </w:tblStylePr>
     <w:tblStylePr w:type="lastCol">
       <w:rPr>
+        <w:rFonts w:eastAsia="黑体"/>
         <w:b/>
         <w:bCs/>
       </w:rPr>
@@ -6740,6 +7104,7 @@
         <w:spacing w:after="0" w:before="0" w:line="240" w:lineRule="auto"/>
       </w:pPr>
       <w:rPr>
+        <w:rFonts w:eastAsia="黑体"/>
         <w:b/>
         <w:bCs/>
         <w:color w:themeColor="background1" w:val="FFFFFF"/>
@@ -6762,6 +7127,7 @@
         <w:spacing w:after="0" w:before="0" w:line="240" w:lineRule="auto"/>
       </w:pPr>
       <w:rPr>
+        <w:rFonts w:eastAsia="黑体"/>
         <w:b/>
         <w:bCs/>
       </w:rPr>
@@ -6779,12 +7145,14 @@
     </w:tblStylePr>
     <w:tblStylePr w:type="firstCol">
       <w:rPr>
+        <w:rFonts w:eastAsia="黑体"/>
         <w:b/>
         <w:bCs/>
       </w:rPr>
     </w:tblStylePr>
     <w:tblStylePr w:type="lastCol">
       <w:rPr>
+        <w:rFonts w:eastAsia="黑体"/>
         <w:b/>
         <w:bCs/>
       </w:rPr>
@@ -6846,6 +7214,7 @@
         <w:spacing w:after="0" w:before="0" w:line="240" w:lineRule="auto"/>
       </w:pPr>
       <w:rPr>
+        <w:rFonts w:eastAsia="黑体"/>
         <w:b/>
         <w:bCs/>
         <w:color w:themeColor="background1" w:val="FFFFFF"/>
@@ -6868,6 +7237,7 @@
         <w:spacing w:after="0" w:before="0" w:line="240" w:lineRule="auto"/>
       </w:pPr>
       <w:rPr>
+        <w:rFonts w:eastAsia="黑体"/>
         <w:b/>
         <w:bCs/>
       </w:rPr>
@@ -6885,12 +7255,14 @@
     </w:tblStylePr>
     <w:tblStylePr w:type="firstCol">
       <w:rPr>
+        <w:rFonts w:eastAsia="黑体"/>
         <w:b/>
         <w:bCs/>
       </w:rPr>
     </w:tblStylePr>
     <w:tblStylePr w:type="lastCol">
       <w:rPr>
+        <w:rFonts w:eastAsia="黑体"/>
         <w:b/>
         <w:bCs/>
       </w:rPr>
@@ -6952,6 +7324,7 @@
         <w:spacing w:after="0" w:before="0" w:line="240" w:lineRule="auto"/>
       </w:pPr>
       <w:rPr>
+        <w:rFonts w:eastAsia="黑体"/>
         <w:b/>
         <w:bCs/>
         <w:color w:themeColor="background1" w:val="FFFFFF"/>
@@ -6974,6 +7347,7 @@
         <w:spacing w:after="0" w:before="0" w:line="240" w:lineRule="auto"/>
       </w:pPr>
       <w:rPr>
+        <w:rFonts w:eastAsia="黑体"/>
         <w:b/>
         <w:bCs/>
       </w:rPr>
@@ -6991,12 +7365,14 @@
     </w:tblStylePr>
     <w:tblStylePr w:type="firstCol">
       <w:rPr>
+        <w:rFonts w:eastAsia="黑体"/>
         <w:b/>
         <w:bCs/>
       </w:rPr>
     </w:tblStylePr>
     <w:tblStylePr w:type="lastCol">
       <w:rPr>
+        <w:rFonts w:eastAsia="黑体"/>
         <w:b/>
         <w:bCs/>
       </w:rPr>
@@ -7058,6 +7434,7 @@
         <w:spacing w:after="0" w:before="0" w:line="240" w:lineRule="auto"/>
       </w:pPr>
       <w:rPr>
+        <w:rFonts w:eastAsia="黑体"/>
         <w:b/>
         <w:bCs/>
         <w:color w:themeColor="background1" w:val="FFFFFF"/>
@@ -7080,6 +7457,7 @@
         <w:spacing w:after="0" w:before="0" w:line="240" w:lineRule="auto"/>
       </w:pPr>
       <w:rPr>
+        <w:rFonts w:eastAsia="黑体"/>
         <w:b/>
         <w:bCs/>
       </w:rPr>
@@ -7097,12 +7475,14 @@
     </w:tblStylePr>
     <w:tblStylePr w:type="firstCol">
       <w:rPr>
+        <w:rFonts w:eastAsia="黑体"/>
         <w:b/>
         <w:bCs/>
       </w:rPr>
     </w:tblStylePr>
     <w:tblStylePr w:type="lastCol">
       <w:rPr>
+        <w:rFonts w:eastAsia="黑体"/>
         <w:b/>
         <w:bCs/>
       </w:rPr>
@@ -7164,6 +7544,7 @@
         <w:spacing w:after="0" w:before="0" w:line="240" w:lineRule="auto"/>
       </w:pPr>
       <w:rPr>
+        <w:rFonts w:eastAsia="黑体"/>
         <w:b/>
         <w:bCs/>
         <w:color w:themeColor="background1" w:val="FFFFFF"/>
@@ -7186,6 +7567,7 @@
         <w:spacing w:after="0" w:before="0" w:line="240" w:lineRule="auto"/>
       </w:pPr>
       <w:rPr>
+        <w:rFonts w:eastAsia="黑体"/>
         <w:b/>
         <w:bCs/>
       </w:rPr>
@@ -7203,12 +7585,14 @@
     </w:tblStylePr>
     <w:tblStylePr w:type="firstCol">
       <w:rPr>
+        <w:rFonts w:eastAsia="黑体"/>
         <w:b/>
         <w:bCs/>
       </w:rPr>
     </w:tblStylePr>
     <w:tblStylePr w:type="lastCol">
       <w:rPr>
+        <w:rFonts w:eastAsia="黑体"/>
         <w:b/>
         <w:bCs/>
       </w:rPr>
@@ -7267,6 +7651,7 @@
         <w:spacing w:after="0" w:before="0" w:line="240" w:lineRule="auto"/>
       </w:pPr>
       <w:rPr>
+        <w:rFonts w:eastAsia="黑体"/>
         <w:b/>
         <w:bCs/>
         <w:color w:themeColor="background1" w:val="FFFFFF"/>
@@ -7289,6 +7674,7 @@
         <w:spacing w:after="0" w:before="0" w:line="240" w:lineRule="auto"/>
       </w:pPr>
       <w:rPr>
+        <w:rFonts w:eastAsia="黑体"/>
         <w:color w:val="auto"/>
       </w:rPr>
       <w:tblPr/>
@@ -7306,6 +7692,7 @@
     </w:tblStylePr>
     <w:tblStylePr w:type="firstCol">
       <w:rPr>
+        <w:rFonts w:eastAsia="黑体"/>
         <w:b/>
         <w:bCs/>
         <w:color w:themeColor="background1" w:val="FFFFFF"/>
@@ -7325,6 +7712,7 @@
     </w:tblStylePr>
     <w:tblStylePr w:type="lastCol">
       <w:rPr>
+        <w:rFonts w:eastAsia="黑体"/>
         <w:b/>
         <w:bCs/>
         <w:color w:themeColor="background1" w:val="FFFFFF"/>
@@ -7373,6 +7761,7 @@
     </w:tblStylePr>
     <w:tblStylePr w:type="nwCell">
       <w:rPr>
+        <w:rFonts w:eastAsia="黑体"/>
         <w:color w:themeColor="background1" w:val="FFFFFF"/>
       </w:rPr>
       <w:tblPr/>
@@ -7416,6 +7805,7 @@
         <w:spacing w:after="0" w:before="0" w:line="240" w:lineRule="auto"/>
       </w:pPr>
       <w:rPr>
+        <w:rFonts w:eastAsia="黑体"/>
         <w:b/>
         <w:bCs/>
         <w:color w:themeColor="background1" w:val="FFFFFF"/>
@@ -7438,6 +7828,7 @@
         <w:spacing w:after="0" w:before="0" w:line="240" w:lineRule="auto"/>
       </w:pPr>
       <w:rPr>
+        <w:rFonts w:eastAsia="黑体"/>
         <w:color w:val="auto"/>
       </w:rPr>
       <w:tblPr/>
@@ -7455,6 +7846,7 @@
     </w:tblStylePr>
     <w:tblStylePr w:type="firstCol">
       <w:rPr>
+        <w:rFonts w:eastAsia="黑体"/>
         <w:b/>
         <w:bCs/>
         <w:color w:themeColor="background1" w:val="FFFFFF"/>
@@ -7474,6 +7866,7 @@
     </w:tblStylePr>
     <w:tblStylePr w:type="lastCol">
       <w:rPr>
+        <w:rFonts w:eastAsia="黑体"/>
         <w:b/>
         <w:bCs/>
         <w:color w:themeColor="background1" w:val="FFFFFF"/>
@@ -7522,6 +7915,7 @@
     </w:tblStylePr>
     <w:tblStylePr w:type="nwCell">
       <w:rPr>
+        <w:rFonts w:eastAsia="黑体"/>
         <w:color w:themeColor="background1" w:val="FFFFFF"/>
       </w:rPr>
       <w:tblPr/>
@@ -7565,6 +7959,7 @@
         <w:spacing w:after="0" w:before="0" w:line="240" w:lineRule="auto"/>
       </w:pPr>
       <w:rPr>
+        <w:rFonts w:eastAsia="黑体"/>
         <w:b/>
         <w:bCs/>
         <w:color w:themeColor="background1" w:val="FFFFFF"/>
@@ -7587,6 +7982,7 @@
         <w:spacing w:after="0" w:before="0" w:line="240" w:lineRule="auto"/>
       </w:pPr>
       <w:rPr>
+        <w:rFonts w:eastAsia="黑体"/>
         <w:color w:val="auto"/>
       </w:rPr>
       <w:tblPr/>
@@ -7604,6 +8000,7 @@
     </w:tblStylePr>
     <w:tblStylePr w:type="firstCol">
       <w:rPr>
+        <w:rFonts w:eastAsia="黑体"/>
         <w:b/>
         <w:bCs/>
         <w:color w:themeColor="background1" w:val="FFFFFF"/>
@@ -7623,6 +8020,7 @@
     </w:tblStylePr>
     <w:tblStylePr w:type="lastCol">
       <w:rPr>
+        <w:rFonts w:eastAsia="黑体"/>
         <w:b/>
         <w:bCs/>
         <w:color w:themeColor="background1" w:val="FFFFFF"/>
@@ -7671,6 +8069,7 @@
     </w:tblStylePr>
     <w:tblStylePr w:type="nwCell">
       <w:rPr>
+        <w:rFonts w:eastAsia="黑体"/>
         <w:color w:themeColor="background1" w:val="FFFFFF"/>
       </w:rPr>
       <w:tblPr/>
@@ -7714,6 +8113,7 @@
         <w:spacing w:after="0" w:before="0" w:line="240" w:lineRule="auto"/>
       </w:pPr>
       <w:rPr>
+        <w:rFonts w:eastAsia="黑体"/>
         <w:b/>
         <w:bCs/>
         <w:color w:themeColor="background1" w:val="FFFFFF"/>
@@ -7736,6 +8136,7 @@
         <w:spacing w:after="0" w:before="0" w:line="240" w:lineRule="auto"/>
       </w:pPr>
       <w:rPr>
+        <w:rFonts w:eastAsia="黑体"/>
         <w:color w:val="auto"/>
       </w:rPr>
       <w:tblPr/>
@@ -7753,6 +8154,7 @@
     </w:tblStylePr>
     <w:tblStylePr w:type="firstCol">
       <w:rPr>
+        <w:rFonts w:eastAsia="黑体"/>
         <w:b/>
         <w:bCs/>
         <w:color w:themeColor="background1" w:val="FFFFFF"/>
@@ -7772,6 +8174,7 @@
     </w:tblStylePr>
     <w:tblStylePr w:type="lastCol">
       <w:rPr>
+        <w:rFonts w:eastAsia="黑体"/>
         <w:b/>
         <w:bCs/>
         <w:color w:themeColor="background1" w:val="FFFFFF"/>
@@ -7820,6 +8223,7 @@
     </w:tblStylePr>
     <w:tblStylePr w:type="nwCell">
       <w:rPr>
+        <w:rFonts w:eastAsia="黑体"/>
         <w:color w:themeColor="background1" w:val="FFFFFF"/>
       </w:rPr>
       <w:tblPr/>
@@ -7863,6 +8267,7 @@
         <w:spacing w:after="0" w:before="0" w:line="240" w:lineRule="auto"/>
       </w:pPr>
       <w:rPr>
+        <w:rFonts w:eastAsia="黑体"/>
         <w:b/>
         <w:bCs/>
         <w:color w:themeColor="background1" w:val="FFFFFF"/>
@@ -7885,6 +8290,7 @@
         <w:spacing w:after="0" w:before="0" w:line="240" w:lineRule="auto"/>
       </w:pPr>
       <w:rPr>
+        <w:rFonts w:eastAsia="黑体"/>
         <w:color w:val="auto"/>
       </w:rPr>
       <w:tblPr/>
@@ -7902,6 +8308,7 @@
     </w:tblStylePr>
     <w:tblStylePr w:type="firstCol">
       <w:rPr>
+        <w:rFonts w:eastAsia="黑体"/>
         <w:b/>
         <w:bCs/>
         <w:color w:themeColor="background1" w:val="FFFFFF"/>
@@ -7921,6 +8328,7 @@
     </w:tblStylePr>
     <w:tblStylePr w:type="lastCol">
       <w:rPr>
+        <w:rFonts w:eastAsia="黑体"/>
         <w:b/>
         <w:bCs/>
         <w:color w:themeColor="background1" w:val="FFFFFF"/>
@@ -7969,6 +8377,7 @@
     </w:tblStylePr>
     <w:tblStylePr w:type="nwCell">
       <w:rPr>
+        <w:rFonts w:eastAsia="黑体"/>
         <w:color w:themeColor="background1" w:val="FFFFFF"/>
       </w:rPr>
       <w:tblPr/>
@@ -8012,6 +8421,7 @@
         <w:spacing w:after="0" w:before="0" w:line="240" w:lineRule="auto"/>
       </w:pPr>
       <w:rPr>
+        <w:rFonts w:eastAsia="黑体"/>
         <w:b/>
         <w:bCs/>
         <w:color w:themeColor="background1" w:val="FFFFFF"/>
@@ -8034,6 +8444,7 @@
         <w:spacing w:after="0" w:before="0" w:line="240" w:lineRule="auto"/>
       </w:pPr>
       <w:rPr>
+        <w:rFonts w:eastAsia="黑体"/>
         <w:color w:val="auto"/>
       </w:rPr>
       <w:tblPr/>
@@ -8051,6 +8462,7 @@
     </w:tblStylePr>
     <w:tblStylePr w:type="firstCol">
       <w:rPr>
+        <w:rFonts w:eastAsia="黑体"/>
         <w:b/>
         <w:bCs/>
         <w:color w:themeColor="background1" w:val="FFFFFF"/>
@@ -8070,6 +8482,7 @@
     </w:tblStylePr>
     <w:tblStylePr w:type="lastCol">
       <w:rPr>
+        <w:rFonts w:eastAsia="黑体"/>
         <w:b/>
         <w:bCs/>
         <w:color w:themeColor="background1" w:val="FFFFFF"/>
@@ -8118,6 +8531,7 @@
     </w:tblStylePr>
     <w:tblStylePr w:type="nwCell">
       <w:rPr>
+        <w:rFonts w:eastAsia="黑体"/>
         <w:color w:themeColor="background1" w:val="FFFFFF"/>
       </w:rPr>
       <w:tblPr/>
@@ -8161,6 +8575,7 @@
         <w:spacing w:after="0" w:before="0" w:line="240" w:lineRule="auto"/>
       </w:pPr>
       <w:rPr>
+        <w:rFonts w:eastAsia="黑体"/>
         <w:b/>
         <w:bCs/>
         <w:color w:themeColor="background1" w:val="FFFFFF"/>
@@ -8183,6 +8598,7 @@
         <w:spacing w:after="0" w:before="0" w:line="240" w:lineRule="auto"/>
       </w:pPr>
       <w:rPr>
+        <w:rFonts w:eastAsia="黑体"/>
         <w:color w:val="auto"/>
       </w:rPr>
       <w:tblPr/>
@@ -8200,6 +8616,7 @@
     </w:tblStylePr>
     <w:tblStylePr w:type="firstCol">
       <w:rPr>
+        <w:rFonts w:eastAsia="黑体"/>
         <w:b/>
         <w:bCs/>
         <w:color w:themeColor="background1" w:val="FFFFFF"/>
@@ -8219,6 +8636,7 @@
     </w:tblStylePr>
     <w:tblStylePr w:type="lastCol">
       <w:rPr>
+        <w:rFonts w:eastAsia="黑体"/>
         <w:b/>
         <w:bCs/>
         <w:color w:themeColor="background1" w:val="FFFFFF"/>
@@ -8267,6 +8685,7 @@
     </w:tblStylePr>
     <w:tblStylePr w:type="nwCell">
       <w:rPr>
+        <w:rFonts w:eastAsia="黑体"/>
         <w:color w:themeColor="background1" w:val="FFFFFF"/>
       </w:rPr>
       <w:tblPr/>
@@ -8291,6 +8710,7 @@
       <w:spacing w:after="0" w:line="240" w:lineRule="auto"/>
     </w:pPr>
     <w:rPr>
+      <w:rFonts w:eastAsia="黑体"/>
       <w:color w:themeColor="text1" w:val="000000"/>
     </w:rPr>
     <w:tblPr>
@@ -8310,7 +8730,7 @@
     </w:tblPr>
     <w:tblStylePr w:type="firstRow">
       <w:rPr>
-        <w:rFonts w:asciiTheme="majorHAnsi" w:cstheme="majorBidi" w:eastAsiaTheme="majorEastAsia" w:hAnsiTheme="majorHAnsi"/>
+        <w:rFonts w:asciiTheme="majorHAnsi" w:cstheme="majorBidi" w:hAnsiTheme="majorHAnsi" w:eastAsia="黑体"/>
       </w:rPr>
       <w:tblPr/>
       <w:tcPr>
@@ -8322,6 +8742,7 @@
     </w:tblStylePr>
     <w:tblStylePr w:type="lastRow">
       <w:rPr>
+        <w:rFonts w:eastAsia="黑体"/>
         <w:b/>
         <w:bCs/>
         <w:color w:themeColor="text2" w:val="1F497D"/>
@@ -8336,12 +8757,14 @@
     </w:tblStylePr>
     <w:tblStylePr w:type="firstCol">
       <w:rPr>
+        <w:rFonts w:eastAsia="黑体"/>
         <w:b/>
         <w:bCs/>
       </w:rPr>
     </w:tblStylePr>
     <w:tblStylePr w:type="lastCol">
       <w:rPr>
+        <w:rFonts w:eastAsia="黑体"/>
         <w:b/>
         <w:bCs/>
       </w:rPr>
@@ -8375,6 +8798,7 @@
       <w:spacing w:after="0" w:line="240" w:lineRule="auto"/>
     </w:pPr>
     <w:rPr>
+      <w:rFonts w:eastAsia="黑体"/>
       <w:color w:themeColor="text1" w:val="000000"/>
     </w:rPr>
     <w:tblPr>
@@ -8394,7 +8818,7 @@
     </w:tblPr>
     <w:tblStylePr w:type="firstRow">
       <w:rPr>
-        <w:rFonts w:asciiTheme="majorHAnsi" w:cstheme="majorBidi" w:eastAsiaTheme="majorEastAsia" w:hAnsiTheme="majorHAnsi"/>
+        <w:rFonts w:asciiTheme="majorHAnsi" w:cstheme="majorBidi" w:hAnsiTheme="majorHAnsi" w:eastAsia="黑体"/>
       </w:rPr>
       <w:tblPr/>
       <w:tcPr>
@@ -8406,6 +8830,7 @@
     </w:tblStylePr>
     <w:tblStylePr w:type="lastRow">
       <w:rPr>
+        <w:rFonts w:eastAsia="黑体"/>
         <w:b/>
         <w:bCs/>
         <w:color w:themeColor="text2" w:val="1F497D"/>
@@ -8420,12 +8845,14 @@
     </w:tblStylePr>
     <w:tblStylePr w:type="firstCol">
       <w:rPr>
+        <w:rFonts w:eastAsia="黑体"/>
         <w:b/>
         <w:bCs/>
       </w:rPr>
     </w:tblStylePr>
     <w:tblStylePr w:type="lastCol">
       <w:rPr>
+        <w:rFonts w:eastAsia="黑体"/>
         <w:b/>
         <w:bCs/>
       </w:rPr>
@@ -8459,6 +8886,7 @@
       <w:spacing w:after="0" w:line="240" w:lineRule="auto"/>
     </w:pPr>
     <w:rPr>
+      <w:rFonts w:eastAsia="黑体"/>
       <w:color w:themeColor="text1" w:val="000000"/>
     </w:rPr>
     <w:tblPr>
@@ -8478,7 +8906,7 @@
     </w:tblPr>
     <w:tblStylePr w:type="firstRow">
       <w:rPr>
-        <w:rFonts w:asciiTheme="majorHAnsi" w:cstheme="majorBidi" w:eastAsiaTheme="majorEastAsia" w:hAnsiTheme="majorHAnsi"/>
+        <w:rFonts w:asciiTheme="majorHAnsi" w:cstheme="majorBidi" w:hAnsiTheme="majorHAnsi" w:eastAsia="黑体"/>
       </w:rPr>
       <w:tblPr/>
       <w:tcPr>
@@ -8490,6 +8918,7 @@
     </w:tblStylePr>
     <w:tblStylePr w:type="lastRow">
       <w:rPr>
+        <w:rFonts w:eastAsia="黑体"/>
         <w:b/>
         <w:bCs/>
         <w:color w:themeColor="text2" w:val="1F497D"/>
@@ -8504,12 +8933,14 @@
     </w:tblStylePr>
     <w:tblStylePr w:type="firstCol">
       <w:rPr>
+        <w:rFonts w:eastAsia="黑体"/>
         <w:b/>
         <w:bCs/>
       </w:rPr>
     </w:tblStylePr>
     <w:tblStylePr w:type="lastCol">
       <w:rPr>
+        <w:rFonts w:eastAsia="黑体"/>
         <w:b/>
         <w:bCs/>
       </w:rPr>
@@ -8543,6 +8974,7 @@
       <w:spacing w:after="0" w:line="240" w:lineRule="auto"/>
     </w:pPr>
     <w:rPr>
+      <w:rFonts w:eastAsia="黑体"/>
       <w:color w:themeColor="text1" w:val="000000"/>
     </w:rPr>
     <w:tblPr>
@@ -8562,7 +8994,7 @@
     </w:tblPr>
     <w:tblStylePr w:type="firstRow">
       <w:rPr>
-        <w:rFonts w:asciiTheme="majorHAnsi" w:cstheme="majorBidi" w:eastAsiaTheme="majorEastAsia" w:hAnsiTheme="majorHAnsi"/>
+        <w:rFonts w:asciiTheme="majorHAnsi" w:cstheme="majorBidi" w:hAnsiTheme="majorHAnsi" w:eastAsia="黑体"/>
       </w:rPr>
       <w:tblPr/>
       <w:tcPr>
@@ -8574,6 +9006,7 @@
     </w:tblStylePr>
     <w:tblStylePr w:type="lastRow">
       <w:rPr>
+        <w:rFonts w:eastAsia="黑体"/>
         <w:b/>
         <w:bCs/>
         <w:color w:themeColor="text2" w:val="1F497D"/>
@@ -8588,12 +9021,14 @@
     </w:tblStylePr>
     <w:tblStylePr w:type="firstCol">
       <w:rPr>
+        <w:rFonts w:eastAsia="黑体"/>
         <w:b/>
         <w:bCs/>
       </w:rPr>
     </w:tblStylePr>
     <w:tblStylePr w:type="lastCol">
       <w:rPr>
+        <w:rFonts w:eastAsia="黑体"/>
         <w:b/>
         <w:bCs/>
       </w:rPr>
@@ -8627,6 +9062,7 @@
       <w:spacing w:after="0" w:line="240" w:lineRule="auto"/>
     </w:pPr>
     <w:rPr>
+      <w:rFonts w:eastAsia="黑体"/>
       <w:color w:themeColor="text1" w:val="000000"/>
     </w:rPr>
     <w:tblPr>
@@ -8646,7 +9082,7 @@
     </w:tblPr>
     <w:tblStylePr w:type="firstRow">
       <w:rPr>
-        <w:rFonts w:asciiTheme="majorHAnsi" w:cstheme="majorBidi" w:eastAsiaTheme="majorEastAsia" w:hAnsiTheme="majorHAnsi"/>
+        <w:rFonts w:asciiTheme="majorHAnsi" w:cstheme="majorBidi" w:hAnsiTheme="majorHAnsi" w:eastAsia="黑体"/>
       </w:rPr>
       <w:tblPr/>
       <w:tcPr>
@@ -8658,6 +9094,7 @@
     </w:tblStylePr>
     <w:tblStylePr w:type="lastRow">
       <w:rPr>
+        <w:rFonts w:eastAsia="黑体"/>
         <w:b/>
         <w:bCs/>
         <w:color w:themeColor="text2" w:val="1F497D"/>
@@ -8672,12 +9109,14 @@
     </w:tblStylePr>
     <w:tblStylePr w:type="firstCol">
       <w:rPr>
+        <w:rFonts w:eastAsia="黑体"/>
         <w:b/>
         <w:bCs/>
       </w:rPr>
     </w:tblStylePr>
     <w:tblStylePr w:type="lastCol">
       <w:rPr>
+        <w:rFonts w:eastAsia="黑体"/>
         <w:b/>
         <w:bCs/>
       </w:rPr>
@@ -8711,6 +9150,7 @@
       <w:spacing w:after="0" w:line="240" w:lineRule="auto"/>
     </w:pPr>
     <w:rPr>
+      <w:rFonts w:eastAsia="黑体"/>
       <w:color w:themeColor="text1" w:val="000000"/>
     </w:rPr>
     <w:tblPr>
@@ -8730,7 +9170,7 @@
     </w:tblPr>
     <w:tblStylePr w:type="firstRow">
       <w:rPr>
-        <w:rFonts w:asciiTheme="majorHAnsi" w:cstheme="majorBidi" w:eastAsiaTheme="majorEastAsia" w:hAnsiTheme="majorHAnsi"/>
+        <w:rFonts w:asciiTheme="majorHAnsi" w:cstheme="majorBidi" w:hAnsiTheme="majorHAnsi" w:eastAsia="黑体"/>
       </w:rPr>
       <w:tblPr/>
       <w:tcPr>
@@ -8742,6 +9182,7 @@
     </w:tblStylePr>
     <w:tblStylePr w:type="lastRow">
       <w:rPr>
+        <w:rFonts w:eastAsia="黑体"/>
         <w:b/>
         <w:bCs/>
         <w:color w:themeColor="text2" w:val="1F497D"/>
@@ -8756,12 +9197,14 @@
     </w:tblStylePr>
     <w:tblStylePr w:type="firstCol">
       <w:rPr>
+        <w:rFonts w:eastAsia="黑体"/>
         <w:b/>
         <w:bCs/>
       </w:rPr>
     </w:tblStylePr>
     <w:tblStylePr w:type="lastCol">
       <w:rPr>
+        <w:rFonts w:eastAsia="黑体"/>
         <w:b/>
         <w:bCs/>
       </w:rPr>
@@ -8795,6 +9238,7 @@
       <w:spacing w:after="0" w:line="240" w:lineRule="auto"/>
     </w:pPr>
     <w:rPr>
+      <w:rFonts w:eastAsia="黑体"/>
       <w:color w:themeColor="text1" w:val="000000"/>
     </w:rPr>
     <w:tblPr>
@@ -8814,7 +9258,7 @@
     </w:tblPr>
     <w:tblStylePr w:type="firstRow">
       <w:rPr>
-        <w:rFonts w:asciiTheme="majorHAnsi" w:cstheme="majorBidi" w:eastAsiaTheme="majorEastAsia" w:hAnsiTheme="majorHAnsi"/>
+        <w:rFonts w:asciiTheme="majorHAnsi" w:cstheme="majorBidi" w:hAnsiTheme="majorHAnsi" w:eastAsia="黑体"/>
       </w:rPr>
       <w:tblPr/>
       <w:tcPr>
@@ -8826,6 +9270,7 @@
     </w:tblStylePr>
     <w:tblStylePr w:type="lastRow">
       <w:rPr>
+        <w:rFonts w:eastAsia="黑体"/>
         <w:b/>
         <w:bCs/>
         <w:color w:themeColor="text2" w:val="1F497D"/>
@@ -8840,12 +9285,14 @@
     </w:tblStylePr>
     <w:tblStylePr w:type="firstCol">
       <w:rPr>
+        <w:rFonts w:eastAsia="黑体"/>
         <w:b/>
         <w:bCs/>
       </w:rPr>
     </w:tblStylePr>
     <w:tblStylePr w:type="lastCol">
       <w:rPr>
+        <w:rFonts w:eastAsia="黑体"/>
         <w:b/>
         <w:bCs/>
       </w:rPr>
@@ -8879,7 +9326,7 @@
       <w:spacing w:after="0" w:line="240" w:lineRule="auto"/>
     </w:pPr>
     <w:rPr>
-      <w:rFonts w:asciiTheme="majorHAnsi" w:cstheme="majorBidi" w:eastAsiaTheme="majorEastAsia" w:hAnsiTheme="majorHAnsi"/>
+      <w:rFonts w:asciiTheme="majorHAnsi" w:cstheme="majorBidi" w:hAnsiTheme="majorHAnsi" w:eastAsia="黑体"/>
       <w:color w:themeColor="text1" w:val="000000"/>
     </w:rPr>
     <w:tblPr>
@@ -8901,6 +9348,7 @@
     </w:tblPr>
     <w:tblStylePr w:type="firstRow">
       <w:rPr>
+        <w:rFonts w:eastAsia="黑体"/>
         <w:sz w:val="24"/>
         <w:szCs w:val="24"/>
       </w:rPr>
@@ -9007,7 +9455,7 @@
       <w:spacing w:after="0" w:line="240" w:lineRule="auto"/>
     </w:pPr>
     <w:rPr>
-      <w:rFonts w:asciiTheme="majorHAnsi" w:cstheme="majorBidi" w:eastAsiaTheme="majorEastAsia" w:hAnsiTheme="majorHAnsi"/>
+      <w:rFonts w:asciiTheme="majorHAnsi" w:cstheme="majorBidi" w:hAnsiTheme="majorHAnsi" w:eastAsia="黑体"/>
       <w:color w:themeColor="text1" w:val="000000"/>
     </w:rPr>
     <w:tblPr>
@@ -9029,6 +9477,7 @@
     </w:tblPr>
     <w:tblStylePr w:type="firstRow">
       <w:rPr>
+        <w:rFonts w:eastAsia="黑体"/>
         <w:sz w:val="24"/>
         <w:szCs w:val="24"/>
       </w:rPr>
@@ -9135,7 +9584,7 @@
       <w:spacing w:after="0" w:line="240" w:lineRule="auto"/>
     </w:pPr>
     <w:rPr>
-      <w:rFonts w:asciiTheme="majorHAnsi" w:cstheme="majorBidi" w:eastAsiaTheme="majorEastAsia" w:hAnsiTheme="majorHAnsi"/>
+      <w:rFonts w:asciiTheme="majorHAnsi" w:cstheme="majorBidi" w:hAnsiTheme="majorHAnsi" w:eastAsia="黑体"/>
       <w:color w:themeColor="text1" w:val="000000"/>
     </w:rPr>
     <w:tblPr>
@@ -9157,6 +9606,7 @@
     </w:tblPr>
     <w:tblStylePr w:type="firstRow">
       <w:rPr>
+        <w:rFonts w:eastAsia="黑体"/>
         <w:sz w:val="24"/>
         <w:szCs w:val="24"/>
       </w:rPr>
@@ -9263,7 +9713,7 @@
       <w:spacing w:after="0" w:line="240" w:lineRule="auto"/>
     </w:pPr>
     <w:rPr>
-      <w:rFonts w:asciiTheme="majorHAnsi" w:cstheme="majorBidi" w:eastAsiaTheme="majorEastAsia" w:hAnsiTheme="majorHAnsi"/>
+      <w:rFonts w:asciiTheme="majorHAnsi" w:cstheme="majorBidi" w:hAnsiTheme="majorHAnsi" w:eastAsia="黑体"/>
       <w:color w:themeColor="text1" w:val="000000"/>
     </w:rPr>
     <w:tblPr>
@@ -9285,6 +9735,7 @@
     </w:tblPr>
     <w:tblStylePr w:type="firstRow">
       <w:rPr>
+        <w:rFonts w:eastAsia="黑体"/>
         <w:sz w:val="24"/>
         <w:szCs w:val="24"/>
       </w:rPr>
@@ -9391,7 +9842,7 @@
       <w:spacing w:after="0" w:line="240" w:lineRule="auto"/>
     </w:pPr>
     <w:rPr>
-      <w:rFonts w:asciiTheme="majorHAnsi" w:cstheme="majorBidi" w:eastAsiaTheme="majorEastAsia" w:hAnsiTheme="majorHAnsi"/>
+      <w:rFonts w:asciiTheme="majorHAnsi" w:cstheme="majorBidi" w:hAnsiTheme="majorHAnsi" w:eastAsia="黑体"/>
       <w:color w:themeColor="text1" w:val="000000"/>
     </w:rPr>
     <w:tblPr>
@@ -9413,6 +9864,7 @@
     </w:tblPr>
     <w:tblStylePr w:type="firstRow">
       <w:rPr>
+        <w:rFonts w:eastAsia="黑体"/>
         <w:sz w:val="24"/>
         <w:szCs w:val="24"/>
       </w:rPr>
@@ -9519,7 +9971,7 @@
       <w:spacing w:after="0" w:line="240" w:lineRule="auto"/>
     </w:pPr>
     <w:rPr>
-      <w:rFonts w:asciiTheme="majorHAnsi" w:cstheme="majorBidi" w:eastAsiaTheme="majorEastAsia" w:hAnsiTheme="majorHAnsi"/>
+      <w:rFonts w:asciiTheme="majorHAnsi" w:cstheme="majorBidi" w:hAnsiTheme="majorHAnsi" w:eastAsia="黑体"/>
       <w:color w:themeColor="text1" w:val="000000"/>
     </w:rPr>
     <w:tblPr>
@@ -9541,6 +9993,7 @@
     </w:tblPr>
     <w:tblStylePr w:type="firstRow">
       <w:rPr>
+        <w:rFonts w:eastAsia="黑体"/>
         <w:sz w:val="24"/>
         <w:szCs w:val="24"/>
       </w:rPr>
@@ -9647,7 +10100,7 @@
       <w:spacing w:after="0" w:line="240" w:lineRule="auto"/>
     </w:pPr>
     <w:rPr>
-      <w:rFonts w:asciiTheme="majorHAnsi" w:cstheme="majorBidi" w:eastAsiaTheme="majorEastAsia" w:hAnsiTheme="majorHAnsi"/>
+      <w:rFonts w:asciiTheme="majorHAnsi" w:cstheme="majorBidi" w:hAnsiTheme="majorHAnsi" w:eastAsia="黑体"/>
       <w:color w:themeColor="text1" w:val="000000"/>
     </w:rPr>
     <w:tblPr>
@@ -9669,6 +10122,7 @@
     </w:tblPr>
     <w:tblStylePr w:type="firstRow">
       <w:rPr>
+        <w:rFonts w:eastAsia="黑体"/>
         <w:sz w:val="24"/>
         <w:szCs w:val="24"/>
       </w:rPr>
@@ -9798,12 +10252,14 @@
     </w:tcPr>
     <w:tblStylePr w:type="firstRow">
       <w:rPr>
+        <w:rFonts w:eastAsia="黑体"/>
         <w:b/>
         <w:bCs/>
       </w:rPr>
     </w:tblStylePr>
     <w:tblStylePr w:type="lastRow">
       <w:rPr>
+        <w:rFonts w:eastAsia="黑体"/>
         <w:b/>
         <w:bCs/>
       </w:rPr>
@@ -9816,12 +10272,14 @@
     </w:tblStylePr>
     <w:tblStylePr w:type="firstCol">
       <w:rPr>
+        <w:rFonts w:eastAsia="黑体"/>
         <w:b/>
         <w:bCs/>
       </w:rPr>
     </w:tblStylePr>
     <w:tblStylePr w:type="lastCol">
       <w:rPr>
+        <w:rFonts w:eastAsia="黑体"/>
         <w:b/>
         <w:bCs/>
       </w:rPr>
@@ -9871,12 +10329,14 @@
     </w:tcPr>
     <w:tblStylePr w:type="firstRow">
       <w:rPr>
+        <w:rFonts w:eastAsia="黑体"/>
         <w:b/>
         <w:bCs/>
       </w:rPr>
     </w:tblStylePr>
     <w:tblStylePr w:type="lastRow">
       <w:rPr>
+        <w:rFonts w:eastAsia="黑体"/>
         <w:b/>
         <w:bCs/>
       </w:rPr>
@@ -9889,12 +10349,14 @@
     </w:tblStylePr>
     <w:tblStylePr w:type="firstCol">
       <w:rPr>
+        <w:rFonts w:eastAsia="黑体"/>
         <w:b/>
         <w:bCs/>
       </w:rPr>
     </w:tblStylePr>
     <w:tblStylePr w:type="lastCol">
       <w:rPr>
+        <w:rFonts w:eastAsia="黑体"/>
         <w:b/>
         <w:bCs/>
       </w:rPr>
@@ -9944,12 +10406,14 @@
     </w:tcPr>
     <w:tblStylePr w:type="firstRow">
       <w:rPr>
+        <w:rFonts w:eastAsia="黑体"/>
         <w:b/>
         <w:bCs/>
       </w:rPr>
     </w:tblStylePr>
     <w:tblStylePr w:type="lastRow">
       <w:rPr>
+        <w:rFonts w:eastAsia="黑体"/>
         <w:b/>
         <w:bCs/>
       </w:rPr>
@@ -9962,12 +10426,14 @@
     </w:tblStylePr>
     <w:tblStylePr w:type="firstCol">
       <w:rPr>
+        <w:rFonts w:eastAsia="黑体"/>
         <w:b/>
         <w:bCs/>
       </w:rPr>
     </w:tblStylePr>
     <w:tblStylePr w:type="lastCol">
       <w:rPr>
+        <w:rFonts w:eastAsia="黑体"/>
         <w:b/>
         <w:bCs/>
       </w:rPr>
@@ -10017,12 +10483,14 @@
     </w:tcPr>
     <w:tblStylePr w:type="firstRow">
       <w:rPr>
+        <w:rFonts w:eastAsia="黑体"/>
         <w:b/>
         <w:bCs/>
       </w:rPr>
     </w:tblStylePr>
     <w:tblStylePr w:type="lastRow">
       <w:rPr>
+        <w:rFonts w:eastAsia="黑体"/>
         <w:b/>
         <w:bCs/>
       </w:rPr>
@@ -10035,12 +10503,14 @@
     </w:tblStylePr>
     <w:tblStylePr w:type="firstCol">
       <w:rPr>
+        <w:rFonts w:eastAsia="黑体"/>
         <w:b/>
         <w:bCs/>
       </w:rPr>
     </w:tblStylePr>
     <w:tblStylePr w:type="lastCol">
       <w:rPr>
+        <w:rFonts w:eastAsia="黑体"/>
         <w:b/>
         <w:bCs/>
       </w:rPr>
@@ -10090,12 +10560,14 @@
     </w:tcPr>
     <w:tblStylePr w:type="firstRow">
       <w:rPr>
+        <w:rFonts w:eastAsia="黑体"/>
         <w:b/>
         <w:bCs/>
       </w:rPr>
     </w:tblStylePr>
     <w:tblStylePr w:type="lastRow">
       <w:rPr>
+        <w:rFonts w:eastAsia="黑体"/>
         <w:b/>
         <w:bCs/>
       </w:rPr>
@@ -10108,12 +10580,14 @@
     </w:tblStylePr>
     <w:tblStylePr w:type="firstCol">
       <w:rPr>
+        <w:rFonts w:eastAsia="黑体"/>
         <w:b/>
         <w:bCs/>
       </w:rPr>
     </w:tblStylePr>
     <w:tblStylePr w:type="lastCol">
       <w:rPr>
+        <w:rFonts w:eastAsia="黑体"/>
         <w:b/>
         <w:bCs/>
       </w:rPr>
@@ -10163,12 +10637,14 @@
     </w:tcPr>
     <w:tblStylePr w:type="firstRow">
       <w:rPr>
+        <w:rFonts w:eastAsia="黑体"/>
         <w:b/>
         <w:bCs/>
       </w:rPr>
     </w:tblStylePr>
     <w:tblStylePr w:type="lastRow">
       <w:rPr>
+        <w:rFonts w:eastAsia="黑体"/>
         <w:b/>
         <w:bCs/>
       </w:rPr>
@@ -10181,12 +10657,14 @@
     </w:tblStylePr>
     <w:tblStylePr w:type="firstCol">
       <w:rPr>
+        <w:rFonts w:eastAsia="黑体"/>
         <w:b/>
         <w:bCs/>
       </w:rPr>
     </w:tblStylePr>
     <w:tblStylePr w:type="lastCol">
       <w:rPr>
+        <w:rFonts w:eastAsia="黑体"/>
         <w:b/>
         <w:bCs/>
       </w:rPr>
@@ -10236,12 +10714,14 @@
     </w:tcPr>
     <w:tblStylePr w:type="firstRow">
       <w:rPr>
+        <w:rFonts w:eastAsia="黑体"/>
         <w:b/>
         <w:bCs/>
       </w:rPr>
     </w:tblStylePr>
     <w:tblStylePr w:type="lastRow">
       <w:rPr>
+        <w:rFonts w:eastAsia="黑体"/>
         <w:b/>
         <w:bCs/>
       </w:rPr>
@@ -10254,12 +10734,14 @@
     </w:tblStylePr>
     <w:tblStylePr w:type="firstCol">
       <w:rPr>
+        <w:rFonts w:eastAsia="黑体"/>
         <w:b/>
         <w:bCs/>
       </w:rPr>
     </w:tblStylePr>
     <w:tblStylePr w:type="lastCol">
       <w:rPr>
+        <w:rFonts w:eastAsia="黑体"/>
         <w:b/>
         <w:bCs/>
       </w:rPr>
@@ -10286,7 +10768,7 @@
       <w:spacing w:after="0" w:line="240" w:lineRule="auto"/>
     </w:pPr>
     <w:rPr>
-      <w:rFonts w:asciiTheme="majorHAnsi" w:cstheme="majorBidi" w:eastAsiaTheme="majorEastAsia" w:hAnsiTheme="majorHAnsi"/>
+      <w:rFonts w:asciiTheme="majorHAnsi" w:cstheme="majorBidi" w:hAnsiTheme="majorHAnsi" w:eastAsia="黑体"/>
       <w:color w:themeColor="text1" w:val="000000"/>
     </w:rPr>
     <w:tblPr>
@@ -10313,6 +10795,7 @@
     </w:tcPr>
     <w:tblStylePr w:type="firstRow">
       <w:rPr>
+        <w:rFonts w:eastAsia="黑体"/>
         <w:b/>
         <w:bCs/>
         <w:color w:themeColor="text1" w:val="000000"/>
@@ -10324,6 +10807,7 @@
     </w:tblStylePr>
     <w:tblStylePr w:type="lastRow">
       <w:rPr>
+        <w:rFonts w:eastAsia="黑体"/>
         <w:b/>
         <w:bCs/>
         <w:color w:themeColor="text1" w:val="000000"/>
@@ -10343,6 +10827,7 @@
     </w:tblStylePr>
     <w:tblStylePr w:type="firstCol">
       <w:rPr>
+        <w:rFonts w:eastAsia="黑体"/>
         <w:b/>
         <w:bCs/>
         <w:color w:themeColor="text1" w:val="000000"/>
@@ -10362,6 +10847,7 @@
     </w:tblStylePr>
     <w:tblStylePr w:type="lastCol">
       <w:rPr>
+        <w:rFonts w:eastAsia="黑体"/>
         <w:b w:val="0"/>
         <w:bCs w:val="0"/>
         <w:color w:themeColor="text1" w:val="000000"/>
@@ -10411,7 +10897,7 @@
       <w:spacing w:after="0" w:line="240" w:lineRule="auto"/>
     </w:pPr>
     <w:rPr>
-      <w:rFonts w:asciiTheme="majorHAnsi" w:cstheme="majorBidi" w:eastAsiaTheme="majorEastAsia" w:hAnsiTheme="majorHAnsi"/>
+      <w:rFonts w:asciiTheme="majorHAnsi" w:cstheme="majorBidi" w:hAnsiTheme="majorHAnsi" w:eastAsia="黑体"/>
       <w:color w:themeColor="text1" w:val="000000"/>
     </w:rPr>
     <w:tblPr>
@@ -10438,6 +10924,7 @@
     </w:tcPr>
     <w:tblStylePr w:type="firstRow">
       <w:rPr>
+        <w:rFonts w:eastAsia="黑体"/>
         <w:b/>
         <w:bCs/>
         <w:color w:themeColor="text1" w:val="000000"/>
@@ -10449,6 +10936,7 @@
     </w:tblStylePr>
     <w:tblStylePr w:type="lastRow">
       <w:rPr>
+        <w:rFonts w:eastAsia="黑体"/>
         <w:b/>
         <w:bCs/>
         <w:color w:themeColor="text1" w:val="000000"/>
@@ -10468,6 +10956,7 @@
     </w:tblStylePr>
     <w:tblStylePr w:type="firstCol">
       <w:rPr>
+        <w:rFonts w:eastAsia="黑体"/>
         <w:b/>
         <w:bCs/>
         <w:color w:themeColor="text1" w:val="000000"/>
@@ -10487,6 +10976,7 @@
     </w:tblStylePr>
     <w:tblStylePr w:type="lastCol">
       <w:rPr>
+        <w:rFonts w:eastAsia="黑体"/>
         <w:b w:val="0"/>
         <w:bCs w:val="0"/>
         <w:color w:themeColor="text1" w:val="000000"/>
@@ -10536,7 +11026,7 @@
       <w:spacing w:after="0" w:line="240" w:lineRule="auto"/>
     </w:pPr>
     <w:rPr>
-      <w:rFonts w:asciiTheme="majorHAnsi" w:cstheme="majorBidi" w:eastAsiaTheme="majorEastAsia" w:hAnsiTheme="majorHAnsi"/>
+      <w:rFonts w:asciiTheme="majorHAnsi" w:cstheme="majorBidi" w:hAnsiTheme="majorHAnsi" w:eastAsia="黑体"/>
       <w:color w:themeColor="text1" w:val="000000"/>
     </w:rPr>
     <w:tblPr>
@@ -10563,6 +11053,7 @@
     </w:tcPr>
     <w:tblStylePr w:type="firstRow">
       <w:rPr>
+        <w:rFonts w:eastAsia="黑体"/>
         <w:b/>
         <w:bCs/>
         <w:color w:themeColor="text1" w:val="000000"/>
@@ -10574,6 +11065,7 @@
     </w:tblStylePr>
     <w:tblStylePr w:type="lastRow">
       <w:rPr>
+        <w:rFonts w:eastAsia="黑体"/>
         <w:b/>
         <w:bCs/>
         <w:color w:themeColor="text1" w:val="000000"/>
@@ -10593,6 +11085,7 @@
     </w:tblStylePr>
     <w:tblStylePr w:type="firstCol">
       <w:rPr>
+        <w:rFonts w:eastAsia="黑体"/>
         <w:b/>
         <w:bCs/>
         <w:color w:themeColor="text1" w:val="000000"/>
@@ -10612,6 +11105,7 @@
     </w:tblStylePr>
     <w:tblStylePr w:type="lastCol">
       <w:rPr>
+        <w:rFonts w:eastAsia="黑体"/>
         <w:b w:val="0"/>
         <w:bCs w:val="0"/>
         <w:color w:themeColor="text1" w:val="000000"/>
@@ -10661,7 +11155,7 @@
       <w:spacing w:after="0" w:line="240" w:lineRule="auto"/>
     </w:pPr>
     <w:rPr>
-      <w:rFonts w:asciiTheme="majorHAnsi" w:cstheme="majorBidi" w:eastAsiaTheme="majorEastAsia" w:hAnsiTheme="majorHAnsi"/>
+      <w:rFonts w:asciiTheme="majorHAnsi" w:cstheme="majorBidi" w:hAnsiTheme="majorHAnsi" w:eastAsia="黑体"/>
       <w:color w:themeColor="text1" w:val="000000"/>
     </w:rPr>
     <w:tblPr>
@@ -10688,6 +11182,7 @@
     </w:tcPr>
     <w:tblStylePr w:type="firstRow">
       <w:rPr>
+        <w:rFonts w:eastAsia="黑体"/>
         <w:b/>
         <w:bCs/>
         <w:color w:themeColor="text1" w:val="000000"/>
@@ -10699,6 +11194,7 @@
     </w:tblStylePr>
     <w:tblStylePr w:type="lastRow">
       <w:rPr>
+        <w:rFonts w:eastAsia="黑体"/>
         <w:b/>
         <w:bCs/>
         <w:color w:themeColor="text1" w:val="000000"/>
@@ -10718,6 +11214,7 @@
     </w:tblStylePr>
     <w:tblStylePr w:type="firstCol">
       <w:rPr>
+        <w:rFonts w:eastAsia="黑体"/>
         <w:b/>
         <w:bCs/>
         <w:color w:themeColor="text1" w:val="000000"/>
@@ -10737,6 +11234,7 @@
     </w:tblStylePr>
     <w:tblStylePr w:type="lastCol">
       <w:rPr>
+        <w:rFonts w:eastAsia="黑体"/>
         <w:b w:val="0"/>
         <w:bCs w:val="0"/>
         <w:color w:themeColor="text1" w:val="000000"/>
@@ -10786,7 +11284,7 @@
       <w:spacing w:after="0" w:line="240" w:lineRule="auto"/>
     </w:pPr>
     <w:rPr>
-      <w:rFonts w:asciiTheme="majorHAnsi" w:cstheme="majorBidi" w:eastAsiaTheme="majorEastAsia" w:hAnsiTheme="majorHAnsi"/>
+      <w:rFonts w:asciiTheme="majorHAnsi" w:cstheme="majorBidi" w:hAnsiTheme="majorHAnsi" w:eastAsia="黑体"/>
       <w:color w:themeColor="text1" w:val="000000"/>
     </w:rPr>
     <w:tblPr>
@@ -10813,6 +11311,7 @@
     </w:tcPr>
     <w:tblStylePr w:type="firstRow">
       <w:rPr>
+        <w:rFonts w:eastAsia="黑体"/>
         <w:b/>
         <w:bCs/>
         <w:color w:themeColor="text1" w:val="000000"/>
@@ -10824,6 +11323,7 @@
     </w:tblStylePr>
     <w:tblStylePr w:type="lastRow">
       <w:rPr>
+        <w:rFonts w:eastAsia="黑体"/>
         <w:b/>
         <w:bCs/>
         <w:color w:themeColor="text1" w:val="000000"/>
@@ -10843,6 +11343,7 @@
     </w:tblStylePr>
     <w:tblStylePr w:type="firstCol">
       <w:rPr>
+        <w:rFonts w:eastAsia="黑体"/>
         <w:b/>
         <w:bCs/>
         <w:color w:themeColor="text1" w:val="000000"/>
@@ -10862,6 +11363,7 @@
     </w:tblStylePr>
     <w:tblStylePr w:type="lastCol">
       <w:rPr>
+        <w:rFonts w:eastAsia="黑体"/>
         <w:b w:val="0"/>
         <w:bCs w:val="0"/>
         <w:color w:themeColor="text1" w:val="000000"/>
@@ -10911,7 +11413,7 @@
       <w:spacing w:after="0" w:line="240" w:lineRule="auto"/>
     </w:pPr>
     <w:rPr>
-      <w:rFonts w:asciiTheme="majorHAnsi" w:cstheme="majorBidi" w:eastAsiaTheme="majorEastAsia" w:hAnsiTheme="majorHAnsi"/>
+      <w:rFonts w:asciiTheme="majorHAnsi" w:cstheme="majorBidi" w:hAnsiTheme="majorHAnsi" w:eastAsia="黑体"/>
       <w:color w:themeColor="text1" w:val="000000"/>
     </w:rPr>
     <w:tblPr>
@@ -10938,6 +11440,7 @@
     </w:tcPr>
     <w:tblStylePr w:type="firstRow">
       <w:rPr>
+        <w:rFonts w:eastAsia="黑体"/>
         <w:b/>
         <w:bCs/>
         <w:color w:themeColor="text1" w:val="000000"/>
@@ -10949,6 +11452,7 @@
     </w:tblStylePr>
     <w:tblStylePr w:type="lastRow">
       <w:rPr>
+        <w:rFonts w:eastAsia="黑体"/>
         <w:b/>
         <w:bCs/>
         <w:color w:themeColor="text1" w:val="000000"/>
@@ -10968,6 +11472,7 @@
     </w:tblStylePr>
     <w:tblStylePr w:type="firstCol">
       <w:rPr>
+        <w:rFonts w:eastAsia="黑体"/>
         <w:b/>
         <w:bCs/>
         <w:color w:themeColor="text1" w:val="000000"/>
@@ -10987,6 +11492,7 @@
     </w:tblStylePr>
     <w:tblStylePr w:type="lastCol">
       <w:rPr>
+        <w:rFonts w:eastAsia="黑体"/>
         <w:b w:val="0"/>
         <w:bCs w:val="0"/>
         <w:color w:themeColor="text1" w:val="000000"/>
@@ -11036,7 +11542,7 @@
       <w:spacing w:after="0" w:line="240" w:lineRule="auto"/>
     </w:pPr>
     <w:rPr>
-      <w:rFonts w:asciiTheme="majorHAnsi" w:cstheme="majorBidi" w:eastAsiaTheme="majorEastAsia" w:hAnsiTheme="majorHAnsi"/>
+      <w:rFonts w:asciiTheme="majorHAnsi" w:cstheme="majorBidi" w:hAnsiTheme="majorHAnsi" w:eastAsia="黑体"/>
       <w:color w:themeColor="text1" w:val="000000"/>
     </w:rPr>
     <w:tblPr>
@@ -11063,6 +11569,7 @@
     </w:tcPr>
     <w:tblStylePr w:type="firstRow">
       <w:rPr>
+        <w:rFonts w:eastAsia="黑体"/>
         <w:b/>
         <w:bCs/>
         <w:color w:themeColor="text1" w:val="000000"/>
@@ -11074,6 +11581,7 @@
     </w:tblStylePr>
     <w:tblStylePr w:type="lastRow">
       <w:rPr>
+        <w:rFonts w:eastAsia="黑体"/>
         <w:b/>
         <w:bCs/>
         <w:color w:themeColor="text1" w:val="000000"/>
@@ -11093,6 +11601,7 @@
     </w:tblStylePr>
     <w:tblStylePr w:type="firstCol">
       <w:rPr>
+        <w:rFonts w:eastAsia="黑体"/>
         <w:b/>
         <w:bCs/>
         <w:color w:themeColor="text1" w:val="000000"/>
@@ -11112,6 +11621,7 @@
     </w:tblStylePr>
     <w:tblStylePr w:type="lastCol">
       <w:rPr>
+        <w:rFonts w:eastAsia="黑体"/>
         <w:b w:val="0"/>
         <w:bCs w:val="0"/>
         <w:color w:themeColor="text1" w:val="000000"/>
@@ -11184,6 +11694,7 @@
     </w:tcPr>
     <w:tblStylePr w:type="firstRow">
       <w:rPr>
+        <w:rFonts w:eastAsia="黑体"/>
         <w:b/>
         <w:bCs/>
         <w:i w:val="0"/>
@@ -11205,6 +11716,7 @@
     </w:tblStylePr>
     <w:tblStylePr w:type="lastRow">
       <w:rPr>
+        <w:rFonts w:eastAsia="黑体"/>
         <w:b/>
         <w:bCs/>
         <w:i w:val="0"/>
@@ -11226,6 +11738,7 @@
     </w:tblStylePr>
     <w:tblStylePr w:type="firstCol">
       <w:rPr>
+        <w:rFonts w:eastAsia="黑体"/>
         <w:b/>
         <w:bCs/>
         <w:i w:val="0"/>
@@ -11245,6 +11758,7 @@
     </w:tblStylePr>
     <w:tblStylePr w:type="lastCol">
       <w:rPr>
+        <w:rFonts w:eastAsia="黑体"/>
         <w:b/>
         <w:bCs/>
         <w:i w:val="0"/>
@@ -11325,6 +11839,7 @@
     </w:tcPr>
     <w:tblStylePr w:type="firstRow">
       <w:rPr>
+        <w:rFonts w:eastAsia="黑体"/>
         <w:b/>
         <w:bCs/>
         <w:i w:val="0"/>
@@ -11346,6 +11861,7 @@
     </w:tblStylePr>
     <w:tblStylePr w:type="lastRow">
       <w:rPr>
+        <w:rFonts w:eastAsia="黑体"/>
         <w:b/>
         <w:bCs/>
         <w:i w:val="0"/>
@@ -11367,6 +11883,7 @@
     </w:tblStylePr>
     <w:tblStylePr w:type="firstCol">
       <w:rPr>
+        <w:rFonts w:eastAsia="黑体"/>
         <w:b/>
         <w:bCs/>
         <w:i w:val="0"/>
@@ -11386,6 +11903,7 @@
     </w:tblStylePr>
     <w:tblStylePr w:type="lastCol">
       <w:rPr>
+        <w:rFonts w:eastAsia="黑体"/>
         <w:b/>
         <w:bCs/>
         <w:i w:val="0"/>
@@ -11466,6 +11984,7 @@
     </w:tcPr>
     <w:tblStylePr w:type="firstRow">
       <w:rPr>
+        <w:rFonts w:eastAsia="黑体"/>
         <w:b/>
         <w:bCs/>
         <w:i w:val="0"/>
@@ -11487,6 +12006,7 @@
     </w:tblStylePr>
     <w:tblStylePr w:type="lastRow">
       <w:rPr>
+        <w:rFonts w:eastAsia="黑体"/>
         <w:b/>
         <w:bCs/>
         <w:i w:val="0"/>
@@ -11508,6 +12028,7 @@
     </w:tblStylePr>
     <w:tblStylePr w:type="firstCol">
       <w:rPr>
+        <w:rFonts w:eastAsia="黑体"/>
         <w:b/>
         <w:bCs/>
         <w:i w:val="0"/>
@@ -11527,6 +12048,7 @@
     </w:tblStylePr>
     <w:tblStylePr w:type="lastCol">
       <w:rPr>
+        <w:rFonts w:eastAsia="黑体"/>
         <w:b/>
         <w:bCs/>
         <w:i w:val="0"/>
@@ -11607,6 +12129,7 @@
     </w:tcPr>
     <w:tblStylePr w:type="firstRow">
       <w:rPr>
+        <w:rFonts w:eastAsia="黑体"/>
         <w:b/>
         <w:bCs/>
         <w:i w:val="0"/>
@@ -11628,6 +12151,7 @@
     </w:tblStylePr>
     <w:tblStylePr w:type="lastRow">
       <w:rPr>
+        <w:rFonts w:eastAsia="黑体"/>
         <w:b/>
         <w:bCs/>
         <w:i w:val="0"/>
@@ -11649,6 +12173,7 @@
     </w:tblStylePr>
     <w:tblStylePr w:type="firstCol">
       <w:rPr>
+        <w:rFonts w:eastAsia="黑体"/>
         <w:b/>
         <w:bCs/>
         <w:i w:val="0"/>
@@ -11668,6 +12193,7 @@
     </w:tblStylePr>
     <w:tblStylePr w:type="lastCol">
       <w:rPr>
+        <w:rFonts w:eastAsia="黑体"/>
         <w:b/>
         <w:bCs/>
         <w:i w:val="0"/>
@@ -11748,6 +12274,7 @@
     </w:tcPr>
     <w:tblStylePr w:type="firstRow">
       <w:rPr>
+        <w:rFonts w:eastAsia="黑体"/>
         <w:b/>
         <w:bCs/>
         <w:i w:val="0"/>
@@ -11769,6 +12296,7 @@
     </w:tblStylePr>
     <w:tblStylePr w:type="lastRow">
       <w:rPr>
+        <w:rFonts w:eastAsia="黑体"/>
         <w:b/>
         <w:bCs/>
         <w:i w:val="0"/>
@@ -11790,6 +12318,7 @@
     </w:tblStylePr>
     <w:tblStylePr w:type="firstCol">
       <w:rPr>
+        <w:rFonts w:eastAsia="黑体"/>
         <w:b/>
         <w:bCs/>
         <w:i w:val="0"/>
@@ -11809,6 +12338,7 @@
     </w:tblStylePr>
     <w:tblStylePr w:type="lastCol">
       <w:rPr>
+        <w:rFonts w:eastAsia="黑体"/>
         <w:b/>
         <w:bCs/>
         <w:i w:val="0"/>
@@ -11889,6 +12419,7 @@
     </w:tcPr>
     <w:tblStylePr w:type="firstRow">
       <w:rPr>
+        <w:rFonts w:eastAsia="黑体"/>
         <w:b/>
         <w:bCs/>
         <w:i w:val="0"/>
@@ -11910,6 +12441,7 @@
     </w:tblStylePr>
     <w:tblStylePr w:type="lastRow">
       <w:rPr>
+        <w:rFonts w:eastAsia="黑体"/>
         <w:b/>
         <w:bCs/>
         <w:i w:val="0"/>
@@ -11931,6 +12463,7 @@
     </w:tblStylePr>
     <w:tblStylePr w:type="firstCol">
       <w:rPr>
+        <w:rFonts w:eastAsia="黑体"/>
         <w:b/>
         <w:bCs/>
         <w:i w:val="0"/>
@@ -11950,6 +12483,7 @@
     </w:tblStylePr>
     <w:tblStylePr w:type="lastCol">
       <w:rPr>
+        <w:rFonts w:eastAsia="黑体"/>
         <w:b/>
         <w:bCs/>
         <w:i w:val="0"/>
@@ -12030,6 +12564,7 @@
     </w:tcPr>
     <w:tblStylePr w:type="firstRow">
       <w:rPr>
+        <w:rFonts w:eastAsia="黑体"/>
         <w:b/>
         <w:bCs/>
         <w:i w:val="0"/>
@@ -12051,6 +12586,7 @@
     </w:tblStylePr>
     <w:tblStylePr w:type="lastRow">
       <w:rPr>
+        <w:rFonts w:eastAsia="黑体"/>
         <w:b/>
         <w:bCs/>
         <w:i w:val="0"/>
@@ -12072,6 +12608,7 @@
     </w:tblStylePr>
     <w:tblStylePr w:type="firstCol">
       <w:rPr>
+        <w:rFonts w:eastAsia="黑体"/>
         <w:b/>
         <w:bCs/>
         <w:i w:val="0"/>
@@ -12091,6 +12628,7 @@
     </w:tblStylePr>
     <w:tblStylePr w:type="lastCol">
       <w:rPr>
+        <w:rFonts w:eastAsia="黑体"/>
         <w:b/>
         <w:bCs/>
         <w:i w:val="0"/>
@@ -12148,6 +12686,7 @@
       <w:spacing w:after="0" w:line="240" w:lineRule="auto"/>
     </w:pPr>
     <w:rPr>
+      <w:rFonts w:eastAsia="黑体"/>
       <w:color w:themeColor="background1" w:val="FFFFFF"/>
     </w:rPr>
     <w:tblPr>
@@ -12166,6 +12705,7 @@
     </w:tcPr>
     <w:tblStylePr w:type="firstRow">
       <w:rPr>
+        <w:rFonts w:eastAsia="黑体"/>
         <w:b/>
         <w:bCs/>
       </w:rPr>
@@ -12262,6 +12802,7 @@
       <w:spacing w:after="0" w:line="240" w:lineRule="auto"/>
     </w:pPr>
     <w:rPr>
+      <w:rFonts w:eastAsia="黑体"/>
       <w:color w:themeColor="background1" w:val="FFFFFF"/>
     </w:rPr>
     <w:tblPr>
@@ -12280,6 +12821,7 @@
     </w:tcPr>
     <w:tblStylePr w:type="firstRow">
       <w:rPr>
+        <w:rFonts w:eastAsia="黑体"/>
         <w:b/>
         <w:bCs/>
       </w:rPr>
@@ -12376,6 +12918,7 @@
       <w:spacing w:after="0" w:line="240" w:lineRule="auto"/>
     </w:pPr>
     <w:rPr>
+      <w:rFonts w:eastAsia="黑体"/>
       <w:color w:themeColor="background1" w:val="FFFFFF"/>
     </w:rPr>
     <w:tblPr>
@@ -12394,6 +12937,7 @@
     </w:tcPr>
     <w:tblStylePr w:type="firstRow">
       <w:rPr>
+        <w:rFonts w:eastAsia="黑体"/>
         <w:b/>
         <w:bCs/>
       </w:rPr>
@@ -12490,6 +13034,7 @@
       <w:spacing w:after="0" w:line="240" w:lineRule="auto"/>
     </w:pPr>
     <w:rPr>
+      <w:rFonts w:eastAsia="黑体"/>
       <w:color w:themeColor="background1" w:val="FFFFFF"/>
     </w:rPr>
     <w:tblPr>
@@ -12508,6 +13053,7 @@
     </w:tcPr>
     <w:tblStylePr w:type="firstRow">
       <w:rPr>
+        <w:rFonts w:eastAsia="黑体"/>
         <w:b/>
         <w:bCs/>
       </w:rPr>
@@ -12604,6 +13150,7 @@
       <w:spacing w:after="0" w:line="240" w:lineRule="auto"/>
     </w:pPr>
     <w:rPr>
+      <w:rFonts w:eastAsia="黑体"/>
       <w:color w:themeColor="background1" w:val="FFFFFF"/>
     </w:rPr>
     <w:tblPr>
@@ -12622,6 +13169,7 @@
     </w:tcPr>
     <w:tblStylePr w:type="firstRow">
       <w:rPr>
+        <w:rFonts w:eastAsia="黑体"/>
         <w:b/>
         <w:bCs/>
       </w:rPr>
@@ -12718,6 +13266,7 @@
       <w:spacing w:after="0" w:line="240" w:lineRule="auto"/>
     </w:pPr>
     <w:rPr>
+      <w:rFonts w:eastAsia="黑体"/>
       <w:color w:themeColor="background1" w:val="FFFFFF"/>
     </w:rPr>
     <w:tblPr>
@@ -12736,6 +13285,7 @@
     </w:tcPr>
     <w:tblStylePr w:type="firstRow">
       <w:rPr>
+        <w:rFonts w:eastAsia="黑体"/>
         <w:b/>
         <w:bCs/>
       </w:rPr>
@@ -12832,6 +13382,7 @@
       <w:spacing w:after="0" w:line="240" w:lineRule="auto"/>
     </w:pPr>
     <w:rPr>
+      <w:rFonts w:eastAsia="黑体"/>
       <w:color w:themeColor="background1" w:val="FFFFFF"/>
     </w:rPr>
     <w:tblPr>
@@ -12850,6 +13401,7 @@
     </w:tcPr>
     <w:tblStylePr w:type="firstRow">
       <w:rPr>
+        <w:rFonts w:eastAsia="黑体"/>
         <w:b/>
         <w:bCs/>
       </w:rPr>
@@ -12946,6 +13498,7 @@
       <w:spacing w:after="0" w:line="240" w:lineRule="auto"/>
     </w:pPr>
     <w:rPr>
+      <w:rFonts w:eastAsia="黑体"/>
       <w:color w:themeColor="text1" w:val="000000"/>
     </w:rPr>
     <w:tblPr>
@@ -12972,6 +13525,7 @@
     </w:tcPr>
     <w:tblStylePr w:type="firstRow">
       <w:rPr>
+        <w:rFonts w:eastAsia="黑体"/>
         <w:b/>
         <w:bCs/>
       </w:rPr>
@@ -12990,6 +13544,7 @@
     </w:tblStylePr>
     <w:tblStylePr w:type="lastRow">
       <w:rPr>
+        <w:rFonts w:eastAsia="黑体"/>
         <w:b/>
         <w:bCs/>
         <w:color w:themeColor="background1" w:val="FFFFFF"/>
@@ -13004,6 +13559,7 @@
     </w:tblStylePr>
     <w:tblStylePr w:type="firstCol">
       <w:rPr>
+        <w:rFonts w:eastAsia="黑体"/>
         <w:color w:themeColor="background1" w:val="FFFFFF"/>
       </w:rPr>
       <w:tblPr/>
@@ -13021,6 +13577,7 @@
     </w:tblStylePr>
     <w:tblStylePr w:type="lastCol">
       <w:rPr>
+        <w:rFonts w:eastAsia="黑体"/>
         <w:color w:themeColor="background1" w:val="FFFFFF"/>
       </w:rPr>
       <w:tblPr/>
@@ -13050,11 +13607,13 @@
     </w:tblStylePr>
     <w:tblStylePr w:type="neCell">
       <w:rPr>
+        <w:rFonts w:eastAsia="黑体"/>
         <w:color w:themeColor="text1" w:val="000000"/>
       </w:rPr>
     </w:tblStylePr>
     <w:tblStylePr w:type="nwCell">
       <w:rPr>
+        <w:rFonts w:eastAsia="黑体"/>
         <w:color w:themeColor="text1" w:val="000000"/>
       </w:rPr>
     </w:tblStylePr>
@@ -13068,6 +13627,7 @@
       <w:spacing w:after="0" w:line="240" w:lineRule="auto"/>
     </w:pPr>
     <w:rPr>
+      <w:rFonts w:eastAsia="黑体"/>
       <w:color w:themeColor="text1" w:val="000000"/>
     </w:rPr>
     <w:tblPr>
@@ -13094,6 +13654,7 @@
     </w:tcPr>
     <w:tblStylePr w:type="firstRow">
       <w:rPr>
+        <w:rFonts w:eastAsia="黑体"/>
         <w:b/>
         <w:bCs/>
       </w:rPr>
@@ -13112,6 +13673,7 @@
     </w:tblStylePr>
     <w:tblStylePr w:type="lastRow">
       <w:rPr>
+        <w:rFonts w:eastAsia="黑体"/>
         <w:b/>
         <w:bCs/>
         <w:color w:themeColor="background1" w:val="FFFFFF"/>
@@ -13126,6 +13688,7 @@
     </w:tblStylePr>
     <w:tblStylePr w:type="firstCol">
       <w:rPr>
+        <w:rFonts w:eastAsia="黑体"/>
         <w:color w:themeColor="background1" w:val="FFFFFF"/>
       </w:rPr>
       <w:tblPr/>
@@ -13143,6 +13706,7 @@
     </w:tblStylePr>
     <w:tblStylePr w:type="lastCol">
       <w:rPr>
+        <w:rFonts w:eastAsia="黑体"/>
         <w:color w:themeColor="background1" w:val="FFFFFF"/>
       </w:rPr>
       <w:tblPr/>
@@ -13172,11 +13736,13 @@
     </w:tblStylePr>
     <w:tblStylePr w:type="neCell">
       <w:rPr>
+        <w:rFonts w:eastAsia="黑体"/>
         <w:color w:themeColor="text1" w:val="000000"/>
       </w:rPr>
     </w:tblStylePr>
     <w:tblStylePr w:type="nwCell">
       <w:rPr>
+        <w:rFonts w:eastAsia="黑体"/>
         <w:color w:themeColor="text1" w:val="000000"/>
       </w:rPr>
     </w:tblStylePr>
@@ -13190,6 +13756,7 @@
       <w:spacing w:after="0" w:line="240" w:lineRule="auto"/>
     </w:pPr>
     <w:rPr>
+      <w:rFonts w:eastAsia="黑体"/>
       <w:color w:themeColor="text1" w:val="000000"/>
     </w:rPr>
     <w:tblPr>
@@ -13216,6 +13783,7 @@
     </w:tcPr>
     <w:tblStylePr w:type="firstRow">
       <w:rPr>
+        <w:rFonts w:eastAsia="黑体"/>
         <w:b/>
         <w:bCs/>
       </w:rPr>
@@ -13234,6 +13802,7 @@
     </w:tblStylePr>
     <w:tblStylePr w:type="lastRow">
       <w:rPr>
+        <w:rFonts w:eastAsia="黑体"/>
         <w:b/>
         <w:bCs/>
         <w:color w:themeColor="background1" w:val="FFFFFF"/>
@@ -13248,6 +13817,7 @@
     </w:tblStylePr>
     <w:tblStylePr w:type="firstCol">
       <w:rPr>
+        <w:rFonts w:eastAsia="黑体"/>
         <w:color w:themeColor="background1" w:val="FFFFFF"/>
       </w:rPr>
       <w:tblPr/>
@@ -13265,6 +13835,7 @@
     </w:tblStylePr>
     <w:tblStylePr w:type="lastCol">
       <w:rPr>
+        <w:rFonts w:eastAsia="黑体"/>
         <w:color w:themeColor="background1" w:val="FFFFFF"/>
       </w:rPr>
       <w:tblPr/>
@@ -13294,11 +13865,13 @@
     </w:tblStylePr>
     <w:tblStylePr w:type="neCell">
       <w:rPr>
+        <w:rFonts w:eastAsia="黑体"/>
         <w:color w:themeColor="text1" w:val="000000"/>
       </w:rPr>
     </w:tblStylePr>
     <w:tblStylePr w:type="nwCell">
       <w:rPr>
+        <w:rFonts w:eastAsia="黑体"/>
         <w:color w:themeColor="text1" w:val="000000"/>
       </w:rPr>
     </w:tblStylePr>
@@ -13312,6 +13885,7 @@
       <w:spacing w:after="0" w:line="240" w:lineRule="auto"/>
     </w:pPr>
     <w:rPr>
+      <w:rFonts w:eastAsia="黑体"/>
       <w:color w:themeColor="text1" w:val="000000"/>
     </w:rPr>
     <w:tblPr>
@@ -13338,6 +13912,7 @@
     </w:tcPr>
     <w:tblStylePr w:type="firstRow">
       <w:rPr>
+        <w:rFonts w:eastAsia="黑体"/>
         <w:b/>
         <w:bCs/>
       </w:rPr>
@@ -13356,6 +13931,7 @@
     </w:tblStylePr>
     <w:tblStylePr w:type="lastRow">
       <w:rPr>
+        <w:rFonts w:eastAsia="黑体"/>
         <w:b/>
         <w:bCs/>
         <w:color w:themeColor="background1" w:val="FFFFFF"/>
@@ -13370,6 +13946,7 @@
     </w:tblStylePr>
     <w:tblStylePr w:type="firstCol">
       <w:rPr>
+        <w:rFonts w:eastAsia="黑体"/>
         <w:color w:themeColor="background1" w:val="FFFFFF"/>
       </w:rPr>
       <w:tblPr/>
@@ -13387,6 +13964,7 @@
     </w:tblStylePr>
     <w:tblStylePr w:type="lastCol">
       <w:rPr>
+        <w:rFonts w:eastAsia="黑体"/>
         <w:color w:themeColor="background1" w:val="FFFFFF"/>
       </w:rPr>
       <w:tblPr/>
@@ -13424,6 +14002,7 @@
       <w:spacing w:after="0" w:line="240" w:lineRule="auto"/>
     </w:pPr>
     <w:rPr>
+      <w:rFonts w:eastAsia="黑体"/>
       <w:color w:themeColor="text1" w:val="000000"/>
     </w:rPr>
     <w:tblPr>
@@ -13450,6 +14029,7 @@
     </w:tcPr>
     <w:tblStylePr w:type="firstRow">
       <w:rPr>
+        <w:rFonts w:eastAsia="黑体"/>
         <w:b/>
         <w:bCs/>
       </w:rPr>
@@ -13468,6 +14048,7 @@
     </w:tblStylePr>
     <w:tblStylePr w:type="lastRow">
       <w:rPr>
+        <w:rFonts w:eastAsia="黑体"/>
         <w:b/>
         <w:bCs/>
         <w:color w:themeColor="background1" w:val="FFFFFF"/>
@@ -13482,6 +14063,7 @@
     </w:tblStylePr>
     <w:tblStylePr w:type="firstCol">
       <w:rPr>
+        <w:rFonts w:eastAsia="黑体"/>
         <w:color w:themeColor="background1" w:val="FFFFFF"/>
       </w:rPr>
       <w:tblPr/>
@@ -13499,6 +14081,7 @@
     </w:tblStylePr>
     <w:tblStylePr w:type="lastCol">
       <w:rPr>
+        <w:rFonts w:eastAsia="黑体"/>
         <w:color w:themeColor="background1" w:val="FFFFFF"/>
       </w:rPr>
       <w:tblPr/>
@@ -13528,11 +14111,13 @@
     </w:tblStylePr>
     <w:tblStylePr w:type="neCell">
       <w:rPr>
+        <w:rFonts w:eastAsia="黑体"/>
         <w:color w:themeColor="text1" w:val="000000"/>
       </w:rPr>
     </w:tblStylePr>
     <w:tblStylePr w:type="nwCell">
       <w:rPr>
+        <w:rFonts w:eastAsia="黑体"/>
         <w:color w:themeColor="text1" w:val="000000"/>
       </w:rPr>
     </w:tblStylePr>
@@ -13546,6 +14131,7 @@
       <w:spacing w:after="0" w:line="240" w:lineRule="auto"/>
     </w:pPr>
     <w:rPr>
+      <w:rFonts w:eastAsia="黑体"/>
       <w:color w:themeColor="text1" w:val="000000"/>
     </w:rPr>
     <w:tblPr>
@@ -13572,6 +14158,7 @@
     </w:tcPr>
     <w:tblStylePr w:type="firstRow">
       <w:rPr>
+        <w:rFonts w:eastAsia="黑体"/>
         <w:b/>
         <w:bCs/>
       </w:rPr>
@@ -13590,6 +14177,7 @@
     </w:tblStylePr>
     <w:tblStylePr w:type="lastRow">
       <w:rPr>
+        <w:rFonts w:eastAsia="黑体"/>
         <w:b/>
         <w:bCs/>
         <w:color w:themeColor="background1" w:val="FFFFFF"/>
@@ -13604,6 +14192,7 @@
     </w:tblStylePr>
     <w:tblStylePr w:type="firstCol">
       <w:rPr>
+        <w:rFonts w:eastAsia="黑体"/>
         <w:color w:themeColor="background1" w:val="FFFFFF"/>
       </w:rPr>
       <w:tblPr/>
@@ -13621,6 +14210,7 @@
     </w:tblStylePr>
     <w:tblStylePr w:type="lastCol">
       <w:rPr>
+        <w:rFonts w:eastAsia="黑体"/>
         <w:color w:themeColor="background1" w:val="FFFFFF"/>
       </w:rPr>
       <w:tblPr/>
@@ -13650,11 +14240,13 @@
     </w:tblStylePr>
     <w:tblStylePr w:type="neCell">
       <w:rPr>
+        <w:rFonts w:eastAsia="黑体"/>
         <w:color w:themeColor="text1" w:val="000000"/>
       </w:rPr>
     </w:tblStylePr>
     <w:tblStylePr w:type="nwCell">
       <w:rPr>
+        <w:rFonts w:eastAsia="黑体"/>
         <w:color w:themeColor="text1" w:val="000000"/>
       </w:rPr>
     </w:tblStylePr>
@@ -13668,6 +14260,7 @@
       <w:spacing w:after="0" w:line="240" w:lineRule="auto"/>
     </w:pPr>
     <w:rPr>
+      <w:rFonts w:eastAsia="黑体"/>
       <w:color w:themeColor="text1" w:val="000000"/>
     </w:rPr>
     <w:tblPr>
@@ -13694,6 +14287,7 @@
     </w:tcPr>
     <w:tblStylePr w:type="firstRow">
       <w:rPr>
+        <w:rFonts w:eastAsia="黑体"/>
         <w:b/>
         <w:bCs/>
       </w:rPr>
@@ -13712,6 +14306,7 @@
     </w:tblStylePr>
     <w:tblStylePr w:type="lastRow">
       <w:rPr>
+        <w:rFonts w:eastAsia="黑体"/>
         <w:b/>
         <w:bCs/>
         <w:color w:themeColor="background1" w:val="FFFFFF"/>
@@ -13726,6 +14321,7 @@
     </w:tblStylePr>
     <w:tblStylePr w:type="firstCol">
       <w:rPr>
+        <w:rFonts w:eastAsia="黑体"/>
         <w:color w:themeColor="background1" w:val="FFFFFF"/>
       </w:rPr>
       <w:tblPr/>
@@ -13743,6 +14339,7 @@
     </w:tblStylePr>
     <w:tblStylePr w:type="lastCol">
       <w:rPr>
+        <w:rFonts w:eastAsia="黑体"/>
         <w:color w:themeColor="background1" w:val="FFFFFF"/>
       </w:rPr>
       <w:tblPr/>
@@ -13772,11 +14369,13 @@
     </w:tblStylePr>
     <w:tblStylePr w:type="neCell">
       <w:rPr>
+        <w:rFonts w:eastAsia="黑体"/>
         <w:color w:themeColor="text1" w:val="000000"/>
       </w:rPr>
     </w:tblStylePr>
     <w:tblStylePr w:type="nwCell">
       <w:rPr>
+        <w:rFonts w:eastAsia="黑体"/>
         <w:color w:themeColor="text1" w:val="000000"/>
       </w:rPr>
     </w:tblStylePr>
@@ -13790,6 +14389,7 @@
       <w:spacing w:after="0" w:line="240" w:lineRule="auto"/>
     </w:pPr>
     <w:rPr>
+      <w:rFonts w:eastAsia="黑体"/>
       <w:color w:themeColor="text1" w:val="000000"/>
     </w:rPr>
     <w:tblPr>
@@ -13808,6 +14408,7 @@
     </w:tcPr>
     <w:tblStylePr w:type="firstRow">
       <w:rPr>
+        <w:rFonts w:eastAsia="黑体"/>
         <w:b/>
         <w:bCs/>
         <w:color w:themeColor="background1" w:val="FFFFFF"/>
@@ -13822,6 +14423,7 @@
     </w:tblStylePr>
     <w:tblStylePr w:type="lastRow">
       <w:rPr>
+        <w:rFonts w:eastAsia="黑体"/>
         <w:b/>
         <w:bCs/>
         <w:color w:themeColor="accent2" w:themeShade="CC" w:val="9E3A38"/>
@@ -13836,12 +14438,14 @@
     </w:tblStylePr>
     <w:tblStylePr w:type="firstCol">
       <w:rPr>
+        <w:rFonts w:eastAsia="黑体"/>
         <w:b/>
         <w:bCs/>
       </w:rPr>
     </w:tblStylePr>
     <w:tblStylePr w:type="lastCol">
       <w:rPr>
+        <w:rFonts w:eastAsia="黑体"/>
         <w:b/>
         <w:bCs/>
       </w:rPr>
@@ -13876,6 +14480,7 @@
       <w:spacing w:after="0" w:line="240" w:lineRule="auto"/>
     </w:pPr>
     <w:rPr>
+      <w:rFonts w:eastAsia="黑体"/>
       <w:color w:themeColor="text1" w:val="000000"/>
     </w:rPr>
     <w:tblPr>
@@ -13894,6 +14499,7 @@
     </w:tcPr>
     <w:tblStylePr w:type="firstRow">
       <w:rPr>
+        <w:rFonts w:eastAsia="黑体"/>
         <w:b/>
         <w:bCs/>
         <w:color w:themeColor="background1" w:val="FFFFFF"/>
@@ -13908,6 +14514,7 @@
     </w:tblStylePr>
     <w:tblStylePr w:type="lastRow">
       <w:rPr>
+        <w:rFonts w:eastAsia="黑体"/>
         <w:b/>
         <w:bCs/>
         <w:color w:themeColor="accent2" w:themeShade="CC" w:val="9E3A38"/>
@@ -13922,12 +14529,14 @@
     </w:tblStylePr>
     <w:tblStylePr w:type="firstCol">
       <w:rPr>
+        <w:rFonts w:eastAsia="黑体"/>
         <w:b/>
         <w:bCs/>
       </w:rPr>
     </w:tblStylePr>
     <w:tblStylePr w:type="lastCol">
       <w:rPr>
+        <w:rFonts w:eastAsia="黑体"/>
         <w:b/>
         <w:bCs/>
       </w:rPr>
@@ -13962,6 +14571,7 @@
       <w:spacing w:after="0" w:line="240" w:lineRule="auto"/>
     </w:pPr>
     <w:rPr>
+      <w:rFonts w:eastAsia="黑体"/>
       <w:color w:themeColor="text1" w:val="000000"/>
     </w:rPr>
     <w:tblPr>
@@ -13980,6 +14590,7 @@
     </w:tcPr>
     <w:tblStylePr w:type="firstRow">
       <w:rPr>
+        <w:rFonts w:eastAsia="黑体"/>
         <w:b/>
         <w:bCs/>
         <w:color w:themeColor="background1" w:val="FFFFFF"/>
@@ -13994,6 +14605,7 @@
     </w:tblStylePr>
     <w:tblStylePr w:type="lastRow">
       <w:rPr>
+        <w:rFonts w:eastAsia="黑体"/>
         <w:b/>
         <w:bCs/>
         <w:color w:themeColor="accent2" w:themeShade="CC" w:val="9E3A38"/>
@@ -14008,12 +14620,14 @@
     </w:tblStylePr>
     <w:tblStylePr w:type="firstCol">
       <w:rPr>
+        <w:rFonts w:eastAsia="黑体"/>
         <w:b/>
         <w:bCs/>
       </w:rPr>
     </w:tblStylePr>
     <w:tblStylePr w:type="lastCol">
       <w:rPr>
+        <w:rFonts w:eastAsia="黑体"/>
         <w:b/>
         <w:bCs/>
       </w:rPr>
@@ -14048,6 +14662,7 @@
       <w:spacing w:after="0" w:line="240" w:lineRule="auto"/>
     </w:pPr>
     <w:rPr>
+      <w:rFonts w:eastAsia="黑体"/>
       <w:color w:themeColor="text1" w:val="000000"/>
     </w:rPr>
     <w:tblPr>
@@ -14066,6 +14681,7 @@
     </w:tcPr>
     <w:tblStylePr w:type="firstRow">
       <w:rPr>
+        <w:rFonts w:eastAsia="黑体"/>
         <w:b/>
         <w:bCs/>
         <w:color w:themeColor="background1" w:val="FFFFFF"/>
@@ -14080,6 +14696,7 @@
     </w:tblStylePr>
     <w:tblStylePr w:type="lastRow">
       <w:rPr>
+        <w:rFonts w:eastAsia="黑体"/>
         <w:b/>
         <w:bCs/>
         <w:color w:themeColor="accent4" w:themeShade="CC" w:val="664E82"/>
@@ -14094,12 +14711,14 @@
     </w:tblStylePr>
     <w:tblStylePr w:type="firstCol">
       <w:rPr>
+        <w:rFonts w:eastAsia="黑体"/>
         <w:b/>
         <w:bCs/>
       </w:rPr>
     </w:tblStylePr>
     <w:tblStylePr w:type="lastCol">
       <w:rPr>
+        <w:rFonts w:eastAsia="黑体"/>
         <w:b/>
         <w:bCs/>
       </w:rPr>
@@ -14134,6 +14753,7 @@
       <w:spacing w:after="0" w:line="240" w:lineRule="auto"/>
     </w:pPr>
     <w:rPr>
+      <w:rFonts w:eastAsia="黑体"/>
       <w:color w:themeColor="text1" w:val="000000"/>
     </w:rPr>
     <w:tblPr>
@@ -14152,6 +14772,7 @@
     </w:tcPr>
     <w:tblStylePr w:type="firstRow">
       <w:rPr>
+        <w:rFonts w:eastAsia="黑体"/>
         <w:b/>
         <w:bCs/>
         <w:color w:themeColor="background1" w:val="FFFFFF"/>
@@ -14166,6 +14787,7 @@
     </w:tblStylePr>
     <w:tblStylePr w:type="lastRow">
       <w:rPr>
+        <w:rFonts w:eastAsia="黑体"/>
         <w:b/>
         <w:bCs/>
         <w:color w:themeColor="accent3" w:themeShade="CC" w:val="7E9C40"/>
@@ -14180,12 +14802,14 @@
     </w:tblStylePr>
     <w:tblStylePr w:type="firstCol">
       <w:rPr>
+        <w:rFonts w:eastAsia="黑体"/>
         <w:b/>
         <w:bCs/>
       </w:rPr>
     </w:tblStylePr>
     <w:tblStylePr w:type="lastCol">
       <w:rPr>
+        <w:rFonts w:eastAsia="黑体"/>
         <w:b/>
         <w:bCs/>
       </w:rPr>
@@ -14220,6 +14844,7 @@
       <w:spacing w:after="0" w:line="240" w:lineRule="auto"/>
     </w:pPr>
     <w:rPr>
+      <w:rFonts w:eastAsia="黑体"/>
       <w:color w:themeColor="text1" w:val="000000"/>
     </w:rPr>
     <w:tblPr>
@@ -14238,6 +14863,7 @@
     </w:tcPr>
     <w:tblStylePr w:type="firstRow">
       <w:rPr>
+        <w:rFonts w:eastAsia="黑体"/>
         <w:b/>
         <w:bCs/>
         <w:color w:themeColor="background1" w:val="FFFFFF"/>
@@ -14252,6 +14878,7 @@
     </w:tblStylePr>
     <w:tblStylePr w:type="lastRow">
       <w:rPr>
+        <w:rFonts w:eastAsia="黑体"/>
         <w:b/>
         <w:bCs/>
         <w:color w:themeColor="accent6" w:themeShade="CC" w:val="F2730A"/>
@@ -14266,12 +14893,14 @@
     </w:tblStylePr>
     <w:tblStylePr w:type="firstCol">
       <w:rPr>
+        <w:rFonts w:eastAsia="黑体"/>
         <w:b/>
         <w:bCs/>
       </w:rPr>
     </w:tblStylePr>
     <w:tblStylePr w:type="lastCol">
       <w:rPr>
+        <w:rFonts w:eastAsia="黑体"/>
         <w:b/>
         <w:bCs/>
       </w:rPr>
@@ -14306,6 +14935,7 @@
       <w:spacing w:after="0" w:line="240" w:lineRule="auto"/>
     </w:pPr>
     <w:rPr>
+      <w:rFonts w:eastAsia="黑体"/>
       <w:color w:themeColor="text1" w:val="000000"/>
     </w:rPr>
     <w:tblPr>
@@ -14324,6 +14954,7 @@
     </w:tcPr>
     <w:tblStylePr w:type="firstRow">
       <w:rPr>
+        <w:rFonts w:eastAsia="黑体"/>
         <w:b/>
         <w:bCs/>
         <w:color w:themeColor="background1" w:val="FFFFFF"/>
@@ -14338,6 +14969,7 @@
     </w:tblStylePr>
     <w:tblStylePr w:type="lastRow">
       <w:rPr>
+        <w:rFonts w:eastAsia="黑体"/>
         <w:b/>
         <w:bCs/>
         <w:color w:themeColor="accent5" w:themeShade="CC" w:val="348DA5"/>
@@ -14352,12 +14984,14 @@
     </w:tblStylePr>
     <w:tblStylePr w:type="firstCol">
       <w:rPr>
+        <w:rFonts w:eastAsia="黑体"/>
         <w:b/>
         <w:bCs/>
       </w:rPr>
     </w:tblStylePr>
     <w:tblStylePr w:type="lastCol">
       <w:rPr>
+        <w:rFonts w:eastAsia="黑体"/>
         <w:b/>
         <w:bCs/>
       </w:rPr>
@@ -14392,6 +15026,7 @@
       <w:spacing w:after="0" w:line="240" w:lineRule="auto"/>
     </w:pPr>
     <w:rPr>
+      <w:rFonts w:eastAsia="黑体"/>
       <w:color w:themeColor="text1" w:val="000000"/>
     </w:rPr>
     <w:tblPr>
@@ -14413,6 +15048,7 @@
     </w:tcPr>
     <w:tblStylePr w:type="firstRow">
       <w:rPr>
+        <w:rFonts w:eastAsia="黑体"/>
         <w:b/>
         <w:bCs/>
       </w:rPr>
@@ -14423,6 +15059,7 @@
     </w:tblStylePr>
     <w:tblStylePr w:type="lastRow">
       <w:rPr>
+        <w:rFonts w:eastAsia="黑体"/>
         <w:b/>
         <w:bCs/>
         <w:color w:themeColor="text1" w:val="000000"/>
@@ -14434,6 +15071,7 @@
     </w:tblStylePr>
     <w:tblStylePr w:type="firstCol">
       <w:rPr>
+        <w:rFonts w:eastAsia="黑体"/>
         <w:color w:themeColor="background1" w:val="FFFFFF"/>
       </w:rPr>
       <w:tblPr/>
@@ -14443,6 +15081,7 @@
     </w:tblStylePr>
     <w:tblStylePr w:type="lastCol">
       <w:rPr>
+        <w:rFonts w:eastAsia="黑体"/>
         <w:color w:themeColor="background1" w:val="FFFFFF"/>
       </w:rPr>
       <w:tblPr/>
@@ -14472,6 +15111,7 @@
       <w:spacing w:after="0" w:line="240" w:lineRule="auto"/>
     </w:pPr>
     <w:rPr>
+      <w:rFonts w:eastAsia="黑体"/>
       <w:color w:themeColor="text1" w:val="000000"/>
     </w:rPr>
     <w:tblPr>
@@ -14493,6 +15133,7 @@
     </w:tcPr>
     <w:tblStylePr w:type="firstRow">
       <w:rPr>
+        <w:rFonts w:eastAsia="黑体"/>
         <w:b/>
         <w:bCs/>
       </w:rPr>
@@ -14503,6 +15144,7 @@
     </w:tblStylePr>
     <w:tblStylePr w:type="lastRow">
       <w:rPr>
+        <w:rFonts w:eastAsia="黑体"/>
         <w:b/>
         <w:bCs/>
         <w:color w:themeColor="text1" w:val="000000"/>
@@ -14514,6 +15156,7 @@
     </w:tblStylePr>
     <w:tblStylePr w:type="firstCol">
       <w:rPr>
+        <w:rFonts w:eastAsia="黑体"/>
         <w:color w:themeColor="background1" w:val="FFFFFF"/>
       </w:rPr>
       <w:tblPr/>
@@ -14523,6 +15166,7 @@
     </w:tblStylePr>
     <w:tblStylePr w:type="lastCol">
       <w:rPr>
+        <w:rFonts w:eastAsia="黑体"/>
         <w:color w:themeColor="background1" w:val="FFFFFF"/>
       </w:rPr>
       <w:tblPr/>
@@ -14552,6 +15196,7 @@
       <w:spacing w:after="0" w:line="240" w:lineRule="auto"/>
     </w:pPr>
     <w:rPr>
+      <w:rFonts w:eastAsia="黑体"/>
       <w:color w:themeColor="text1" w:val="000000"/>
     </w:rPr>
     <w:tblPr>
@@ -14573,6 +15218,7 @@
     </w:tcPr>
     <w:tblStylePr w:type="firstRow">
       <w:rPr>
+        <w:rFonts w:eastAsia="黑体"/>
         <w:b/>
         <w:bCs/>
       </w:rPr>
@@ -14583,6 +15229,7 @@
     </w:tblStylePr>
     <w:tblStylePr w:type="lastRow">
       <w:rPr>
+        <w:rFonts w:eastAsia="黑体"/>
         <w:b/>
         <w:bCs/>
         <w:color w:themeColor="text1" w:val="000000"/>
@@ -14594,6 +15241,7 @@
     </w:tblStylePr>
     <w:tblStylePr w:type="firstCol">
       <w:rPr>
+        <w:rFonts w:eastAsia="黑体"/>
         <w:color w:themeColor="background1" w:val="FFFFFF"/>
       </w:rPr>
       <w:tblPr/>
@@ -14603,6 +15251,7 @@
     </w:tblStylePr>
     <w:tblStylePr w:type="lastCol">
       <w:rPr>
+        <w:rFonts w:eastAsia="黑体"/>
         <w:color w:themeColor="background1" w:val="FFFFFF"/>
       </w:rPr>
       <w:tblPr/>
@@ -14632,6 +15281,7 @@
       <w:spacing w:after="0" w:line="240" w:lineRule="auto"/>
     </w:pPr>
     <w:rPr>
+      <w:rFonts w:eastAsia="黑体"/>
       <w:color w:themeColor="text1" w:val="000000"/>
     </w:rPr>
     <w:tblPr>
@@ -14653,6 +15303,7 @@
     </w:tcPr>
     <w:tblStylePr w:type="firstRow">
       <w:rPr>
+        <w:rFonts w:eastAsia="黑体"/>
         <w:b/>
         <w:bCs/>
       </w:rPr>
@@ -14663,6 +15314,7 @@
     </w:tblStylePr>
     <w:tblStylePr w:type="lastRow">
       <w:rPr>
+        <w:rFonts w:eastAsia="黑体"/>
         <w:b/>
         <w:bCs/>
         <w:color w:themeColor="text1" w:val="000000"/>
@@ -14674,6 +15326,7 @@
     </w:tblStylePr>
     <w:tblStylePr w:type="firstCol">
       <w:rPr>
+        <w:rFonts w:eastAsia="黑体"/>
         <w:color w:themeColor="background1" w:val="FFFFFF"/>
       </w:rPr>
       <w:tblPr/>
@@ -14683,6 +15336,7 @@
     </w:tblStylePr>
     <w:tblStylePr w:type="lastCol">
       <w:rPr>
+        <w:rFonts w:eastAsia="黑体"/>
         <w:color w:themeColor="background1" w:val="FFFFFF"/>
       </w:rPr>
       <w:tblPr/>
@@ -14712,6 +15366,7 @@
       <w:spacing w:after="0" w:line="240" w:lineRule="auto"/>
     </w:pPr>
     <w:rPr>
+      <w:rFonts w:eastAsia="黑体"/>
       <w:color w:themeColor="text1" w:val="000000"/>
     </w:rPr>
     <w:tblPr>
@@ -14733,6 +15388,7 @@
     </w:tcPr>
     <w:tblStylePr w:type="firstRow">
       <w:rPr>
+        <w:rFonts w:eastAsia="黑体"/>
         <w:b/>
         <w:bCs/>
       </w:rPr>
@@ -14743,6 +15399,7 @@
     </w:tblStylePr>
     <w:tblStylePr w:type="lastRow">
       <w:rPr>
+        <w:rFonts w:eastAsia="黑体"/>
         <w:b/>
         <w:bCs/>
         <w:color w:themeColor="text1" w:val="000000"/>
@@ -14754,6 +15411,7 @@
     </w:tblStylePr>
     <w:tblStylePr w:type="firstCol">
       <w:rPr>
+        <w:rFonts w:eastAsia="黑体"/>
         <w:color w:themeColor="background1" w:val="FFFFFF"/>
       </w:rPr>
       <w:tblPr/>
@@ -14763,6 +15421,7 @@
     </w:tblStylePr>
     <w:tblStylePr w:type="lastCol">
       <w:rPr>
+        <w:rFonts w:eastAsia="黑体"/>
         <w:color w:themeColor="background1" w:val="FFFFFF"/>
       </w:rPr>
       <w:tblPr/>
@@ -14792,6 +15451,7 @@
       <w:spacing w:after="0" w:line="240" w:lineRule="auto"/>
     </w:pPr>
     <w:rPr>
+      <w:rFonts w:eastAsia="黑体"/>
       <w:color w:themeColor="text1" w:val="000000"/>
     </w:rPr>
     <w:tblPr>
@@ -14813,6 +15473,7 @@
     </w:tcPr>
     <w:tblStylePr w:type="firstRow">
       <w:rPr>
+        <w:rFonts w:eastAsia="黑体"/>
         <w:b/>
         <w:bCs/>
       </w:rPr>
@@ -14823,6 +15484,7 @@
     </w:tblStylePr>
     <w:tblStylePr w:type="lastRow">
       <w:rPr>
+        <w:rFonts w:eastAsia="黑体"/>
         <w:b/>
         <w:bCs/>
         <w:color w:themeColor="text1" w:val="000000"/>
@@ -14834,6 +15496,7 @@
     </w:tblStylePr>
     <w:tblStylePr w:type="firstCol">
       <w:rPr>
+        <w:rFonts w:eastAsia="黑体"/>
         <w:color w:themeColor="background1" w:val="FFFFFF"/>
       </w:rPr>
       <w:tblPr/>
@@ -14843,6 +15506,7 @@
     </w:tblStylePr>
     <w:tblStylePr w:type="lastCol">
       <w:rPr>
+        <w:rFonts w:eastAsia="黑体"/>
         <w:color w:themeColor="background1" w:val="FFFFFF"/>
       </w:rPr>
       <w:tblPr/>
@@ -14872,6 +15536,7 @@
       <w:spacing w:after="0" w:line="240" w:lineRule="auto"/>
     </w:pPr>
     <w:rPr>
+      <w:rFonts w:eastAsia="黑体"/>
       <w:color w:themeColor="text1" w:val="000000"/>
     </w:rPr>
     <w:tblPr>
@@ -14893,6 +15558,7 @@
     </w:tcPr>
     <w:tblStylePr w:type="firstRow">
       <w:rPr>
+        <w:rFonts w:eastAsia="黑体"/>
         <w:b/>
         <w:bCs/>
       </w:rPr>
@@ -14903,6 +15569,7 @@
     </w:tblStylePr>
     <w:tblStylePr w:type="lastRow">
       <w:rPr>
+        <w:rFonts w:eastAsia="黑体"/>
         <w:b/>
         <w:bCs/>
         <w:color w:themeColor="text1" w:val="000000"/>
@@ -14914,6 +15581,7 @@
     </w:tblStylePr>
     <w:tblStylePr w:type="firstCol">
       <w:rPr>
+        <w:rFonts w:eastAsia="黑体"/>
         <w:color w:themeColor="background1" w:val="FFFFFF"/>
       </w:rPr>
       <w:tblPr/>
@@ -14923,6 +15591,7 @@
     </w:tblStylePr>
     <w:tblStylePr w:type="lastCol">
       <w:rPr>
+        <w:rFonts w:eastAsia="黑体"/>
         <w:color w:themeColor="background1" w:val="FFFFFF"/>
       </w:rPr>
       <w:tblPr/>
@@ -14955,6 +15624,7 @@
     <w:name w:val="KeywordTok"/>
     <w:basedOn w:val="VerbatimChar"/>
     <w:rPr>
+      <w:rFonts w:eastAsia="黑体"/>
       <w:b/>
       <w:color w:val="007020"/>
     </w:rPr>
@@ -14963,6 +15633,7 @@
     <w:name w:val="DataTypeTok"/>
     <w:basedOn w:val="VerbatimChar"/>
     <w:rPr>
+      <w:rFonts w:eastAsia="黑体"/>
       <w:color w:val="902000"/>
     </w:rPr>
   </w:style>
@@ -14970,6 +15641,7 @@
     <w:name w:val="DecValTok"/>
     <w:basedOn w:val="VerbatimChar"/>
     <w:rPr>
+      <w:rFonts w:eastAsia="黑体"/>
       <w:color w:val="40a070"/>
     </w:rPr>
   </w:style>
@@ -14977,6 +15649,7 @@
     <w:name w:val="BaseNTok"/>
     <w:basedOn w:val="VerbatimChar"/>
     <w:rPr>
+      <w:rFonts w:eastAsia="黑体"/>
       <w:color w:val="40a070"/>
     </w:rPr>
   </w:style>
@@ -14984,6 +15657,7 @@
     <w:name w:val="FloatTok"/>
     <w:basedOn w:val="VerbatimChar"/>
     <w:rPr>
+      <w:rFonts w:eastAsia="黑体"/>
       <w:color w:val="40a070"/>
     </w:rPr>
   </w:style>
@@ -14991,6 +15665,7 @@
     <w:name w:val="ConstantTok"/>
     <w:basedOn w:val="VerbatimChar"/>
     <w:rPr>
+      <w:rFonts w:eastAsia="黑体"/>
       <w:color w:val="880000"/>
     </w:rPr>
   </w:style>
@@ -14998,6 +15673,7 @@
     <w:name w:val="CharTok"/>
     <w:basedOn w:val="VerbatimChar"/>
     <w:rPr>
+      <w:rFonts w:eastAsia="黑体"/>
       <w:color w:val="4070a0"/>
     </w:rPr>
   </w:style>
@@ -15005,6 +15681,7 @@
     <w:name w:val="SpecialCharTok"/>
     <w:basedOn w:val="VerbatimChar"/>
     <w:rPr>
+      <w:rFonts w:eastAsia="黑体"/>
       <w:color w:val="4070a0"/>
     </w:rPr>
   </w:style>
@@ -15012,6 +15689,7 @@
     <w:name w:val="StringTok"/>
     <w:basedOn w:val="VerbatimChar"/>
     <w:rPr>
+      <w:rFonts w:eastAsia="黑体"/>
       <w:color w:val="4070a0"/>
     </w:rPr>
   </w:style>
@@ -15019,6 +15697,7 @@
     <w:name w:val="VerbatimStringTok"/>
     <w:basedOn w:val="VerbatimChar"/>
     <w:rPr>
+      <w:rFonts w:eastAsia="黑体"/>
       <w:color w:val="4070a0"/>
     </w:rPr>
   </w:style>
@@ -15026,6 +15705,7 @@
     <w:name w:val="SpecialStringTok"/>
     <w:basedOn w:val="VerbatimChar"/>
     <w:rPr>
+      <w:rFonts w:eastAsia="黑体"/>
       <w:color w:val="bb6688"/>
     </w:rPr>
   </w:style>
@@ -15033,6 +15713,7 @@
     <w:name w:val="ImportTok"/>
     <w:basedOn w:val="VerbatimChar"/>
     <w:rPr>
+      <w:rFonts w:eastAsia="黑体"/>
       <w:b/>
       <w:color w:val="008000"/>
     </w:rPr>
@@ -15041,6 +15722,7 @@
     <w:name w:val="CommentTok"/>
     <w:basedOn w:val="VerbatimChar"/>
     <w:rPr>
+      <w:rFonts w:eastAsia="黑体"/>
       <w:i/>
       <w:color w:val="60a0b0"/>
     </w:rPr>
@@ -15049,6 +15731,7 @@
     <w:name w:val="DocumentationTok"/>
     <w:basedOn w:val="VerbatimChar"/>
     <w:rPr>
+      <w:rFonts w:eastAsia="黑体"/>
       <w:i/>
       <w:color w:val="ba2121"/>
     </w:rPr>
@@ -15057,6 +15740,7 @@
     <w:name w:val="AnnotationTok"/>
     <w:basedOn w:val="VerbatimChar"/>
     <w:rPr>
+      <w:rFonts w:eastAsia="黑体"/>
       <w:b/>
       <w:i/>
       <w:color w:val="60a0b0"/>
@@ -15066,6 +15750,7 @@
     <w:name w:val="CommentVarTok"/>
     <w:basedOn w:val="VerbatimChar"/>
     <w:rPr>
+      <w:rFonts w:eastAsia="黑体"/>
       <w:b/>
       <w:i/>
       <w:color w:val="60a0b0"/>
@@ -15075,6 +15760,7 @@
     <w:name w:val="OtherTok"/>
     <w:basedOn w:val="VerbatimChar"/>
     <w:rPr>
+      <w:rFonts w:eastAsia="黑体"/>
       <w:color w:val="007020"/>
     </w:rPr>
   </w:style>
@@ -15082,6 +15768,7 @@
     <w:name w:val="FunctionTok"/>
     <w:basedOn w:val="VerbatimChar"/>
     <w:rPr>
+      <w:rFonts w:eastAsia="黑体"/>
       <w:color w:val="06287e"/>
     </w:rPr>
   </w:style>
@@ -15089,6 +15776,7 @@
     <w:name w:val="VariableTok"/>
     <w:basedOn w:val="VerbatimChar"/>
     <w:rPr>
+      <w:rFonts w:eastAsia="黑体"/>
       <w:color w:val="19177c"/>
     </w:rPr>
   </w:style>
@@ -15096,6 +15784,7 @@
     <w:name w:val="ControlFlowTok"/>
     <w:basedOn w:val="VerbatimChar"/>
     <w:rPr>
+      <w:rFonts w:eastAsia="黑体"/>
       <w:b/>
       <w:color w:val="007020"/>
     </w:rPr>
@@ -15104,6 +15793,7 @@
     <w:name w:val="OperatorTok"/>
     <w:basedOn w:val="VerbatimChar"/>
     <w:rPr>
+      <w:rFonts w:eastAsia="黑体"/>
       <w:color w:val="666666"/>
     </w:rPr>
   </w:style>
@@ -15111,18 +15801,22 @@
     <w:name w:val="BuiltInTok"/>
     <w:basedOn w:val="VerbatimChar"/>
     <w:rPr>
+      <w:rFonts w:eastAsia="黑体"/>
       <w:color w:val="008000"/>
     </w:rPr>
   </w:style>
   <w:style w:type="character" w:customStyle="1" w:styleId="ExtensionTok">
     <w:name w:val="ExtensionTok"/>
     <w:basedOn w:val="VerbatimChar"/>
-    <w:rPr/>
+    <w:rPr>
+      <w:rFonts w:eastAsia="黑体"/>
+    </w:rPr>
   </w:style>
   <w:style w:type="character" w:customStyle="1" w:styleId="PreprocessorTok">
     <w:name w:val="PreprocessorTok"/>
     <w:basedOn w:val="VerbatimChar"/>
     <w:rPr>
+      <w:rFonts w:eastAsia="黑体"/>
       <w:color w:val="bc7a00"/>
     </w:rPr>
   </w:style>
@@ -15130,18 +15824,22 @@
     <w:name w:val="AttributeTok"/>
     <w:basedOn w:val="VerbatimChar"/>
     <w:rPr>
+      <w:rFonts w:eastAsia="黑体"/>
       <w:color w:val="7d9029"/>
     </w:rPr>
   </w:style>
   <w:style w:type="character" w:customStyle="1" w:styleId="RegionMarkerTok">
     <w:name w:val="RegionMarkerTok"/>
     <w:basedOn w:val="VerbatimChar"/>
-    <w:rPr/>
+    <w:rPr>
+      <w:rFonts w:eastAsia="黑体"/>
+    </w:rPr>
   </w:style>
   <w:style w:type="character" w:customStyle="1" w:styleId="InformationTok">
     <w:name w:val="InformationTok"/>
     <w:basedOn w:val="VerbatimChar"/>
     <w:rPr>
+      <w:rFonts w:eastAsia="黑体"/>
       <w:b/>
       <w:i/>
       <w:color w:val="60a0b0"/>
@@ -15151,6 +15849,7 @@
     <w:name w:val="WarningTok"/>
     <w:basedOn w:val="VerbatimChar"/>
     <w:rPr>
+      <w:rFonts w:eastAsia="黑体"/>
       <w:b/>
       <w:i/>
       <w:color w:val="60a0b0"/>
@@ -15160,6 +15859,7 @@
     <w:name w:val="AlertTok"/>
     <w:basedOn w:val="VerbatimChar"/>
     <w:rPr>
+      <w:rFonts w:eastAsia="黑体"/>
       <w:b/>
       <w:color w:val="ff0000"/>
     </w:rPr>
@@ -15168,6 +15868,7 @@
     <w:name w:val="ErrorTok"/>
     <w:basedOn w:val="VerbatimChar"/>
     <w:rPr>
+      <w:rFonts w:eastAsia="黑体"/>
       <w:b/>
       <w:color w:val="ff0000"/>
     </w:rPr>
@@ -15175,7 +15876,9 @@
   <w:style w:type="character" w:customStyle="1" w:styleId="NormalTok">
     <w:name w:val="NormalTok"/>
     <w:basedOn w:val="VerbatimChar"/>
-    <w:rPr/>
+    <w:rPr>
+      <w:rFonts w:eastAsia="黑体"/>
+    </w:rPr>
   </w:style>
 </w:styles>
 </file>
@@ -15224,12 +15927,12 @@
     <a:fontScheme name="Office">
       <a:majorFont>
         <a:latin typeface="Calibri"/>
-        <a:ea typeface=""/>
+        <a:ea typeface="黑体"/>
         <a:cs typeface=""/>
         <a:font script="Jpan" typeface="ＭＳ ゴシック"/>
         <a:font script="Hang" typeface="맑은 고딕"/>
-        <a:font script="Hans" typeface="宋体"/>
-        <a:font script="Hant" typeface="新細明體"/>
+        <a:font script="Hans" typeface="黑体"/>
+        <a:font script="Hant" typeface="黑体"/>
         <a:font script="Arab" typeface="Times New Roman"/>
         <a:font script="Hebr" typeface="Times New Roman"/>
         <a:font script="Thai" typeface="Angsana New"/>
@@ -15259,12 +15962,12 @@
       </a:majorFont>
       <a:minorFont>
         <a:latin typeface="Cambria"/>
-        <a:ea typeface=""/>
+        <a:ea typeface="黑体"/>
         <a:cs typeface=""/>
         <a:font script="Jpan" typeface="ＭＳ 明朝"/>
         <a:font script="Hang" typeface="맑은 고딕"/>
-        <a:font script="Hans" typeface="宋体"/>
-        <a:font script="Hant" typeface="新細明體"/>
+        <a:font script="Hans" typeface="黑体"/>
+        <a:font script="Hant" typeface="黑体"/>
         <a:font script="Arab" typeface="Arial"/>
         <a:font script="Hebr" typeface="Arial"/>
         <a:font script="Thai" typeface="Cordia New"/>

--- a/08-传感器电路/01-温度传感器电路/数字温度传感器电路/数字温度传感器电路.docx
+++ b/08-传感器电路/01-温度传感器电路/数字温度传感器电路/数字温度传感器电路.docx
@@ -2856,7 +2856,7 @@
           <w:color w:val="555555"/>
           <w:sz w:val="21"/>
         </w:rPr>
-        <w:t>材料收集者：杜文杰，WX手机：19519196569，QQ:3478827729</w:t>
+        <w:t>材料收集者：杜文杰，微信/手机：19519196569，QQ:3478827729</w:t>
       </w:r>
     </w:p>
     <w:sectPr>
